--- a/deliverables/inland_transport_2026-10/docx/WHSOP_003_A04.docx
+++ b/deliverables/inland_transport_2026-10/docx/WHSOP_003_A04.docx
@@ -960,13 +960,13 @@
         </w:tblBorders>
       </w:tblPr>
       <w:tblGrid>
-        <w:gridCol w:w="1613"/>
-        <w:gridCol w:w="1564"/>
-        <w:gridCol w:w="904"/>
-        <w:gridCol w:w="1923"/>
-        <w:gridCol w:w="1281"/>
-        <w:gridCol w:w="1338"/>
-        <w:gridCol w:w="1841"/>
+        <w:gridCol w:w="1621"/>
+        <w:gridCol w:w="1229"/>
+        <w:gridCol w:w="932"/>
+        <w:gridCol w:w="2008"/>
+        <w:gridCol w:w="1351"/>
+        <w:gridCol w:w="1392"/>
+        <w:gridCol w:w="1929"/>
       </w:tblGrid>
       <w:tr>
         <w:trPr>
@@ -976,7 +976,7 @@
           <w:tcPr>
             <w:shd w:val="clear" w:color="auto" w:fill="2B547E"/>
             <w:vAlign w:val="center"/>
-            <w:tcW w:type="dxa" w:w="1613"/>
+            <w:tcW w:type="dxa" w:w="1621"/>
           </w:tcPr>
           <w:p>
             <w:pPr>
@@ -1000,7 +1000,7 @@
           <w:tcPr>
             <w:shd w:val="clear" w:color="auto" w:fill="2B547E"/>
             <w:vAlign w:val="center"/>
-            <w:tcW w:type="dxa" w:w="1564"/>
+            <w:tcW w:type="dxa" w:w="1229"/>
           </w:tcPr>
           <w:p>
             <w:pPr>
@@ -1016,7 +1016,7 @@
                 <w:color w:val="FFFFFF"/>
                 <w:sz w:val="18"/>
               </w:rPr>
-              <w:t>Серија / мостра</w:t>
+              <w:t>Серија</w:t>
             </w:r>
             <w:r>
               <w:rPr>
@@ -1036,7 +1036,7 @@
                 <w:color w:val="FFFFFF"/>
                 <w:sz w:val="14"/>
               </w:rPr>
-              <w:t>Batch / sample</w:t>
+              <w:t>Batch</w:t>
             </w:r>
           </w:p>
         </w:tc>
@@ -1044,7 +1044,7 @@
           <w:tcPr>
             <w:shd w:val="clear" w:color="auto" w:fill="2B547E"/>
             <w:vAlign w:val="center"/>
-            <w:tcW w:type="dxa" w:w="904"/>
+            <w:tcW w:type="dxa" w:w="932"/>
           </w:tcPr>
           <w:p>
             <w:pPr>
@@ -1088,7 +1088,7 @@
           <w:tcPr>
             <w:shd w:val="clear" w:color="auto" w:fill="2B547E"/>
             <w:vAlign w:val="center"/>
-            <w:tcW w:type="dxa" w:w="1923"/>
+            <w:tcW w:type="dxa" w:w="2008"/>
           </w:tcPr>
           <w:p>
             <w:pPr>
@@ -1132,7 +1132,7 @@
           <w:tcPr>
             <w:shd w:val="clear" w:color="auto" w:fill="2B547E"/>
             <w:vAlign w:val="center"/>
-            <w:tcW w:type="dxa" w:w="1281"/>
+            <w:tcW w:type="dxa" w:w="1351"/>
           </w:tcPr>
           <w:p>
             <w:pPr>
@@ -1176,7 +1176,7 @@
           <w:tcPr>
             <w:shd w:val="clear" w:color="auto" w:fill="2B547E"/>
             <w:vAlign w:val="center"/>
-            <w:tcW w:type="dxa" w:w="1338"/>
+            <w:tcW w:type="dxa" w:w="1392"/>
           </w:tcPr>
           <w:p>
             <w:pPr>
@@ -1220,7 +1220,7 @@
           <w:tcPr>
             <w:shd w:val="clear" w:color="auto" w:fill="2B547E"/>
             <w:vAlign w:val="center"/>
-            <w:tcW w:type="dxa" w:w="1841"/>
+            <w:tcW w:type="dxa" w:w="1929"/>
           </w:tcPr>
           <w:p>
             <w:pPr>
@@ -1266,7 +1266,7 @@
           <w:tcPr>
             <w:shd w:val="clear" w:color="auto" w:fill="F2F2F2"/>
             <w:vAlign w:val="center"/>
-            <w:tcW w:type="dxa" w:w="1613"/>
+            <w:tcW w:type="dxa" w:w="1621"/>
           </w:tcPr>
           <w:p>
             <w:pPr>
@@ -1289,72 +1289,72 @@
         <w:tc>
           <w:tcPr>
             <w:vAlign w:val="center"/>
-            <w:tcW w:type="dxa" w:w="1564"/>
-          </w:tcPr>
-          <w:p>
-            <w:pPr>
-              <w:spacing w:before="20" w:after="20"/>
-              <w:jc w:val="center"/>
-            </w:pPr>
-            <w:r/>
-          </w:p>
-        </w:tc>
-        <w:tc>
-          <w:tcPr>
-            <w:vAlign w:val="center"/>
-            <w:tcW w:type="dxa" w:w="904"/>
-          </w:tcPr>
-          <w:p>
-            <w:pPr>
-              <w:spacing w:before="20" w:after="20"/>
-              <w:jc w:val="center"/>
-            </w:pPr>
-            <w:r/>
-          </w:p>
-        </w:tc>
-        <w:tc>
-          <w:tcPr>
-            <w:vAlign w:val="center"/>
-            <w:tcW w:type="dxa" w:w="1923"/>
-          </w:tcPr>
-          <w:p>
-            <w:pPr>
-              <w:spacing w:before="20" w:after="20"/>
-              <w:jc w:val="center"/>
-            </w:pPr>
-            <w:r/>
-          </w:p>
-        </w:tc>
-        <w:tc>
-          <w:tcPr>
-            <w:vAlign w:val="center"/>
-            <w:tcW w:type="dxa" w:w="1281"/>
-          </w:tcPr>
-          <w:p>
-            <w:pPr>
-              <w:spacing w:before="20" w:after="20"/>
-              <w:jc w:val="center"/>
-            </w:pPr>
-            <w:r/>
-          </w:p>
-        </w:tc>
-        <w:tc>
-          <w:tcPr>
-            <w:vAlign w:val="center"/>
-            <w:tcW w:type="dxa" w:w="1338"/>
-          </w:tcPr>
-          <w:p>
-            <w:pPr>
-              <w:spacing w:before="20" w:after="20"/>
-              <w:jc w:val="center"/>
-            </w:pPr>
-            <w:r/>
-          </w:p>
-        </w:tc>
-        <w:tc>
-          <w:tcPr>
-            <w:vAlign w:val="center"/>
-            <w:tcW w:type="dxa" w:w="1841"/>
+            <w:tcW w:type="dxa" w:w="1229"/>
+          </w:tcPr>
+          <w:p>
+            <w:pPr>
+              <w:spacing w:before="20" w:after="20"/>
+              <w:jc w:val="center"/>
+            </w:pPr>
+            <w:r/>
+          </w:p>
+        </w:tc>
+        <w:tc>
+          <w:tcPr>
+            <w:vAlign w:val="center"/>
+            <w:tcW w:type="dxa" w:w="932"/>
+          </w:tcPr>
+          <w:p>
+            <w:pPr>
+              <w:spacing w:before="20" w:after="20"/>
+              <w:jc w:val="center"/>
+            </w:pPr>
+            <w:r/>
+          </w:p>
+        </w:tc>
+        <w:tc>
+          <w:tcPr>
+            <w:vAlign w:val="center"/>
+            <w:tcW w:type="dxa" w:w="2008"/>
+          </w:tcPr>
+          <w:p>
+            <w:pPr>
+              <w:spacing w:before="20" w:after="20"/>
+              <w:jc w:val="center"/>
+            </w:pPr>
+            <w:r/>
+          </w:p>
+        </w:tc>
+        <w:tc>
+          <w:tcPr>
+            <w:vAlign w:val="center"/>
+            <w:tcW w:type="dxa" w:w="1351"/>
+          </w:tcPr>
+          <w:p>
+            <w:pPr>
+              <w:spacing w:before="20" w:after="20"/>
+              <w:jc w:val="center"/>
+            </w:pPr>
+            <w:r/>
+          </w:p>
+        </w:tc>
+        <w:tc>
+          <w:tcPr>
+            <w:vAlign w:val="center"/>
+            <w:tcW w:type="dxa" w:w="1392"/>
+          </w:tcPr>
+          <w:p>
+            <w:pPr>
+              <w:spacing w:before="20" w:after="20"/>
+              <w:jc w:val="center"/>
+            </w:pPr>
+            <w:r/>
+          </w:p>
+        </w:tc>
+        <w:tc>
+          <w:tcPr>
+            <w:vAlign w:val="center"/>
+            <w:tcW w:type="dxa" w:w="1929"/>
           </w:tcPr>
           <w:p>
             <w:pPr>
@@ -1370,7 +1370,7 @@
           <w:tcPr>
             <w:shd w:val="clear" w:color="auto" w:fill="F2F2F2"/>
             <w:vAlign w:val="center"/>
-            <w:tcW w:type="dxa" w:w="1613"/>
+            <w:tcW w:type="dxa" w:w="1621"/>
           </w:tcPr>
           <w:p>
             <w:pPr>
@@ -1394,7 +1394,7 @@
           <w:tcPr>
             <w:shd w:val="clear" w:color="auto" w:fill="F7FAFC"/>
             <w:vAlign w:val="center"/>
-            <w:tcW w:type="dxa" w:w="1564"/>
+            <w:tcW w:type="dxa" w:w="1229"/>
           </w:tcPr>
           <w:p>
             <w:pPr>
@@ -1408,7 +1408,7 @@
           <w:tcPr>
             <w:shd w:val="clear" w:color="auto" w:fill="F7FAFC"/>
             <w:vAlign w:val="center"/>
-            <w:tcW w:type="dxa" w:w="904"/>
+            <w:tcW w:type="dxa" w:w="932"/>
           </w:tcPr>
           <w:p>
             <w:pPr>
@@ -1422,7 +1422,7 @@
           <w:tcPr>
             <w:shd w:val="clear" w:color="auto" w:fill="F7FAFC"/>
             <w:vAlign w:val="center"/>
-            <w:tcW w:type="dxa" w:w="1923"/>
+            <w:tcW w:type="dxa" w:w="2008"/>
           </w:tcPr>
           <w:p>
             <w:pPr>
@@ -1436,7 +1436,7 @@
           <w:tcPr>
             <w:shd w:val="clear" w:color="auto" w:fill="F7FAFC"/>
             <w:vAlign w:val="center"/>
-            <w:tcW w:type="dxa" w:w="1281"/>
+            <w:tcW w:type="dxa" w:w="1351"/>
           </w:tcPr>
           <w:p>
             <w:pPr>
@@ -1450,7 +1450,7 @@
           <w:tcPr>
             <w:shd w:val="clear" w:color="auto" w:fill="F7FAFC"/>
             <w:vAlign w:val="center"/>
-            <w:tcW w:type="dxa" w:w="1338"/>
+            <w:tcW w:type="dxa" w:w="1392"/>
           </w:tcPr>
           <w:p>
             <w:pPr>
@@ -1464,7 +1464,7 @@
           <w:tcPr>
             <w:shd w:val="clear" w:color="auto" w:fill="F7FAFC"/>
             <w:vAlign w:val="center"/>
-            <w:tcW w:type="dxa" w:w="1841"/>
+            <w:tcW w:type="dxa" w:w="1929"/>
           </w:tcPr>
           <w:p>
             <w:pPr>
@@ -1480,7 +1480,7 @@
           <w:tcPr>
             <w:shd w:val="clear" w:color="auto" w:fill="F2F2F2"/>
             <w:vAlign w:val="center"/>
-            <w:tcW w:type="dxa" w:w="1613"/>
+            <w:tcW w:type="dxa" w:w="1621"/>
           </w:tcPr>
           <w:p>
             <w:pPr>
@@ -1503,72 +1503,72 @@
         <w:tc>
           <w:tcPr>
             <w:vAlign w:val="center"/>
-            <w:tcW w:type="dxa" w:w="1564"/>
-          </w:tcPr>
-          <w:p>
-            <w:pPr>
-              <w:spacing w:before="20" w:after="20"/>
-              <w:jc w:val="center"/>
-            </w:pPr>
-            <w:r/>
-          </w:p>
-        </w:tc>
-        <w:tc>
-          <w:tcPr>
-            <w:vAlign w:val="center"/>
-            <w:tcW w:type="dxa" w:w="904"/>
-          </w:tcPr>
-          <w:p>
-            <w:pPr>
-              <w:spacing w:before="20" w:after="20"/>
-              <w:jc w:val="center"/>
-            </w:pPr>
-            <w:r/>
-          </w:p>
-        </w:tc>
-        <w:tc>
-          <w:tcPr>
-            <w:vAlign w:val="center"/>
-            <w:tcW w:type="dxa" w:w="1923"/>
-          </w:tcPr>
-          <w:p>
-            <w:pPr>
-              <w:spacing w:before="20" w:after="20"/>
-              <w:jc w:val="center"/>
-            </w:pPr>
-            <w:r/>
-          </w:p>
-        </w:tc>
-        <w:tc>
-          <w:tcPr>
-            <w:vAlign w:val="center"/>
-            <w:tcW w:type="dxa" w:w="1281"/>
-          </w:tcPr>
-          <w:p>
-            <w:pPr>
-              <w:spacing w:before="20" w:after="20"/>
-              <w:jc w:val="center"/>
-            </w:pPr>
-            <w:r/>
-          </w:p>
-        </w:tc>
-        <w:tc>
-          <w:tcPr>
-            <w:vAlign w:val="center"/>
-            <w:tcW w:type="dxa" w:w="1338"/>
-          </w:tcPr>
-          <w:p>
-            <w:pPr>
-              <w:spacing w:before="20" w:after="20"/>
-              <w:jc w:val="center"/>
-            </w:pPr>
-            <w:r/>
-          </w:p>
-        </w:tc>
-        <w:tc>
-          <w:tcPr>
-            <w:vAlign w:val="center"/>
-            <w:tcW w:type="dxa" w:w="1841"/>
+            <w:tcW w:type="dxa" w:w="1229"/>
+          </w:tcPr>
+          <w:p>
+            <w:pPr>
+              <w:spacing w:before="20" w:after="20"/>
+              <w:jc w:val="center"/>
+            </w:pPr>
+            <w:r/>
+          </w:p>
+        </w:tc>
+        <w:tc>
+          <w:tcPr>
+            <w:vAlign w:val="center"/>
+            <w:tcW w:type="dxa" w:w="932"/>
+          </w:tcPr>
+          <w:p>
+            <w:pPr>
+              <w:spacing w:before="20" w:after="20"/>
+              <w:jc w:val="center"/>
+            </w:pPr>
+            <w:r/>
+          </w:p>
+        </w:tc>
+        <w:tc>
+          <w:tcPr>
+            <w:vAlign w:val="center"/>
+            <w:tcW w:type="dxa" w:w="2008"/>
+          </w:tcPr>
+          <w:p>
+            <w:pPr>
+              <w:spacing w:before="20" w:after="20"/>
+              <w:jc w:val="center"/>
+            </w:pPr>
+            <w:r/>
+          </w:p>
+        </w:tc>
+        <w:tc>
+          <w:tcPr>
+            <w:vAlign w:val="center"/>
+            <w:tcW w:type="dxa" w:w="1351"/>
+          </w:tcPr>
+          <w:p>
+            <w:pPr>
+              <w:spacing w:before="20" w:after="20"/>
+              <w:jc w:val="center"/>
+            </w:pPr>
+            <w:r/>
+          </w:p>
+        </w:tc>
+        <w:tc>
+          <w:tcPr>
+            <w:vAlign w:val="center"/>
+            <w:tcW w:type="dxa" w:w="1392"/>
+          </w:tcPr>
+          <w:p>
+            <w:pPr>
+              <w:spacing w:before="20" w:after="20"/>
+              <w:jc w:val="center"/>
+            </w:pPr>
+            <w:r/>
+          </w:p>
+        </w:tc>
+        <w:tc>
+          <w:tcPr>
+            <w:vAlign w:val="center"/>
+            <w:tcW w:type="dxa" w:w="1929"/>
           </w:tcPr>
           <w:p>
             <w:pPr>
@@ -1584,7 +1584,7 @@
           <w:tcPr>
             <w:shd w:val="clear" w:color="auto" w:fill="F2F2F2"/>
             <w:vAlign w:val="center"/>
-            <w:tcW w:type="dxa" w:w="1613"/>
+            <w:tcW w:type="dxa" w:w="1621"/>
           </w:tcPr>
           <w:p>
             <w:pPr>
@@ -1608,7 +1608,7 @@
           <w:tcPr>
             <w:shd w:val="clear" w:color="auto" w:fill="F7FAFC"/>
             <w:vAlign w:val="center"/>
-            <w:tcW w:type="dxa" w:w="1564"/>
+            <w:tcW w:type="dxa" w:w="1229"/>
           </w:tcPr>
           <w:p>
             <w:pPr>
@@ -1622,7 +1622,7 @@
           <w:tcPr>
             <w:shd w:val="clear" w:color="auto" w:fill="F7FAFC"/>
             <w:vAlign w:val="center"/>
-            <w:tcW w:type="dxa" w:w="904"/>
+            <w:tcW w:type="dxa" w:w="932"/>
           </w:tcPr>
           <w:p>
             <w:pPr>
@@ -1636,7 +1636,7 @@
           <w:tcPr>
             <w:shd w:val="clear" w:color="auto" w:fill="F7FAFC"/>
             <w:vAlign w:val="center"/>
-            <w:tcW w:type="dxa" w:w="1923"/>
+            <w:tcW w:type="dxa" w:w="2008"/>
           </w:tcPr>
           <w:p>
             <w:pPr>
@@ -1650,7 +1650,7 @@
           <w:tcPr>
             <w:shd w:val="clear" w:color="auto" w:fill="F7FAFC"/>
             <w:vAlign w:val="center"/>
-            <w:tcW w:type="dxa" w:w="1281"/>
+            <w:tcW w:type="dxa" w:w="1351"/>
           </w:tcPr>
           <w:p>
             <w:pPr>
@@ -1664,7 +1664,7 @@
           <w:tcPr>
             <w:shd w:val="clear" w:color="auto" w:fill="F7FAFC"/>
             <w:vAlign w:val="center"/>
-            <w:tcW w:type="dxa" w:w="1338"/>
+            <w:tcW w:type="dxa" w:w="1392"/>
           </w:tcPr>
           <w:p>
             <w:pPr>
@@ -1678,7 +1678,7 @@
           <w:tcPr>
             <w:shd w:val="clear" w:color="auto" w:fill="F7FAFC"/>
             <w:vAlign w:val="center"/>
-            <w:tcW w:type="dxa" w:w="1841"/>
+            <w:tcW w:type="dxa" w:w="1929"/>
           </w:tcPr>
           <w:p>
             <w:pPr>
@@ -1694,7 +1694,7 @@
           <w:tcPr>
             <w:shd w:val="clear" w:color="auto" w:fill="F2F2F2"/>
             <w:vAlign w:val="center"/>
-            <w:tcW w:type="dxa" w:w="1613"/>
+            <w:tcW w:type="dxa" w:w="1621"/>
           </w:tcPr>
           <w:p>
             <w:pPr>
@@ -1717,72 +1717,72 @@
         <w:tc>
           <w:tcPr>
             <w:vAlign w:val="center"/>
-            <w:tcW w:type="dxa" w:w="1564"/>
-          </w:tcPr>
-          <w:p>
-            <w:pPr>
-              <w:spacing w:before="20" w:after="20"/>
-              <w:jc w:val="center"/>
-            </w:pPr>
-            <w:r/>
-          </w:p>
-        </w:tc>
-        <w:tc>
-          <w:tcPr>
-            <w:vAlign w:val="center"/>
-            <w:tcW w:type="dxa" w:w="904"/>
-          </w:tcPr>
-          <w:p>
-            <w:pPr>
-              <w:spacing w:before="20" w:after="20"/>
-              <w:jc w:val="center"/>
-            </w:pPr>
-            <w:r/>
-          </w:p>
-        </w:tc>
-        <w:tc>
-          <w:tcPr>
-            <w:vAlign w:val="center"/>
-            <w:tcW w:type="dxa" w:w="1923"/>
-          </w:tcPr>
-          <w:p>
-            <w:pPr>
-              <w:spacing w:before="20" w:after="20"/>
-              <w:jc w:val="center"/>
-            </w:pPr>
-            <w:r/>
-          </w:p>
-        </w:tc>
-        <w:tc>
-          <w:tcPr>
-            <w:vAlign w:val="center"/>
-            <w:tcW w:type="dxa" w:w="1281"/>
-          </w:tcPr>
-          <w:p>
-            <w:pPr>
-              <w:spacing w:before="20" w:after="20"/>
-              <w:jc w:val="center"/>
-            </w:pPr>
-            <w:r/>
-          </w:p>
-        </w:tc>
-        <w:tc>
-          <w:tcPr>
-            <w:vAlign w:val="center"/>
-            <w:tcW w:type="dxa" w:w="1338"/>
-          </w:tcPr>
-          <w:p>
-            <w:pPr>
-              <w:spacing w:before="20" w:after="20"/>
-              <w:jc w:val="center"/>
-            </w:pPr>
-            <w:r/>
-          </w:p>
-        </w:tc>
-        <w:tc>
-          <w:tcPr>
-            <w:vAlign w:val="center"/>
-            <w:tcW w:type="dxa" w:w="1841"/>
+            <w:tcW w:type="dxa" w:w="1229"/>
+          </w:tcPr>
+          <w:p>
+            <w:pPr>
+              <w:spacing w:before="20" w:after="20"/>
+              <w:jc w:val="center"/>
+            </w:pPr>
+            <w:r/>
+          </w:p>
+        </w:tc>
+        <w:tc>
+          <w:tcPr>
+            <w:vAlign w:val="center"/>
+            <w:tcW w:type="dxa" w:w="932"/>
+          </w:tcPr>
+          <w:p>
+            <w:pPr>
+              <w:spacing w:before="20" w:after="20"/>
+              <w:jc w:val="center"/>
+            </w:pPr>
+            <w:r/>
+          </w:p>
+        </w:tc>
+        <w:tc>
+          <w:tcPr>
+            <w:vAlign w:val="center"/>
+            <w:tcW w:type="dxa" w:w="2008"/>
+          </w:tcPr>
+          <w:p>
+            <w:pPr>
+              <w:spacing w:before="20" w:after="20"/>
+              <w:jc w:val="center"/>
+            </w:pPr>
+            <w:r/>
+          </w:p>
+        </w:tc>
+        <w:tc>
+          <w:tcPr>
+            <w:vAlign w:val="center"/>
+            <w:tcW w:type="dxa" w:w="1351"/>
+          </w:tcPr>
+          <w:p>
+            <w:pPr>
+              <w:spacing w:before="20" w:after="20"/>
+              <w:jc w:val="center"/>
+            </w:pPr>
+            <w:r/>
+          </w:p>
+        </w:tc>
+        <w:tc>
+          <w:tcPr>
+            <w:vAlign w:val="center"/>
+            <w:tcW w:type="dxa" w:w="1392"/>
+          </w:tcPr>
+          <w:p>
+            <w:pPr>
+              <w:spacing w:before="20" w:after="20"/>
+              <w:jc w:val="center"/>
+            </w:pPr>
+            <w:r/>
+          </w:p>
+        </w:tc>
+        <w:tc>
+          <w:tcPr>
+            <w:vAlign w:val="center"/>
+            <w:tcW w:type="dxa" w:w="1929"/>
           </w:tcPr>
           <w:p>
             <w:pPr>
@@ -1798,7 +1798,7 @@
           <w:tcPr>
             <w:shd w:val="clear" w:color="auto" w:fill="F2F2F2"/>
             <w:vAlign w:val="center"/>
-            <w:tcW w:type="dxa" w:w="1613"/>
+            <w:tcW w:type="dxa" w:w="1621"/>
           </w:tcPr>
           <w:p>
             <w:pPr>
@@ -1822,7 +1822,7 @@
           <w:tcPr>
             <w:shd w:val="clear" w:color="auto" w:fill="F7FAFC"/>
             <w:vAlign w:val="center"/>
-            <w:tcW w:type="dxa" w:w="1564"/>
+            <w:tcW w:type="dxa" w:w="1229"/>
           </w:tcPr>
           <w:p>
             <w:pPr>
@@ -1836,7 +1836,7 @@
           <w:tcPr>
             <w:shd w:val="clear" w:color="auto" w:fill="F7FAFC"/>
             <w:vAlign w:val="center"/>
-            <w:tcW w:type="dxa" w:w="904"/>
+            <w:tcW w:type="dxa" w:w="932"/>
           </w:tcPr>
           <w:p>
             <w:pPr>
@@ -1850,7 +1850,7 @@
           <w:tcPr>
             <w:shd w:val="clear" w:color="auto" w:fill="F7FAFC"/>
             <w:vAlign w:val="center"/>
-            <w:tcW w:type="dxa" w:w="1923"/>
+            <w:tcW w:type="dxa" w:w="2008"/>
           </w:tcPr>
           <w:p>
             <w:pPr>
@@ -1864,7 +1864,7 @@
           <w:tcPr>
             <w:shd w:val="clear" w:color="auto" w:fill="F7FAFC"/>
             <w:vAlign w:val="center"/>
-            <w:tcW w:type="dxa" w:w="1281"/>
+            <w:tcW w:type="dxa" w:w="1351"/>
           </w:tcPr>
           <w:p>
             <w:pPr>
@@ -1878,7 +1878,7 @@
           <w:tcPr>
             <w:shd w:val="clear" w:color="auto" w:fill="F7FAFC"/>
             <w:vAlign w:val="center"/>
-            <w:tcW w:type="dxa" w:w="1338"/>
+            <w:tcW w:type="dxa" w:w="1392"/>
           </w:tcPr>
           <w:p>
             <w:pPr>
@@ -1892,7 +1892,7 @@
           <w:tcPr>
             <w:shd w:val="clear" w:color="auto" w:fill="F7FAFC"/>
             <w:vAlign w:val="center"/>
-            <w:tcW w:type="dxa" w:w="1841"/>
+            <w:tcW w:type="dxa" w:w="1929"/>
           </w:tcPr>
           <w:p>
             <w:pPr>
@@ -1908,7 +1908,7 @@
           <w:tcPr>
             <w:shd w:val="clear" w:color="auto" w:fill="F2F2F2"/>
             <w:vAlign w:val="center"/>
-            <w:tcW w:type="dxa" w:w="1613"/>
+            <w:tcW w:type="dxa" w:w="1621"/>
           </w:tcPr>
           <w:p>
             <w:pPr>
@@ -1951,72 +1951,72 @@
         <w:tc>
           <w:tcPr>
             <w:vAlign w:val="center"/>
-            <w:tcW w:type="dxa" w:w="1564"/>
-          </w:tcPr>
-          <w:p>
-            <w:pPr>
-              <w:spacing w:before="20" w:after="20"/>
-              <w:jc w:val="center"/>
-            </w:pPr>
-            <w:r/>
-          </w:p>
-        </w:tc>
-        <w:tc>
-          <w:tcPr>
-            <w:vAlign w:val="center"/>
-            <w:tcW w:type="dxa" w:w="904"/>
-          </w:tcPr>
-          <w:p>
-            <w:pPr>
-              <w:spacing w:before="20" w:after="20"/>
-              <w:jc w:val="center"/>
-            </w:pPr>
-            <w:r/>
-          </w:p>
-        </w:tc>
-        <w:tc>
-          <w:tcPr>
-            <w:vAlign w:val="center"/>
-            <w:tcW w:type="dxa" w:w="1923"/>
-          </w:tcPr>
-          <w:p>
-            <w:pPr>
-              <w:spacing w:before="20" w:after="20"/>
-              <w:jc w:val="center"/>
-            </w:pPr>
-            <w:r/>
-          </w:p>
-        </w:tc>
-        <w:tc>
-          <w:tcPr>
-            <w:vAlign w:val="center"/>
-            <w:tcW w:type="dxa" w:w="1281"/>
-          </w:tcPr>
-          <w:p>
-            <w:pPr>
-              <w:spacing w:before="20" w:after="20"/>
-              <w:jc w:val="center"/>
-            </w:pPr>
-            <w:r/>
-          </w:p>
-        </w:tc>
-        <w:tc>
-          <w:tcPr>
-            <w:vAlign w:val="center"/>
-            <w:tcW w:type="dxa" w:w="1338"/>
-          </w:tcPr>
-          <w:p>
-            <w:pPr>
-              <w:spacing w:before="20" w:after="20"/>
-              <w:jc w:val="center"/>
-            </w:pPr>
-            <w:r/>
-          </w:p>
-        </w:tc>
-        <w:tc>
-          <w:tcPr>
-            <w:vAlign w:val="center"/>
-            <w:tcW w:type="dxa" w:w="1841"/>
+            <w:tcW w:type="dxa" w:w="1229"/>
+          </w:tcPr>
+          <w:p>
+            <w:pPr>
+              <w:spacing w:before="20" w:after="20"/>
+              <w:jc w:val="center"/>
+            </w:pPr>
+            <w:r/>
+          </w:p>
+        </w:tc>
+        <w:tc>
+          <w:tcPr>
+            <w:vAlign w:val="center"/>
+            <w:tcW w:type="dxa" w:w="932"/>
+          </w:tcPr>
+          <w:p>
+            <w:pPr>
+              <w:spacing w:before="20" w:after="20"/>
+              <w:jc w:val="center"/>
+            </w:pPr>
+            <w:r/>
+          </w:p>
+        </w:tc>
+        <w:tc>
+          <w:tcPr>
+            <w:vAlign w:val="center"/>
+            <w:tcW w:type="dxa" w:w="2008"/>
+          </w:tcPr>
+          <w:p>
+            <w:pPr>
+              <w:spacing w:before="20" w:after="20"/>
+              <w:jc w:val="center"/>
+            </w:pPr>
+            <w:r/>
+          </w:p>
+        </w:tc>
+        <w:tc>
+          <w:tcPr>
+            <w:vAlign w:val="center"/>
+            <w:tcW w:type="dxa" w:w="1351"/>
+          </w:tcPr>
+          <w:p>
+            <w:pPr>
+              <w:spacing w:before="20" w:after="20"/>
+              <w:jc w:val="center"/>
+            </w:pPr>
+            <w:r/>
+          </w:p>
+        </w:tc>
+        <w:tc>
+          <w:tcPr>
+            <w:vAlign w:val="center"/>
+            <w:tcW w:type="dxa" w:w="1392"/>
+          </w:tcPr>
+          <w:p>
+            <w:pPr>
+              <w:spacing w:before="20" w:after="20"/>
+              <w:jc w:val="center"/>
+            </w:pPr>
+            <w:r/>
+          </w:p>
+        </w:tc>
+        <w:tc>
+          <w:tcPr>
+            <w:vAlign w:val="center"/>
+            <w:tcW w:type="dxa" w:w="1929"/>
           </w:tcPr>
           <w:p>
             <w:pPr>
@@ -3848,7 +3848,7 @@
                 <w:color w:val="000000"/>
                 <w:sz w:val="18"/>
               </w:rPr>
-              <w:t>Документите се предадени (A04, A06, картичка за итни случаи)</w:t>
+              <w:t>Документите се предадени (A04, картичка за итни случаи)</w:t>
             </w:r>
             <w:r>
               <w:rPr>
@@ -3868,7 +3868,7 @@
                 <w:color w:val="000000"/>
                 <w:sz w:val="14"/>
               </w:rPr>
-              <w:t>Documents handed over (A04, A06, emergency card)</w:t>
+              <w:t>Documents handed over (A04, emergency card)</w:t>
             </w:r>
           </w:p>
         </w:tc>
@@ -5506,7 +5506,7 @@
                 <w:color w:val="000000"/>
                 <w:sz w:val="18"/>
               </w:rPr>
-              <w:t>Презема (примач / лабораторија)</w:t>
+              <w:t>Презема (примач)</w:t>
             </w:r>
             <w:r>
               <w:rPr>
@@ -5526,7 +5526,7 @@
                 <w:color w:val="000000"/>
                 <w:sz w:val="14"/>
               </w:rPr>
-              <w:t>Receives (consignee / laboratory)</w:t>
+              <w:t>Receives (consignee)</w:t>
             </w:r>
           </w:p>
         </w:tc>

--- a/deliverables/inland_transport_2026-10/docx/WHSOP_003_A04.docx
+++ b/deliverables/inland_transport_2026-10/docx/WHSOP_003_A04.docx
@@ -96,72 +96,56 @@
         <w:t xml:space="preserve">   —   Верзија | Version: DRAFT   ·   Датум на важност | Effective date: —</w:t>
       </w:r>
     </w:p>
-    <w:tbl>
-      <w:tblPr>
-        <w:tblLook w:firstColumn="1" w:firstRow="1" w:lastColumn="0" w:lastRow="0" w:noHBand="0" w:noVBand="1" w:val="04A0"/>
-        <w:tblLayout w:type="fixed"/>
-        <w:tblW w:type="dxa" w:w="10466"/>
-        <w:tblInd w:type="dxa" w:w="0"/>
+    <w:p>
+      <w:pPr>
+        <w:spacing w:before="0" w:after="0"/>
         <w:jc w:val="center"/>
-        <w:tblBorders>
-          <w:top w:val="single" w:sz="4" w:space="0" w:color="2B547E"/>
-          <w:left w:val="single" w:sz="4" w:space="0" w:color="2B547E"/>
-          <w:bottom w:val="single" w:sz="4" w:space="0" w:color="2B547E"/>
-          <w:right w:val="single" w:sz="4" w:space="0" w:color="2B547E"/>
-          <w:insideH w:val="single" w:sz="4" w:space="0" w:color="2B547E"/>
-          <w:insideV w:val="single" w:sz="4" w:space="0" w:color="2B547E"/>
-        </w:tblBorders>
-      </w:tblPr>
-      <w:tblGrid>
-        <w:gridCol w:w="10466"/>
-      </w:tblGrid>
-      <w:tr>
-        <w:tc>
-          <w:tcPr>
-            <w:shd w:val="clear" w:color="auto" w:fill="2B547E"/>
-            <w:vAlign w:val="center"/>
-            <w:tcW w:type="dxa" w:w="10466"/>
-          </w:tcPr>
-          <w:p>
-            <w:pPr>
-              <w:spacing w:before="20" w:after="20"/>
-              <w:jc w:val="center"/>
-            </w:pPr>
-            <w:r/>
-            <w:r>
-              <w:rPr>
-                <w:rFonts w:ascii="Calibri" w:hAnsi="Calibri"/>
-                <w:b/>
-                <w:i w:val="0"/>
-                <w:color w:val="FFFFFF"/>
-                <w:sz w:val="22"/>
-              </w:rPr>
-              <w:t>1 Транспорт</w:t>
-            </w:r>
-            <w:r>
-              <w:rPr>
-                <w:rFonts w:ascii="Calibri" w:hAnsi="Calibri"/>
-                <w:b w:val="0"/>
-                <w:i w:val="0"/>
-                <w:color w:val="FFFFFF"/>
-                <w:sz w:val="18"/>
-              </w:rPr>
-              <w:t xml:space="preserve"> | </w:t>
-            </w:r>
-            <w:r>
-              <w:rPr>
-                <w:rFonts w:ascii="Calibri" w:hAnsi="Calibri"/>
-                <w:b w:val="0"/>
-                <w:i w:val="0"/>
-                <w:color w:val="FFFFFF"/>
-                <w:sz w:val="18"/>
-              </w:rPr>
-              <w:t>Transport</w:t>
-            </w:r>
-          </w:p>
-        </w:tc>
-      </w:tr>
-    </w:tbl>
+        <w:keepNext/>
+        <w:pBdr>
+          <w:top w:val="single" w:sz="4" w:space="2" w:color="2B547E"/>
+          <w:left w:val="single" w:sz="4" w:space="4" w:color="2B547E"/>
+          <w:bottom w:val="single" w:sz="4" w:space="2" w:color="2B547E"/>
+          <w:right w:val="single" w:sz="4" w:space="4" w:color="2B547E"/>
+        </w:pBdr>
+        <w:shd w:val="clear" w:color="auto" w:fill="2B547E"/>
+      </w:pPr>
+      <w:r>
+        <w:rPr>
+          <w:rFonts w:ascii="Calibri" w:hAnsi="Calibri"/>
+          <w:b/>
+          <w:i w:val="0"/>
+          <w:color w:val="FFFFFF"/>
+          <w:sz w:val="22"/>
+        </w:rPr>
+        <w:t>1 Транспорт</w:t>
+      </w:r>
+      <w:r>
+        <w:rPr>
+          <w:rFonts w:ascii="Calibri" w:hAnsi="Calibri"/>
+          <w:b w:val="0"/>
+          <w:i w:val="0"/>
+          <w:color w:val="FFFFFF"/>
+          <w:sz w:val="18"/>
+        </w:rPr>
+        <w:t xml:space="preserve"> | </w:t>
+      </w:r>
+      <w:r>
+        <w:rPr>
+          <w:rFonts w:ascii="Calibri" w:hAnsi="Calibri"/>
+          <w:b w:val="0"/>
+          <w:i w:val="0"/>
+          <w:color w:val="FFFFFF"/>
+          <w:sz w:val="18"/>
+        </w:rPr>
+        <w:t>Transport</w:t>
+      </w:r>
+    </w:p>
+    <w:p>
+      <w:pPr>
+        <w:keepNext/>
+        <w:spacing w:before="0" w:after="0" w:lineRule="exact" w:line="40"/>
+      </w:pPr>
+    </w:p>
     <w:tbl>
       <w:tblPr>
         <w:jc w:val="center"/>
@@ -187,6 +171,9 @@
         <w:gridCol w:w="2241"/>
       </w:tblGrid>
       <w:tr>
+        <w:trPr>
+          <w:cantSplit/>
+        </w:trPr>
         <w:tc>
           <w:tcPr>
             <w:shd w:val="clear" w:color="auto" w:fill="F2F2F2"/>
@@ -195,6 +182,7 @@
           </w:tcPr>
           <w:p>
             <w:pPr>
+              <w:keepNext/>
               <w:spacing w:before="20" w:after="20"/>
               <w:jc w:val="left"/>
             </w:pPr>
@@ -218,6 +206,7 @@
           </w:tcPr>
           <w:p>
             <w:pPr>
+              <w:keepNext/>
               <w:spacing w:before="20" w:after="20"/>
               <w:jc w:val="center"/>
             </w:pPr>
@@ -242,6 +231,7 @@
           </w:tcPr>
           <w:p>
             <w:pPr>
+              <w:keepNext/>
               <w:spacing w:before="20" w:after="20"/>
               <w:jc w:val="left"/>
             </w:pPr>
@@ -285,6 +275,7 @@
           </w:tcPr>
           <w:p>
             <w:pPr>
+              <w:keepNext/>
               <w:spacing w:before="20" w:after="20"/>
               <w:jc w:val="center"/>
             </w:pPr>
@@ -299,6 +290,7 @@
           </w:tcPr>
           <w:p>
             <w:pPr>
+              <w:keepNext/>
               <w:spacing w:before="20" w:after="20"/>
               <w:jc w:val="left"/>
             </w:pPr>
@@ -342,6 +334,7 @@
           </w:tcPr>
           <w:p>
             <w:pPr>
+              <w:keepNext/>
               <w:spacing w:before="20" w:after="20"/>
               <w:jc w:val="center"/>
             </w:pPr>
@@ -373,6 +366,9 @@
         <w:gridCol w:w="2398"/>
       </w:tblGrid>
       <w:tr>
+        <w:trPr>
+          <w:cantSplit/>
+        </w:trPr>
         <w:tc>
           <w:tcPr>
             <w:shd w:val="clear" w:color="auto" w:fill="F2F2F2"/>
@@ -381,6 +377,7 @@
           </w:tcPr>
           <w:p>
             <w:pPr>
+              <w:keepNext/>
               <w:spacing w:before="20" w:after="20"/>
               <w:jc w:val="left"/>
             </w:pPr>
@@ -424,6 +421,7 @@
           </w:tcPr>
           <w:p>
             <w:pPr>
+              <w:keepNext/>
               <w:spacing w:before="20" w:after="20"/>
               <w:jc w:val="center"/>
             </w:pPr>
@@ -438,6 +436,7 @@
           </w:tcPr>
           <w:p>
             <w:pPr>
+              <w:keepNext/>
               <w:spacing w:before="20" w:after="20"/>
               <w:jc w:val="left"/>
             </w:pPr>
@@ -481,6 +480,7 @@
           </w:tcPr>
           <w:p>
             <w:pPr>
+              <w:keepNext/>
               <w:spacing w:before="20" w:after="20"/>
               <w:jc w:val="center"/>
             </w:pPr>
@@ -510,6 +510,9 @@
         <w:gridCol w:w="8901"/>
       </w:tblGrid>
       <w:tr>
+        <w:trPr>
+          <w:cantSplit/>
+        </w:trPr>
         <w:tc>
           <w:tcPr>
             <w:shd w:val="clear" w:color="auto" w:fill="F2F2F2"/>
@@ -518,6 +521,7 @@
           </w:tcPr>
           <w:p>
             <w:pPr>
+              <w:keepNext/>
               <w:spacing w:before="20" w:after="20"/>
               <w:jc w:val="left"/>
             </w:pPr>
@@ -561,6 +565,7 @@
           </w:tcPr>
           <w:p>
             <w:pPr>
+              <w:keepNext/>
               <w:spacing w:before="20" w:after="20"/>
               <w:jc w:val="center"/>
             </w:pPr>
@@ -622,6 +627,9 @@
         <w:gridCol w:w="3668"/>
       </w:tblGrid>
       <w:tr>
+        <w:trPr>
+          <w:cantSplit/>
+        </w:trPr>
         <w:tc>
           <w:tcPr>
             <w:shd w:val="clear" w:color="auto" w:fill="F2F2F2"/>
@@ -630,6 +638,7 @@
           </w:tcPr>
           <w:p>
             <w:pPr>
+              <w:keepNext/>
               <w:spacing w:before="20" w:after="20"/>
               <w:jc w:val="left"/>
             </w:pPr>
@@ -673,6 +682,7 @@
           </w:tcPr>
           <w:p>
             <w:pPr>
+              <w:keepNext/>
               <w:spacing w:before="20" w:after="20"/>
               <w:jc w:val="center"/>
             </w:pPr>
@@ -687,6 +697,7 @@
           </w:tcPr>
           <w:p>
             <w:pPr>
+              <w:keepNext/>
               <w:spacing w:before="20" w:after="20"/>
               <w:jc w:val="left"/>
             </w:pPr>
@@ -730,6 +741,7 @@
           </w:tcPr>
           <w:p>
             <w:pPr>
+              <w:keepNext/>
               <w:spacing w:before="20" w:after="20"/>
               <w:jc w:val="center"/>
             </w:pPr>
@@ -761,6 +773,9 @@
         <w:gridCol w:w="1944"/>
       </w:tblGrid>
       <w:tr>
+        <w:trPr>
+          <w:cantSplit/>
+        </w:trPr>
         <w:tc>
           <w:tcPr>
             <w:shd w:val="clear" w:color="auto" w:fill="F2F2F2"/>
@@ -877,72 +892,62 @@
         </w:tc>
       </w:tr>
     </w:tbl>
-    <w:tbl>
-      <w:tblPr>
-        <w:tblLook w:firstColumn="1" w:firstRow="1" w:lastColumn="0" w:lastRow="0" w:noHBand="0" w:noVBand="1" w:val="04A0"/>
-        <w:tblLayout w:type="fixed"/>
-        <w:tblW w:type="dxa" w:w="10466"/>
-        <w:tblInd w:type="dxa" w:w="0"/>
+    <w:p>
+      <w:pPr>
+        <w:keepNext/>
+        <w:spacing w:before="0" w:after="0" w:lineRule="exact" w:line="240"/>
+      </w:pPr>
+    </w:p>
+    <w:p>
+      <w:pPr>
+        <w:spacing w:before="0" w:after="0"/>
         <w:jc w:val="center"/>
-        <w:tblBorders>
-          <w:top w:val="single" w:sz="4" w:space="0" w:color="2B547E"/>
-          <w:left w:val="single" w:sz="4" w:space="0" w:color="2B547E"/>
-          <w:bottom w:val="single" w:sz="4" w:space="0" w:color="2B547E"/>
-          <w:right w:val="single" w:sz="4" w:space="0" w:color="2B547E"/>
-          <w:insideH w:val="single" w:sz="4" w:space="0" w:color="2B547E"/>
-          <w:insideV w:val="single" w:sz="4" w:space="0" w:color="2B547E"/>
-        </w:tblBorders>
-      </w:tblPr>
-      <w:tblGrid>
-        <w:gridCol w:w="10466"/>
-      </w:tblGrid>
-      <w:tr>
-        <w:tc>
-          <w:tcPr>
-            <w:shd w:val="clear" w:color="auto" w:fill="2B547E"/>
-            <w:vAlign w:val="center"/>
-            <w:tcW w:type="dxa" w:w="10466"/>
-          </w:tcPr>
-          <w:p>
-            <w:pPr>
-              <w:spacing w:before="20" w:after="20"/>
-              <w:jc w:val="center"/>
-            </w:pPr>
-            <w:r/>
-            <w:r>
-              <w:rPr>
-                <w:rFonts w:ascii="Calibri" w:hAnsi="Calibri"/>
-                <w:b/>
-                <w:i w:val="0"/>
-                <w:color w:val="FFFFFF"/>
-                <w:sz w:val="22"/>
-              </w:rPr>
-              <w:t>2 Содржина на пратката</w:t>
-            </w:r>
-            <w:r>
-              <w:rPr>
-                <w:rFonts w:ascii="Calibri" w:hAnsi="Calibri"/>
-                <w:b w:val="0"/>
-                <w:i w:val="0"/>
-                <w:color w:val="FFFFFF"/>
-                <w:sz w:val="18"/>
-              </w:rPr>
-              <w:t xml:space="preserve"> | </w:t>
-            </w:r>
-            <w:r>
-              <w:rPr>
-                <w:rFonts w:ascii="Calibri" w:hAnsi="Calibri"/>
-                <w:b w:val="0"/>
-                <w:i w:val="0"/>
-                <w:color w:val="FFFFFF"/>
-                <w:sz w:val="18"/>
-              </w:rPr>
-              <w:t>Consignment contents</w:t>
-            </w:r>
-          </w:p>
-        </w:tc>
-      </w:tr>
-    </w:tbl>
+        <w:keepNext/>
+        <w:pBdr>
+          <w:top w:val="single" w:sz="4" w:space="2" w:color="2B547E"/>
+          <w:left w:val="single" w:sz="4" w:space="4" w:color="2B547E"/>
+          <w:bottom w:val="single" w:sz="4" w:space="2" w:color="2B547E"/>
+          <w:right w:val="single" w:sz="4" w:space="4" w:color="2B547E"/>
+        </w:pBdr>
+        <w:shd w:val="clear" w:color="auto" w:fill="2B547E"/>
+      </w:pPr>
+      <w:r>
+        <w:rPr>
+          <w:rFonts w:ascii="Calibri" w:hAnsi="Calibri"/>
+          <w:b/>
+          <w:i w:val="0"/>
+          <w:color w:val="FFFFFF"/>
+          <w:sz w:val="22"/>
+        </w:rPr>
+        <w:t>2 Содржина на пратката</w:t>
+      </w:r>
+      <w:r>
+        <w:rPr>
+          <w:rFonts w:ascii="Calibri" w:hAnsi="Calibri"/>
+          <w:b w:val="0"/>
+          <w:i w:val="0"/>
+          <w:color w:val="FFFFFF"/>
+          <w:sz w:val="18"/>
+        </w:rPr>
+        <w:t xml:space="preserve"> | </w:t>
+      </w:r>
+      <w:r>
+        <w:rPr>
+          <w:rFonts w:ascii="Calibri" w:hAnsi="Calibri"/>
+          <w:b w:val="0"/>
+          <w:i w:val="0"/>
+          <w:color w:val="FFFFFF"/>
+          <w:sz w:val="18"/>
+        </w:rPr>
+        <w:t>Consignment contents</w:t>
+      </w:r>
+    </w:p>
+    <w:p>
+      <w:pPr>
+        <w:keepNext/>
+        <w:spacing w:before="0" w:after="0" w:lineRule="exact" w:line="40"/>
+      </w:pPr>
+    </w:p>
     <w:tbl>
       <w:tblPr>
         <w:tblLook w:firstColumn="1" w:firstRow="1" w:lastColumn="0" w:lastRow="0" w:noHBand="0" w:noVBand="1" w:val="04A0"/>
@@ -971,6 +976,7 @@
       <w:tr>
         <w:trPr>
           <w:tblHeader w:val="true"/>
+          <w:cantSplit/>
         </w:trPr>
         <w:tc>
           <w:tcPr>
@@ -980,6 +986,7 @@
           </w:tcPr>
           <w:p>
             <w:pPr>
+              <w:keepNext/>
               <w:spacing w:before="20" w:after="20"/>
               <w:jc w:val="center"/>
             </w:pPr>
@@ -1004,6 +1011,7 @@
           </w:tcPr>
           <w:p>
             <w:pPr>
+              <w:keepNext/>
               <w:spacing w:before="20" w:after="20"/>
               <w:jc w:val="center"/>
             </w:pPr>
@@ -1048,6 +1056,7 @@
           </w:tcPr>
           <w:p>
             <w:pPr>
+              <w:keepNext/>
               <w:spacing w:before="20" w:after="20"/>
               <w:jc w:val="center"/>
             </w:pPr>
@@ -1092,6 +1101,7 @@
           </w:tcPr>
           <w:p>
             <w:pPr>
+              <w:keepNext/>
               <w:spacing w:before="20" w:after="20"/>
               <w:jc w:val="center"/>
             </w:pPr>
@@ -1136,6 +1146,7 @@
           </w:tcPr>
           <w:p>
             <w:pPr>
+              <w:keepNext/>
               <w:spacing w:before="20" w:after="20"/>
               <w:jc w:val="center"/>
             </w:pPr>
@@ -1180,6 +1191,7 @@
           </w:tcPr>
           <w:p>
             <w:pPr>
+              <w:keepNext/>
               <w:spacing w:before="20" w:after="20"/>
               <w:jc w:val="center"/>
             </w:pPr>
@@ -1224,6 +1236,7 @@
           </w:tcPr>
           <w:p>
             <w:pPr>
+              <w:keepNext/>
               <w:spacing w:before="20" w:after="20"/>
               <w:jc w:val="center"/>
             </w:pPr>
@@ -1262,6 +1275,9 @@
         </w:tc>
       </w:tr>
       <w:tr>
+        <w:trPr>
+          <w:cantSplit/>
+        </w:trPr>
         <w:tc>
           <w:tcPr>
             <w:shd w:val="clear" w:color="auto" w:fill="F2F2F2"/>
@@ -1270,6 +1286,7 @@
           </w:tcPr>
           <w:p>
             <w:pPr>
+              <w:keepNext/>
               <w:spacing w:before="20" w:after="20"/>
               <w:jc w:val="center"/>
             </w:pPr>
@@ -1293,6 +1310,7 @@
           </w:tcPr>
           <w:p>
             <w:pPr>
+              <w:keepNext/>
               <w:spacing w:before="20" w:after="20"/>
               <w:jc w:val="center"/>
             </w:pPr>
@@ -1306,6 +1324,7 @@
           </w:tcPr>
           <w:p>
             <w:pPr>
+              <w:keepNext/>
               <w:spacing w:before="20" w:after="20"/>
               <w:jc w:val="center"/>
             </w:pPr>
@@ -1319,6 +1338,7 @@
           </w:tcPr>
           <w:p>
             <w:pPr>
+              <w:keepNext/>
               <w:spacing w:before="20" w:after="20"/>
               <w:jc w:val="center"/>
             </w:pPr>
@@ -1332,6 +1352,7 @@
           </w:tcPr>
           <w:p>
             <w:pPr>
+              <w:keepNext/>
               <w:spacing w:before="20" w:after="20"/>
               <w:jc w:val="center"/>
             </w:pPr>
@@ -1345,6 +1366,7 @@
           </w:tcPr>
           <w:p>
             <w:pPr>
+              <w:keepNext/>
               <w:spacing w:before="20" w:after="20"/>
               <w:jc w:val="center"/>
             </w:pPr>
@@ -1358,6 +1380,7 @@
           </w:tcPr>
           <w:p>
             <w:pPr>
+              <w:keepNext/>
               <w:spacing w:before="20" w:after="20"/>
               <w:jc w:val="center"/>
             </w:pPr>
@@ -1366,6 +1389,9 @@
         </w:tc>
       </w:tr>
       <w:tr>
+        <w:trPr>
+          <w:cantSplit/>
+        </w:trPr>
         <w:tc>
           <w:tcPr>
             <w:shd w:val="clear" w:color="auto" w:fill="F2F2F2"/>
@@ -1374,6 +1400,7 @@
           </w:tcPr>
           <w:p>
             <w:pPr>
+              <w:keepNext/>
               <w:spacing w:before="20" w:after="20"/>
               <w:jc w:val="center"/>
             </w:pPr>
@@ -1398,6 +1425,7 @@
           </w:tcPr>
           <w:p>
             <w:pPr>
+              <w:keepNext/>
               <w:spacing w:before="20" w:after="20"/>
               <w:jc w:val="center"/>
             </w:pPr>
@@ -1412,6 +1440,7 @@
           </w:tcPr>
           <w:p>
             <w:pPr>
+              <w:keepNext/>
               <w:spacing w:before="20" w:after="20"/>
               <w:jc w:val="center"/>
             </w:pPr>
@@ -1426,6 +1455,7 @@
           </w:tcPr>
           <w:p>
             <w:pPr>
+              <w:keepNext/>
               <w:spacing w:before="20" w:after="20"/>
               <w:jc w:val="center"/>
             </w:pPr>
@@ -1440,6 +1470,7 @@
           </w:tcPr>
           <w:p>
             <w:pPr>
+              <w:keepNext/>
               <w:spacing w:before="20" w:after="20"/>
               <w:jc w:val="center"/>
             </w:pPr>
@@ -1454,6 +1485,7 @@
           </w:tcPr>
           <w:p>
             <w:pPr>
+              <w:keepNext/>
               <w:spacing w:before="20" w:after="20"/>
               <w:jc w:val="center"/>
             </w:pPr>
@@ -1468,6 +1500,7 @@
           </w:tcPr>
           <w:p>
             <w:pPr>
+              <w:keepNext/>
               <w:spacing w:before="20" w:after="20"/>
               <w:jc w:val="center"/>
             </w:pPr>
@@ -1476,6 +1509,9 @@
         </w:tc>
       </w:tr>
       <w:tr>
+        <w:trPr>
+          <w:cantSplit/>
+        </w:trPr>
         <w:tc>
           <w:tcPr>
             <w:shd w:val="clear" w:color="auto" w:fill="F2F2F2"/>
@@ -1484,6 +1520,7 @@
           </w:tcPr>
           <w:p>
             <w:pPr>
+              <w:keepNext/>
               <w:spacing w:before="20" w:after="20"/>
               <w:jc w:val="center"/>
             </w:pPr>
@@ -1507,6 +1544,7 @@
           </w:tcPr>
           <w:p>
             <w:pPr>
+              <w:keepNext/>
               <w:spacing w:before="20" w:after="20"/>
               <w:jc w:val="center"/>
             </w:pPr>
@@ -1520,6 +1558,7 @@
           </w:tcPr>
           <w:p>
             <w:pPr>
+              <w:keepNext/>
               <w:spacing w:before="20" w:after="20"/>
               <w:jc w:val="center"/>
             </w:pPr>
@@ -1533,6 +1572,7 @@
           </w:tcPr>
           <w:p>
             <w:pPr>
+              <w:keepNext/>
               <w:spacing w:before="20" w:after="20"/>
               <w:jc w:val="center"/>
             </w:pPr>
@@ -1546,6 +1586,7 @@
           </w:tcPr>
           <w:p>
             <w:pPr>
+              <w:keepNext/>
               <w:spacing w:before="20" w:after="20"/>
               <w:jc w:val="center"/>
             </w:pPr>
@@ -1559,6 +1600,7 @@
           </w:tcPr>
           <w:p>
             <w:pPr>
+              <w:keepNext/>
               <w:spacing w:before="20" w:after="20"/>
               <w:jc w:val="center"/>
             </w:pPr>
@@ -1572,6 +1614,7 @@
           </w:tcPr>
           <w:p>
             <w:pPr>
+              <w:keepNext/>
               <w:spacing w:before="20" w:after="20"/>
               <w:jc w:val="center"/>
             </w:pPr>
@@ -1580,6 +1623,9 @@
         </w:tc>
       </w:tr>
       <w:tr>
+        <w:trPr>
+          <w:cantSplit/>
+        </w:trPr>
         <w:tc>
           <w:tcPr>
             <w:shd w:val="clear" w:color="auto" w:fill="F2F2F2"/>
@@ -1588,6 +1634,7 @@
           </w:tcPr>
           <w:p>
             <w:pPr>
+              <w:keepNext/>
               <w:spacing w:before="20" w:after="20"/>
               <w:jc w:val="center"/>
             </w:pPr>
@@ -1612,6 +1659,7 @@
           </w:tcPr>
           <w:p>
             <w:pPr>
+              <w:keepNext/>
               <w:spacing w:before="20" w:after="20"/>
               <w:jc w:val="center"/>
             </w:pPr>
@@ -1626,6 +1674,7 @@
           </w:tcPr>
           <w:p>
             <w:pPr>
+              <w:keepNext/>
               <w:spacing w:before="20" w:after="20"/>
               <w:jc w:val="center"/>
             </w:pPr>
@@ -1640,6 +1689,7 @@
           </w:tcPr>
           <w:p>
             <w:pPr>
+              <w:keepNext/>
               <w:spacing w:before="20" w:after="20"/>
               <w:jc w:val="center"/>
             </w:pPr>
@@ -1654,6 +1704,7 @@
           </w:tcPr>
           <w:p>
             <w:pPr>
+              <w:keepNext/>
               <w:spacing w:before="20" w:after="20"/>
               <w:jc w:val="center"/>
             </w:pPr>
@@ -1668,6 +1719,7 @@
           </w:tcPr>
           <w:p>
             <w:pPr>
+              <w:keepNext/>
               <w:spacing w:before="20" w:after="20"/>
               <w:jc w:val="center"/>
             </w:pPr>
@@ -1682,6 +1734,7 @@
           </w:tcPr>
           <w:p>
             <w:pPr>
+              <w:keepNext/>
               <w:spacing w:before="20" w:after="20"/>
               <w:jc w:val="center"/>
             </w:pPr>
@@ -1690,6 +1743,9 @@
         </w:tc>
       </w:tr>
       <w:tr>
+        <w:trPr>
+          <w:cantSplit/>
+        </w:trPr>
         <w:tc>
           <w:tcPr>
             <w:shd w:val="clear" w:color="auto" w:fill="F2F2F2"/>
@@ -1698,6 +1754,7 @@
           </w:tcPr>
           <w:p>
             <w:pPr>
+              <w:keepNext/>
               <w:spacing w:before="20" w:after="20"/>
               <w:jc w:val="center"/>
             </w:pPr>
@@ -1721,6 +1778,7 @@
           </w:tcPr>
           <w:p>
             <w:pPr>
+              <w:keepNext/>
               <w:spacing w:before="20" w:after="20"/>
               <w:jc w:val="center"/>
             </w:pPr>
@@ -1734,6 +1792,7 @@
           </w:tcPr>
           <w:p>
             <w:pPr>
+              <w:keepNext/>
               <w:spacing w:before="20" w:after="20"/>
               <w:jc w:val="center"/>
             </w:pPr>
@@ -1747,6 +1806,7 @@
           </w:tcPr>
           <w:p>
             <w:pPr>
+              <w:keepNext/>
               <w:spacing w:before="20" w:after="20"/>
               <w:jc w:val="center"/>
             </w:pPr>
@@ -1760,6 +1820,7 @@
           </w:tcPr>
           <w:p>
             <w:pPr>
+              <w:keepNext/>
               <w:spacing w:before="20" w:after="20"/>
               <w:jc w:val="center"/>
             </w:pPr>
@@ -1773,6 +1834,7 @@
           </w:tcPr>
           <w:p>
             <w:pPr>
+              <w:keepNext/>
               <w:spacing w:before="20" w:after="20"/>
               <w:jc w:val="center"/>
             </w:pPr>
@@ -1786,6 +1848,7 @@
           </w:tcPr>
           <w:p>
             <w:pPr>
+              <w:keepNext/>
               <w:spacing w:before="20" w:after="20"/>
               <w:jc w:val="center"/>
             </w:pPr>
@@ -1794,6 +1857,9 @@
         </w:tc>
       </w:tr>
       <w:tr>
+        <w:trPr>
+          <w:cantSplit/>
+        </w:trPr>
         <w:tc>
           <w:tcPr>
             <w:shd w:val="clear" w:color="auto" w:fill="F2F2F2"/>
@@ -1802,6 +1868,7 @@
           </w:tcPr>
           <w:p>
             <w:pPr>
+              <w:keepNext/>
               <w:spacing w:before="20" w:after="20"/>
               <w:jc w:val="center"/>
             </w:pPr>
@@ -1826,6 +1893,7 @@
           </w:tcPr>
           <w:p>
             <w:pPr>
+              <w:keepNext/>
               <w:spacing w:before="20" w:after="20"/>
               <w:jc w:val="center"/>
             </w:pPr>
@@ -1840,6 +1908,7 @@
           </w:tcPr>
           <w:p>
             <w:pPr>
+              <w:keepNext/>
               <w:spacing w:before="20" w:after="20"/>
               <w:jc w:val="center"/>
             </w:pPr>
@@ -1854,6 +1923,7 @@
           </w:tcPr>
           <w:p>
             <w:pPr>
+              <w:keepNext/>
               <w:spacing w:before="20" w:after="20"/>
               <w:jc w:val="center"/>
             </w:pPr>
@@ -1868,6 +1938,7 @@
           </w:tcPr>
           <w:p>
             <w:pPr>
+              <w:keepNext/>
               <w:spacing w:before="20" w:after="20"/>
               <w:jc w:val="center"/>
             </w:pPr>
@@ -1882,6 +1953,7 @@
           </w:tcPr>
           <w:p>
             <w:pPr>
+              <w:keepNext/>
               <w:spacing w:before="20" w:after="20"/>
               <w:jc w:val="center"/>
             </w:pPr>
@@ -1896,6 +1968,7 @@
           </w:tcPr>
           <w:p>
             <w:pPr>
+              <w:keepNext/>
               <w:spacing w:before="20" w:after="20"/>
               <w:jc w:val="center"/>
             </w:pPr>
@@ -1904,6 +1977,9 @@
         </w:tc>
       </w:tr>
       <w:tr>
+        <w:trPr>
+          <w:cantSplit/>
+        </w:trPr>
         <w:tc>
           <w:tcPr>
             <w:shd w:val="clear" w:color="auto" w:fill="F2F2F2"/>
@@ -2028,6 +2104,12 @@
         </w:tc>
       </w:tr>
     </w:tbl>
+    <w:p>
+      <w:pPr>
+        <w:keepNext/>
+        <w:spacing w:before="0" w:after="0" w:lineRule="exact" w:line="120"/>
+      </w:pPr>
+    </w:p>
     <w:tbl>
       <w:tblPr>
         <w:tblLook w:firstColumn="1" w:firstRow="1" w:lastColumn="0" w:lastRow="0" w:noHBand="0" w:noVBand="1" w:val="04A0"/>
@@ -2053,6 +2135,7 @@
       <w:tr>
         <w:trPr>
           <w:tblHeader w:val="true"/>
+          <w:cantSplit/>
         </w:trPr>
         <w:tc>
           <w:tcPr>
@@ -2062,6 +2145,7 @@
           </w:tcPr>
           <w:p>
             <w:pPr>
+              <w:keepNext/>
               <w:spacing w:before="20" w:after="20"/>
               <w:jc w:val="center"/>
             </w:pPr>
@@ -2106,6 +2190,7 @@
           </w:tcPr>
           <w:p>
             <w:pPr>
+              <w:keepNext/>
               <w:spacing w:before="20" w:after="20"/>
               <w:jc w:val="center"/>
             </w:pPr>
@@ -2150,6 +2235,7 @@
           </w:tcPr>
           <w:p>
             <w:pPr>
+              <w:keepNext/>
               <w:spacing w:before="20" w:after="20"/>
               <w:jc w:val="center"/>
             </w:pPr>
@@ -2194,6 +2280,7 @@
           </w:tcPr>
           <w:p>
             <w:pPr>
+              <w:keepNext/>
               <w:spacing w:before="20" w:after="20"/>
               <w:jc w:val="center"/>
             </w:pPr>
@@ -2232,6 +2319,9 @@
         </w:tc>
       </w:tr>
       <w:tr>
+        <w:trPr>
+          <w:cantSplit/>
+        </w:trPr>
         <w:tc>
           <w:tcPr>
             <w:shd w:val="clear" w:color="auto" w:fill="F2F2F2"/>
@@ -2240,6 +2330,7 @@
           </w:tcPr>
           <w:p>
             <w:pPr>
+              <w:keepNext/>
               <w:spacing w:before="20" w:after="20"/>
               <w:jc w:val="center"/>
             </w:pPr>
@@ -2283,6 +2374,7 @@
           </w:tcPr>
           <w:p>
             <w:pPr>
+              <w:keepNext/>
               <w:spacing w:before="20" w:after="20"/>
               <w:jc w:val="center"/>
             </w:pPr>
@@ -2296,6 +2388,7 @@
           </w:tcPr>
           <w:p>
             <w:pPr>
+              <w:keepNext/>
               <w:spacing w:before="20" w:after="20"/>
               <w:jc w:val="center"/>
             </w:pPr>
@@ -2309,6 +2402,7 @@
           </w:tcPr>
           <w:p>
             <w:pPr>
+              <w:keepNext/>
               <w:spacing w:before="20" w:after="20"/>
               <w:jc w:val="center"/>
             </w:pPr>
@@ -2317,6 +2411,9 @@
         </w:tc>
       </w:tr>
       <w:tr>
+        <w:trPr>
+          <w:cantSplit/>
+        </w:trPr>
         <w:tc>
           <w:tcPr>
             <w:shd w:val="clear" w:color="auto" w:fill="F2F2F2"/>
@@ -2405,72 +2502,62 @@
         </w:tc>
       </w:tr>
     </w:tbl>
-    <w:tbl>
-      <w:tblPr>
-        <w:tblLook w:firstColumn="1" w:firstRow="1" w:lastColumn="0" w:lastRow="0" w:noHBand="0" w:noVBand="1" w:val="04A0"/>
-        <w:tblLayout w:type="fixed"/>
-        <w:tblW w:type="dxa" w:w="10466"/>
-        <w:tblInd w:type="dxa" w:w="0"/>
+    <w:p>
+      <w:pPr>
+        <w:keepNext/>
+        <w:spacing w:before="0" w:after="0" w:lineRule="exact" w:line="240"/>
+      </w:pPr>
+    </w:p>
+    <w:p>
+      <w:pPr>
+        <w:spacing w:before="0" w:after="0"/>
         <w:jc w:val="center"/>
-        <w:tblBorders>
-          <w:top w:val="single" w:sz="4" w:space="0" w:color="2B547E"/>
-          <w:left w:val="single" w:sz="4" w:space="0" w:color="2B547E"/>
-          <w:bottom w:val="single" w:sz="4" w:space="0" w:color="2B547E"/>
-          <w:right w:val="single" w:sz="4" w:space="0" w:color="2B547E"/>
-          <w:insideH w:val="single" w:sz="4" w:space="0" w:color="2B547E"/>
-          <w:insideV w:val="single" w:sz="4" w:space="0" w:color="2B547E"/>
-        </w:tblBorders>
-      </w:tblPr>
-      <w:tblGrid>
-        <w:gridCol w:w="10466"/>
-      </w:tblGrid>
-      <w:tr>
-        <w:tc>
-          <w:tcPr>
-            <w:shd w:val="clear" w:color="auto" w:fill="2B547E"/>
-            <w:vAlign w:val="center"/>
-            <w:tcW w:type="dxa" w:w="10466"/>
-          </w:tcPr>
-          <w:p>
-            <w:pPr>
-              <w:spacing w:before="20" w:after="20"/>
-              <w:jc w:val="center"/>
-            </w:pPr>
-            <w:r/>
-            <w:r>
-              <w:rPr>
-                <w:rFonts w:ascii="Calibri" w:hAnsi="Calibri"/>
-                <w:b/>
-                <w:i w:val="0"/>
-                <w:color w:val="FFFFFF"/>
-                <w:sz w:val="22"/>
-              </w:rPr>
-              <w:t>3 Пломби и следење на услови</w:t>
-            </w:r>
-            <w:r>
-              <w:rPr>
-                <w:rFonts w:ascii="Calibri" w:hAnsi="Calibri"/>
-                <w:b w:val="0"/>
-                <w:i w:val="0"/>
-                <w:color w:val="FFFFFF"/>
-                <w:sz w:val="18"/>
-              </w:rPr>
-              <w:t xml:space="preserve"> | </w:t>
-            </w:r>
-            <w:r>
-              <w:rPr>
-                <w:rFonts w:ascii="Calibri" w:hAnsi="Calibri"/>
-                <w:b w:val="0"/>
-                <w:i w:val="0"/>
-                <w:color w:val="FFFFFF"/>
-                <w:sz w:val="18"/>
-              </w:rPr>
-              <w:t>Seals and condition monitoring</w:t>
-            </w:r>
-          </w:p>
-        </w:tc>
-      </w:tr>
-    </w:tbl>
+        <w:keepNext/>
+        <w:pBdr>
+          <w:top w:val="single" w:sz="4" w:space="2" w:color="2B547E"/>
+          <w:left w:val="single" w:sz="4" w:space="4" w:color="2B547E"/>
+          <w:bottom w:val="single" w:sz="4" w:space="2" w:color="2B547E"/>
+          <w:right w:val="single" w:sz="4" w:space="4" w:color="2B547E"/>
+        </w:pBdr>
+        <w:shd w:val="clear" w:color="auto" w:fill="2B547E"/>
+      </w:pPr>
+      <w:r>
+        <w:rPr>
+          <w:rFonts w:ascii="Calibri" w:hAnsi="Calibri"/>
+          <w:b/>
+          <w:i w:val="0"/>
+          <w:color w:val="FFFFFF"/>
+          <w:sz w:val="22"/>
+        </w:rPr>
+        <w:t>3 Пломби и следење на услови</w:t>
+      </w:r>
+      <w:r>
+        <w:rPr>
+          <w:rFonts w:ascii="Calibri" w:hAnsi="Calibri"/>
+          <w:b w:val="0"/>
+          <w:i w:val="0"/>
+          <w:color w:val="FFFFFF"/>
+          <w:sz w:val="18"/>
+        </w:rPr>
+        <w:t xml:space="preserve"> | </w:t>
+      </w:r>
+      <w:r>
+        <w:rPr>
+          <w:rFonts w:ascii="Calibri" w:hAnsi="Calibri"/>
+          <w:b w:val="0"/>
+          <w:i w:val="0"/>
+          <w:color w:val="FFFFFF"/>
+          <w:sz w:val="18"/>
+        </w:rPr>
+        <w:t>Seals and condition monitoring</w:t>
+      </w:r>
+    </w:p>
+    <w:p>
+      <w:pPr>
+        <w:keepNext/>
+        <w:spacing w:before="0" w:after="0" w:lineRule="exact" w:line="40"/>
+      </w:pPr>
+    </w:p>
     <w:tbl>
       <w:tblPr>
         <w:jc w:val="center"/>
@@ -2494,6 +2581,9 @@
         <w:gridCol w:w="2058"/>
       </w:tblGrid>
       <w:tr>
+        <w:trPr>
+          <w:cantSplit/>
+        </w:trPr>
         <w:tc>
           <w:tcPr>
             <w:shd w:val="clear" w:color="auto" w:fill="F2F2F2"/>
@@ -2502,6 +2592,7 @@
           </w:tcPr>
           <w:p>
             <w:pPr>
+              <w:keepNext/>
               <w:spacing w:before="20" w:after="20"/>
               <w:jc w:val="left"/>
             </w:pPr>
@@ -2545,6 +2636,7 @@
           </w:tcPr>
           <w:p>
             <w:pPr>
+              <w:keepNext/>
               <w:spacing w:before="20" w:after="20"/>
               <w:jc w:val="center"/>
             </w:pPr>
@@ -2559,6 +2651,7 @@
           </w:tcPr>
           <w:p>
             <w:pPr>
+              <w:keepNext/>
               <w:spacing w:before="20" w:after="20"/>
               <w:jc w:val="left"/>
             </w:pPr>
@@ -2602,6 +2695,7 @@
           </w:tcPr>
           <w:p>
             <w:pPr>
+              <w:keepNext/>
               <w:spacing w:before="20" w:after="20"/>
               <w:jc w:val="center"/>
             </w:pPr>
@@ -2633,6 +2727,9 @@
         <w:gridCol w:w="2647"/>
       </w:tblGrid>
       <w:tr>
+        <w:trPr>
+          <w:cantSplit/>
+        </w:trPr>
         <w:tc>
           <w:tcPr>
             <w:shd w:val="clear" w:color="auto" w:fill="F2F2F2"/>
@@ -2641,6 +2738,7 @@
           </w:tcPr>
           <w:p>
             <w:pPr>
+              <w:keepNext/>
               <w:spacing w:before="20" w:after="20"/>
               <w:jc w:val="left"/>
             </w:pPr>
@@ -2684,6 +2782,7 @@
           </w:tcPr>
           <w:p>
             <w:pPr>
+              <w:keepNext/>
               <w:spacing w:before="20" w:after="20"/>
               <w:jc w:val="center"/>
             </w:pPr>
@@ -2698,6 +2797,7 @@
           </w:tcPr>
           <w:p>
             <w:pPr>
+              <w:keepNext/>
               <w:spacing w:before="20" w:after="20"/>
               <w:jc w:val="left"/>
             </w:pPr>
@@ -2741,6 +2841,7 @@
           </w:tcPr>
           <w:p>
             <w:pPr>
+              <w:keepNext/>
               <w:spacing w:before="20" w:after="20"/>
               <w:jc w:val="center"/>
             </w:pPr>
@@ -2772,6 +2873,9 @@
         <w:gridCol w:w="2194"/>
       </w:tblGrid>
       <w:tr>
+        <w:trPr>
+          <w:cantSplit/>
+        </w:trPr>
         <w:tc>
           <w:tcPr>
             <w:shd w:val="clear" w:color="auto" w:fill="F2F2F2"/>
@@ -2918,138 +3022,112 @@
         </w:tc>
       </w:tr>
     </w:tbl>
-    <w:tbl>
-      <w:tblPr>
-        <w:tblLook w:firstColumn="1" w:firstRow="1" w:lastColumn="0" w:lastRow="0" w:noHBand="0" w:noVBand="1" w:val="04A0"/>
-        <w:tblLayout w:type="fixed"/>
-        <w:tblW w:type="dxa" w:w="10466"/>
-        <w:tblInd w:type="dxa" w:w="0"/>
+    <w:p>
+      <w:pPr>
+        <w:keepNext/>
+        <w:spacing w:before="0" w:after="0" w:lineRule="exact" w:line="240"/>
+      </w:pPr>
+    </w:p>
+    <w:p>
+      <w:pPr>
+        <w:spacing w:before="0" w:after="0"/>
         <w:jc w:val="center"/>
-        <w:tblBorders>
-          <w:top w:val="single" w:sz="4" w:space="0" w:color="2B547E"/>
-          <w:left w:val="single" w:sz="4" w:space="0" w:color="2B547E"/>
-          <w:bottom w:val="single" w:sz="4" w:space="0" w:color="2B547E"/>
-          <w:right w:val="single" w:sz="4" w:space="0" w:color="2B547E"/>
-          <w:insideH w:val="single" w:sz="4" w:space="0" w:color="2B547E"/>
-          <w:insideV w:val="single" w:sz="4" w:space="0" w:color="2B547E"/>
-        </w:tblBorders>
-      </w:tblPr>
-      <w:tblGrid>
-        <w:gridCol w:w="10466"/>
-      </w:tblGrid>
-      <w:tr>
-        <w:tc>
-          <w:tcPr>
-            <w:shd w:val="clear" w:color="auto" w:fill="2B547E"/>
-            <w:vAlign w:val="center"/>
-            <w:tcW w:type="dxa" w:w="10466"/>
-          </w:tcPr>
-          <w:p>
-            <w:pPr>
-              <w:spacing w:before="20" w:after="20"/>
-              <w:jc w:val="center"/>
-            </w:pPr>
-            <w:r/>
-            <w:r>
-              <w:rPr>
-                <w:rFonts w:ascii="Calibri" w:hAnsi="Calibri"/>
-                <w:b/>
-                <w:i w:val="0"/>
-                <w:color w:val="FFFFFF"/>
-                <w:sz w:val="22"/>
-              </w:rPr>
-              <w:t>4 Ланец на надзор</w:t>
-            </w:r>
-            <w:r>
-              <w:rPr>
-                <w:rFonts w:ascii="Calibri" w:hAnsi="Calibri"/>
-                <w:b w:val="0"/>
-                <w:i w:val="0"/>
-                <w:color w:val="FFFFFF"/>
-                <w:sz w:val="18"/>
-              </w:rPr>
-              <w:t xml:space="preserve"> | </w:t>
-            </w:r>
-            <w:r>
-              <w:rPr>
-                <w:rFonts w:ascii="Calibri" w:hAnsi="Calibri"/>
-                <w:b w:val="0"/>
-                <w:i w:val="0"/>
-                <w:color w:val="FFFFFF"/>
-                <w:sz w:val="18"/>
-              </w:rPr>
-              <w:t>Chain of custody</w:t>
-            </w:r>
-          </w:p>
-        </w:tc>
-      </w:tr>
-    </w:tbl>
-    <w:tbl>
-      <w:tblPr>
-        <w:tblLook w:firstColumn="1" w:firstRow="1" w:lastColumn="0" w:lastRow="0" w:noHBand="0" w:noVBand="1" w:val="04A0"/>
-        <w:tblLayout w:type="fixed"/>
-        <w:tblW w:type="dxa" w:w="10466"/>
-        <w:tblInd w:type="dxa" w:w="0"/>
+        <w:keepNext/>
+        <w:pBdr>
+          <w:top w:val="single" w:sz="4" w:space="2" w:color="2B547E"/>
+          <w:left w:val="single" w:sz="4" w:space="4" w:color="2B547E"/>
+          <w:bottom w:val="single" w:sz="4" w:space="2" w:color="2B547E"/>
+          <w:right w:val="single" w:sz="4" w:space="4" w:color="2B547E"/>
+        </w:pBdr>
+        <w:shd w:val="clear" w:color="auto" w:fill="2B547E"/>
+      </w:pPr>
+      <w:r>
+        <w:rPr>
+          <w:rFonts w:ascii="Calibri" w:hAnsi="Calibri"/>
+          <w:b/>
+          <w:i w:val="0"/>
+          <w:color w:val="FFFFFF"/>
+          <w:sz w:val="22"/>
+        </w:rPr>
+        <w:t>4 Ланец на надзор</w:t>
+      </w:r>
+      <w:r>
+        <w:rPr>
+          <w:rFonts w:ascii="Calibri" w:hAnsi="Calibri"/>
+          <w:b w:val="0"/>
+          <w:i w:val="0"/>
+          <w:color w:val="FFFFFF"/>
+          <w:sz w:val="18"/>
+        </w:rPr>
+        <w:t xml:space="preserve"> | </w:t>
+      </w:r>
+      <w:r>
+        <w:rPr>
+          <w:rFonts w:ascii="Calibri" w:hAnsi="Calibri"/>
+          <w:b w:val="0"/>
+          <w:i w:val="0"/>
+          <w:color w:val="FFFFFF"/>
+          <w:sz w:val="18"/>
+        </w:rPr>
+        <w:t>Chain of custody</w:t>
+      </w:r>
+    </w:p>
+    <w:p>
+      <w:pPr>
+        <w:keepNext/>
+        <w:spacing w:before="0" w:after="0" w:lineRule="exact" w:line="160"/>
+      </w:pPr>
+    </w:p>
+    <w:p>
+      <w:pPr>
+        <w:spacing w:before="0" w:after="0"/>
         <w:jc w:val="center"/>
-        <w:tblBorders>
-          <w:top w:val="single" w:sz="4" w:space="0" w:color="2B547E"/>
-          <w:left w:val="single" w:sz="4" w:space="0" w:color="2B547E"/>
-          <w:bottom w:val="single" w:sz="4" w:space="0" w:color="2B547E"/>
-          <w:right w:val="single" w:sz="4" w:space="0" w:color="2B547E"/>
-          <w:insideH w:val="single" w:sz="4" w:space="0" w:color="2B547E"/>
-          <w:insideV w:val="single" w:sz="4" w:space="0" w:color="2B547E"/>
-        </w:tblBorders>
-      </w:tblPr>
-      <w:tblGrid>
-        <w:gridCol w:w="10466"/>
-      </w:tblGrid>
-      <w:tr>
-        <w:tc>
-          <w:tcPr>
-            <w:shd w:val="clear" w:color="auto" w:fill="F2F2F2"/>
-            <w:vAlign w:val="center"/>
-            <w:tcW w:type="dxa" w:w="10466"/>
-          </w:tcPr>
-          <w:p>
-            <w:pPr>
-              <w:spacing w:before="20" w:after="20"/>
-              <w:jc w:val="center"/>
-            </w:pPr>
-            <w:r/>
-            <w:r>
-              <w:rPr>
-                <w:rFonts w:ascii="Calibri" w:hAnsi="Calibri"/>
-                <w:b/>
-                <w:i w:val="0"/>
-                <w:color w:val="2B547E"/>
-                <w:sz w:val="20"/>
-              </w:rPr>
-              <w:t>4.1 Точка 1 — Пјурли Плант → возач</w:t>
-            </w:r>
-            <w:r>
-              <w:rPr>
-                <w:rFonts w:ascii="Calibri" w:hAnsi="Calibri"/>
-                <w:b w:val="0"/>
-                <w:i w:val="0"/>
-                <w:color w:val="2B547E"/>
-                <w:sz w:val="16"/>
-              </w:rPr>
-              <w:t xml:space="preserve"> | </w:t>
-            </w:r>
-            <w:r>
-              <w:rPr>
-                <w:rFonts w:ascii="Calibri" w:hAnsi="Calibri"/>
-                <w:b w:val="0"/>
-                <w:i w:val="0"/>
-                <w:color w:val="2B547E"/>
-                <w:sz w:val="16"/>
-              </w:rPr>
-              <w:t>Transfer 1 — Purely Plant → driver</w:t>
-            </w:r>
-          </w:p>
-        </w:tc>
-      </w:tr>
-    </w:tbl>
+        <w:keepNext/>
+        <w:pBdr>
+          <w:top w:val="single" w:sz="4" w:space="2" w:color="2B547E"/>
+          <w:left w:val="single" w:sz="4" w:space="4" w:color="2B547E"/>
+          <w:bottom w:val="single" w:sz="4" w:space="2" w:color="2B547E"/>
+          <w:right w:val="single" w:sz="4" w:space="4" w:color="2B547E"/>
+        </w:pBdr>
+        <w:shd w:val="clear" w:color="auto" w:fill="F2F2F2"/>
+      </w:pPr>
+      <w:r>
+        <w:rPr>
+          <w:rFonts w:ascii="Calibri" w:hAnsi="Calibri"/>
+          <w:b/>
+          <w:i w:val="0"/>
+          <w:color w:val="2B547E"/>
+          <w:sz w:val="20"/>
+        </w:rPr>
+        <w:t>4.1 Точка 1 — Пјурли Плант → возач</w:t>
+      </w:r>
+      <w:r>
+        <w:rPr>
+          <w:rFonts w:ascii="Calibri" w:hAnsi="Calibri"/>
+          <w:b w:val="0"/>
+          <w:i w:val="0"/>
+          <w:color w:val="2B547E"/>
+          <w:sz w:val="16"/>
+        </w:rPr>
+        <w:t xml:space="preserve"> | </w:t>
+      </w:r>
+      <w:r>
+        <w:rPr>
+          <w:rFonts w:ascii="Calibri" w:hAnsi="Calibri"/>
+          <w:b w:val="0"/>
+          <w:i w:val="0"/>
+          <w:color w:val="2B547E"/>
+          <w:sz w:val="16"/>
+        </w:rPr>
+        <w:t>Transfer 1 — Purely Plant → driver</w:t>
+      </w:r>
+    </w:p>
+    <w:p>
+      <w:pPr>
+        <w:keepNext/>
+        <w:spacing w:before="0" w:after="0" w:lineRule="exact" w:line="40"/>
+      </w:pPr>
+    </w:p>
     <w:tbl>
       <w:tblPr>
         <w:tblLook w:firstColumn="1" w:firstRow="1" w:lastColumn="0" w:lastRow="0" w:noHBand="0" w:noVBand="1" w:val="04A0"/>
@@ -3076,6 +3154,7 @@
       <w:tr>
         <w:trPr>
           <w:tblHeader w:val="true"/>
+          <w:cantSplit/>
         </w:trPr>
         <w:tc>
           <w:tcPr>
@@ -3085,6 +3164,7 @@
           </w:tcPr>
           <w:p>
             <w:pPr>
+              <w:keepNext/>
               <w:spacing w:before="20" w:after="20"/>
               <w:jc w:val="center"/>
             </w:pPr>
@@ -3129,6 +3209,7 @@
           </w:tcPr>
           <w:p>
             <w:pPr>
+              <w:keepNext/>
               <w:spacing w:before="20" w:after="20"/>
               <w:jc w:val="center"/>
             </w:pPr>
@@ -3173,6 +3254,7 @@
           </w:tcPr>
           <w:p>
             <w:pPr>
+              <w:keepNext/>
               <w:spacing w:before="20" w:after="20"/>
               <w:jc w:val="center"/>
             </w:pPr>
@@ -3217,6 +3299,7 @@
           </w:tcPr>
           <w:p>
             <w:pPr>
+              <w:keepNext/>
               <w:spacing w:before="20" w:after="20"/>
               <w:jc w:val="center"/>
             </w:pPr>
@@ -3261,6 +3344,7 @@
           </w:tcPr>
           <w:p>
             <w:pPr>
+              <w:keepNext/>
               <w:spacing w:before="20" w:after="20"/>
               <w:jc w:val="center"/>
             </w:pPr>
@@ -3299,6 +3383,9 @@
         </w:tc>
       </w:tr>
       <w:tr>
+        <w:trPr>
+          <w:cantSplit/>
+        </w:trPr>
         <w:tc>
           <w:tcPr>
             <w:shd w:val="clear" w:color="auto" w:fill="F2F2F2"/>
@@ -3307,6 +3394,7 @@
           </w:tcPr>
           <w:p>
             <w:pPr>
+              <w:keepNext/>
               <w:spacing w:before="20" w:after="20"/>
               <w:jc w:val="center"/>
             </w:pPr>
@@ -3350,6 +3438,7 @@
           </w:tcPr>
           <w:p>
             <w:pPr>
+              <w:keepNext/>
               <w:spacing w:before="20" w:after="20"/>
               <w:jc w:val="center"/>
             </w:pPr>
@@ -3363,6 +3452,7 @@
           </w:tcPr>
           <w:p>
             <w:pPr>
+              <w:keepNext/>
               <w:spacing w:before="20" w:after="20"/>
               <w:jc w:val="center"/>
             </w:pPr>
@@ -3376,6 +3466,7 @@
           </w:tcPr>
           <w:p>
             <w:pPr>
+              <w:keepNext/>
               <w:spacing w:before="20" w:after="20"/>
               <w:jc w:val="center"/>
             </w:pPr>
@@ -3389,6 +3480,7 @@
           </w:tcPr>
           <w:p>
             <w:pPr>
+              <w:keepNext/>
               <w:spacing w:before="20" w:after="20"/>
               <w:jc w:val="center"/>
             </w:pPr>
@@ -3397,6 +3489,9 @@
         </w:tc>
       </w:tr>
       <w:tr>
+        <w:trPr>
+          <w:cantSplit/>
+        </w:trPr>
         <w:tc>
           <w:tcPr>
             <w:shd w:val="clear" w:color="auto" w:fill="F2F2F2"/>
@@ -3405,6 +3500,7 @@
           </w:tcPr>
           <w:p>
             <w:pPr>
+              <w:keepNext/>
               <w:spacing w:before="20" w:after="20"/>
               <w:jc w:val="center"/>
             </w:pPr>
@@ -3449,6 +3545,7 @@
           </w:tcPr>
           <w:p>
             <w:pPr>
+              <w:keepNext/>
               <w:spacing w:before="20" w:after="20"/>
               <w:jc w:val="center"/>
             </w:pPr>
@@ -3463,6 +3560,7 @@
           </w:tcPr>
           <w:p>
             <w:pPr>
+              <w:keepNext/>
               <w:spacing w:before="20" w:after="20"/>
               <w:jc w:val="center"/>
             </w:pPr>
@@ -3477,6 +3575,7 @@
           </w:tcPr>
           <w:p>
             <w:pPr>
+              <w:keepNext/>
               <w:spacing w:before="20" w:after="20"/>
               <w:jc w:val="center"/>
             </w:pPr>
@@ -3491,6 +3590,7 @@
           </w:tcPr>
           <w:p>
             <w:pPr>
+              <w:keepNext/>
               <w:spacing w:before="20" w:after="20"/>
               <w:jc w:val="center"/>
             </w:pPr>
@@ -3499,6 +3599,9 @@
         </w:tc>
       </w:tr>
       <w:tr>
+        <w:trPr>
+          <w:cantSplit/>
+        </w:trPr>
         <w:tc>
           <w:tcPr>
             <w:shd w:val="clear" w:color="auto" w:fill="F2F2F2"/>
@@ -3597,11 +3700,17 @@
         </w:tc>
       </w:tr>
     </w:tbl>
+    <w:p>
+      <w:pPr>
+        <w:keepNext/>
+        <w:spacing w:before="0" w:after="0" w:lineRule="exact" w:line="120"/>
+      </w:pPr>
+    </w:p>
     <w:tbl>
       <w:tblPr>
         <w:tblLook w:firstColumn="1" w:firstRow="1" w:lastColumn="0" w:lastRow="0" w:noHBand="0" w:noVBand="1" w:val="04A0"/>
         <w:tblLayout w:type="fixed"/>
-        <w:tblW w:type="dxa" w:w="5504"/>
+        <w:tblW w:type="dxa" w:w="10466"/>
         <w:tblInd w:type="dxa" w:w="0"/>
         <w:jc w:val="center"/>
         <w:tblBorders>
@@ -3614,22 +3723,24 @@
         </w:tblBorders>
       </w:tblPr>
       <w:tblGrid>
-        <w:gridCol w:w="3631"/>
-        <w:gridCol w:w="976"/>
-        <w:gridCol w:w="896"/>
+        <w:gridCol w:w="6904"/>
+        <w:gridCol w:w="1857"/>
+        <w:gridCol w:w="1705"/>
       </w:tblGrid>
       <w:tr>
         <w:trPr>
           <w:tblHeader w:val="true"/>
+          <w:cantSplit/>
         </w:trPr>
         <w:tc>
           <w:tcPr>
             <w:shd w:val="clear" w:color="auto" w:fill="2B547E"/>
             <w:vAlign w:val="center"/>
-            <w:tcW w:type="dxa" w:w="3631"/>
-          </w:tcPr>
-          <w:p>
-            <w:pPr>
+            <w:tcW w:type="dxa" w:w="6904"/>
+          </w:tcPr>
+          <w:p>
+            <w:pPr>
+              <w:keepNext/>
               <w:spacing w:before="20" w:after="20"/>
               <w:jc w:val="center"/>
             </w:pPr>
@@ -3670,10 +3781,11 @@
           <w:tcPr>
             <w:shd w:val="clear" w:color="auto" w:fill="2B547E"/>
             <w:vAlign w:val="center"/>
-            <w:tcW w:type="dxa" w:w="976"/>
-          </w:tcPr>
-          <w:p>
-            <w:pPr>
+            <w:tcW w:type="dxa" w:w="1857"/>
+          </w:tcPr>
+          <w:p>
+            <w:pPr>
+              <w:keepNext/>
               <w:spacing w:before="20" w:after="20"/>
               <w:jc w:val="center"/>
             </w:pPr>
@@ -3714,10 +3826,11 @@
           <w:tcPr>
             <w:shd w:val="clear" w:color="auto" w:fill="2B547E"/>
             <w:vAlign w:val="center"/>
-            <w:tcW w:type="dxa" w:w="896"/>
-          </w:tcPr>
-          <w:p>
-            <w:pPr>
+            <w:tcW w:type="dxa" w:w="1705"/>
+          </w:tcPr>
+          <w:p>
+            <w:pPr>
+              <w:keepNext/>
               <w:spacing w:before="20" w:after="20"/>
               <w:jc w:val="center"/>
             </w:pPr>
@@ -3756,14 +3869,18 @@
         </w:tc>
       </w:tr>
       <w:tr>
+        <w:trPr>
+          <w:cantSplit/>
+        </w:trPr>
         <w:tc>
           <w:tcPr>
             <w:shd w:val="clear" w:color="auto" w:fill="F2F2F2"/>
             <w:vAlign w:val="center"/>
-            <w:tcW w:type="dxa" w:w="3631"/>
-          </w:tcPr>
-          <w:p>
-            <w:pPr>
+            <w:tcW w:type="dxa" w:w="6904"/>
+          </w:tcPr>
+          <w:p>
+            <w:pPr>
+              <w:keepNext/>
               <w:spacing w:before="20" w:after="20"/>
               <w:jc w:val="center"/>
             </w:pPr>
@@ -3803,23 +3920,25 @@
         <w:tc>
           <w:tcPr>
             <w:vAlign w:val="center"/>
-            <w:tcW w:type="dxa" w:w="976"/>
-          </w:tcPr>
-          <w:p>
-            <w:pPr>
-              <w:spacing w:before="20" w:after="20"/>
-              <w:jc w:val="center"/>
-            </w:pPr>
-            <w:r/>
-          </w:p>
-        </w:tc>
-        <w:tc>
-          <w:tcPr>
-            <w:vAlign w:val="center"/>
-            <w:tcW w:type="dxa" w:w="896"/>
-          </w:tcPr>
-          <w:p>
-            <w:pPr>
+            <w:tcW w:type="dxa" w:w="1857"/>
+          </w:tcPr>
+          <w:p>
+            <w:pPr>
+              <w:keepNext/>
+              <w:spacing w:before="20" w:after="20"/>
+              <w:jc w:val="center"/>
+            </w:pPr>
+            <w:r/>
+          </w:p>
+        </w:tc>
+        <w:tc>
+          <w:tcPr>
+            <w:vAlign w:val="center"/>
+            <w:tcW w:type="dxa" w:w="1705"/>
+          </w:tcPr>
+          <w:p>
+            <w:pPr>
+              <w:keepNext/>
               <w:spacing w:before="20" w:after="20"/>
               <w:jc w:val="center"/>
             </w:pPr>
@@ -3828,14 +3947,18 @@
         </w:tc>
       </w:tr>
       <w:tr>
+        <w:trPr>
+          <w:cantSplit/>
+        </w:trPr>
         <w:tc>
           <w:tcPr>
             <w:shd w:val="clear" w:color="auto" w:fill="F2F2F2"/>
             <w:vAlign w:val="center"/>
-            <w:tcW w:type="dxa" w:w="3631"/>
-          </w:tcPr>
-          <w:p>
-            <w:pPr>
+            <w:tcW w:type="dxa" w:w="6904"/>
+          </w:tcPr>
+          <w:p>
+            <w:pPr>
+              <w:keepNext/>
               <w:spacing w:before="20" w:after="20"/>
               <w:jc w:val="center"/>
             </w:pPr>
@@ -3876,10 +3999,11 @@
           <w:tcPr>
             <w:shd w:val="clear" w:color="auto" w:fill="F7FAFC"/>
             <w:vAlign w:val="center"/>
-            <w:tcW w:type="dxa" w:w="976"/>
-          </w:tcPr>
-          <w:p>
-            <w:pPr>
+            <w:tcW w:type="dxa" w:w="1857"/>
+          </w:tcPr>
+          <w:p>
+            <w:pPr>
+              <w:keepNext/>
               <w:spacing w:before="20" w:after="20"/>
               <w:jc w:val="center"/>
             </w:pPr>
@@ -3890,10 +4014,11 @@
           <w:tcPr>
             <w:shd w:val="clear" w:color="auto" w:fill="F7FAFC"/>
             <w:vAlign w:val="center"/>
-            <w:tcW w:type="dxa" w:w="896"/>
-          </w:tcPr>
-          <w:p>
-            <w:pPr>
+            <w:tcW w:type="dxa" w:w="1705"/>
+          </w:tcPr>
+          <w:p>
+            <w:pPr>
+              <w:keepNext/>
               <w:spacing w:before="20" w:after="20"/>
               <w:jc w:val="center"/>
             </w:pPr>
@@ -3902,14 +4027,18 @@
         </w:tc>
       </w:tr>
       <w:tr>
+        <w:trPr>
+          <w:cantSplit/>
+        </w:trPr>
         <w:tc>
           <w:tcPr>
             <w:shd w:val="clear" w:color="auto" w:fill="F2F2F2"/>
             <w:vAlign w:val="center"/>
-            <w:tcW w:type="dxa" w:w="3631"/>
-          </w:tcPr>
-          <w:p>
-            <w:pPr>
+            <w:tcW w:type="dxa" w:w="6904"/>
+          </w:tcPr>
+          <w:p>
+            <w:pPr>
+              <w:keepNext/>
               <w:spacing w:before="20" w:after="20"/>
               <w:jc w:val="center"/>
             </w:pPr>
@@ -3949,23 +4078,25 @@
         <w:tc>
           <w:tcPr>
             <w:vAlign w:val="center"/>
-            <w:tcW w:type="dxa" w:w="976"/>
-          </w:tcPr>
-          <w:p>
-            <w:pPr>
-              <w:spacing w:before="20" w:after="20"/>
-              <w:jc w:val="center"/>
-            </w:pPr>
-            <w:r/>
-          </w:p>
-        </w:tc>
-        <w:tc>
-          <w:tcPr>
-            <w:vAlign w:val="center"/>
-            <w:tcW w:type="dxa" w:w="896"/>
-          </w:tcPr>
-          <w:p>
-            <w:pPr>
+            <w:tcW w:type="dxa" w:w="1857"/>
+          </w:tcPr>
+          <w:p>
+            <w:pPr>
+              <w:keepNext/>
+              <w:spacing w:before="20" w:after="20"/>
+              <w:jc w:val="center"/>
+            </w:pPr>
+            <w:r/>
+          </w:p>
+        </w:tc>
+        <w:tc>
+          <w:tcPr>
+            <w:vAlign w:val="center"/>
+            <w:tcW w:type="dxa" w:w="1705"/>
+          </w:tcPr>
+          <w:p>
+            <w:pPr>
+              <w:keepNext/>
               <w:spacing w:before="20" w:after="20"/>
               <w:jc w:val="center"/>
             </w:pPr>
@@ -3974,14 +4105,18 @@
         </w:tc>
       </w:tr>
       <w:tr>
+        <w:trPr>
+          <w:cantSplit/>
+        </w:trPr>
         <w:tc>
           <w:tcPr>
             <w:shd w:val="clear" w:color="auto" w:fill="F2F2F2"/>
             <w:vAlign w:val="center"/>
-            <w:tcW w:type="dxa" w:w="3631"/>
-          </w:tcPr>
-          <w:p>
-            <w:pPr>
+            <w:tcW w:type="dxa" w:w="6904"/>
+          </w:tcPr>
+          <w:p>
+            <w:pPr>
+              <w:keepNext/>
               <w:spacing w:before="20" w:after="20"/>
               <w:jc w:val="center"/>
             </w:pPr>
@@ -4022,10 +4157,11 @@
           <w:tcPr>
             <w:shd w:val="clear" w:color="auto" w:fill="F7FAFC"/>
             <w:vAlign w:val="center"/>
-            <w:tcW w:type="dxa" w:w="976"/>
-          </w:tcPr>
-          <w:p>
-            <w:pPr>
+            <w:tcW w:type="dxa" w:w="1857"/>
+          </w:tcPr>
+          <w:p>
+            <w:pPr>
+              <w:keepNext/>
               <w:spacing w:before="20" w:after="20"/>
               <w:jc w:val="center"/>
             </w:pPr>
@@ -4036,10 +4172,11 @@
           <w:tcPr>
             <w:shd w:val="clear" w:color="auto" w:fill="F7FAFC"/>
             <w:vAlign w:val="center"/>
-            <w:tcW w:type="dxa" w:w="896"/>
-          </w:tcPr>
-          <w:p>
-            <w:pPr>
+            <w:tcW w:type="dxa" w:w="1705"/>
+          </w:tcPr>
+          <w:p>
+            <w:pPr>
+              <w:keepNext/>
               <w:spacing w:before="20" w:after="20"/>
               <w:jc w:val="center"/>
             </w:pPr>
@@ -4048,11 +4185,14 @@
         </w:tc>
       </w:tr>
       <w:tr>
+        <w:trPr>
+          <w:cantSplit/>
+        </w:trPr>
         <w:tc>
           <w:tcPr>
             <w:shd w:val="clear" w:color="auto" w:fill="F2F2F2"/>
             <w:vAlign w:val="center"/>
-            <w:tcW w:type="dxa" w:w="3631"/>
+            <w:tcW w:type="dxa" w:w="6904"/>
           </w:tcPr>
           <w:p>
             <w:pPr>
@@ -4095,20 +4235,20 @@
         <w:tc>
           <w:tcPr>
             <w:vAlign w:val="center"/>
-            <w:tcW w:type="dxa" w:w="976"/>
-          </w:tcPr>
-          <w:p>
-            <w:pPr>
-              <w:spacing w:before="20" w:after="20"/>
-              <w:jc w:val="center"/>
-            </w:pPr>
-            <w:r/>
-          </w:p>
-        </w:tc>
-        <w:tc>
-          <w:tcPr>
-            <w:vAlign w:val="center"/>
-            <w:tcW w:type="dxa" w:w="896"/>
+            <w:tcW w:type="dxa" w:w="1857"/>
+          </w:tcPr>
+          <w:p>
+            <w:pPr>
+              <w:spacing w:before="20" w:after="20"/>
+              <w:jc w:val="center"/>
+            </w:pPr>
+            <w:r/>
+          </w:p>
+        </w:tc>
+        <w:tc>
+          <w:tcPr>
+            <w:vAlign w:val="center"/>
+            <w:tcW w:type="dxa" w:w="1705"/>
           </w:tcPr>
           <w:p>
             <w:pPr>
@@ -4120,6 +4260,12 @@
         </w:tc>
       </w:tr>
     </w:tbl>
+    <w:p>
+      <w:pPr>
+        <w:keepNext/>
+        <w:spacing w:before="0" w:after="0" w:lineRule="exact" w:line="120"/>
+      </w:pPr>
+    </w:p>
     <w:tbl>
       <w:tblPr>
         <w:jc w:val="center"/>
@@ -4143,6 +4289,9 @@
         <w:gridCol w:w="2330"/>
       </w:tblGrid>
       <w:tr>
+        <w:trPr>
+          <w:cantSplit/>
+        </w:trPr>
         <w:tc>
           <w:tcPr>
             <w:shd w:val="clear" w:color="auto" w:fill="F2F2F2"/>
@@ -4259,72 +4408,62 @@
         </w:tc>
       </w:tr>
     </w:tbl>
-    <w:tbl>
-      <w:tblPr>
-        <w:tblLook w:firstColumn="1" w:firstRow="1" w:lastColumn="0" w:lastRow="0" w:noHBand="0" w:noVBand="1" w:val="04A0"/>
-        <w:tblLayout w:type="fixed"/>
-        <w:tblW w:type="dxa" w:w="10466"/>
-        <w:tblInd w:type="dxa" w:w="0"/>
+    <w:p>
+      <w:pPr>
+        <w:keepNext/>
+        <w:spacing w:before="0" w:after="0" w:lineRule="exact" w:line="160"/>
+      </w:pPr>
+    </w:p>
+    <w:p>
+      <w:pPr>
+        <w:spacing w:before="0" w:after="0"/>
         <w:jc w:val="center"/>
-        <w:tblBorders>
-          <w:top w:val="single" w:sz="4" w:space="0" w:color="2B547E"/>
-          <w:left w:val="single" w:sz="4" w:space="0" w:color="2B547E"/>
-          <w:bottom w:val="single" w:sz="4" w:space="0" w:color="2B547E"/>
-          <w:right w:val="single" w:sz="4" w:space="0" w:color="2B547E"/>
-          <w:insideH w:val="single" w:sz="4" w:space="0" w:color="2B547E"/>
-          <w:insideV w:val="single" w:sz="4" w:space="0" w:color="2B547E"/>
-        </w:tblBorders>
-      </w:tblPr>
-      <w:tblGrid>
-        <w:gridCol w:w="10466"/>
-      </w:tblGrid>
-      <w:tr>
-        <w:tc>
-          <w:tcPr>
-            <w:shd w:val="clear" w:color="auto" w:fill="F2F2F2"/>
-            <w:vAlign w:val="center"/>
-            <w:tcW w:type="dxa" w:w="10466"/>
-          </w:tcPr>
-          <w:p>
-            <w:pPr>
-              <w:spacing w:before="20" w:after="20"/>
-              <w:jc w:val="center"/>
-            </w:pPr>
-            <w:r/>
-            <w:r>
-              <w:rPr>
-                <w:rFonts w:ascii="Calibri" w:hAnsi="Calibri"/>
-                <w:b/>
-                <w:i w:val="0"/>
-                <w:color w:val="2B547E"/>
-                <w:sz w:val="20"/>
-              </w:rPr>
-              <w:t>4.2 Контролни јавувања во транзит</w:t>
-            </w:r>
-            <w:r>
-              <w:rPr>
-                <w:rFonts w:ascii="Calibri" w:hAnsi="Calibri"/>
-                <w:b w:val="0"/>
-                <w:i w:val="0"/>
-                <w:color w:val="2B547E"/>
-                <w:sz w:val="16"/>
-              </w:rPr>
-              <w:t xml:space="preserve"> | </w:t>
-            </w:r>
-            <w:r>
-              <w:rPr>
-                <w:rFonts w:ascii="Calibri" w:hAnsi="Calibri"/>
-                <w:b w:val="0"/>
-                <w:i w:val="0"/>
-                <w:color w:val="2B547E"/>
-                <w:sz w:val="16"/>
-              </w:rPr>
-              <w:t>In-transit check-ins</w:t>
-            </w:r>
-          </w:p>
-        </w:tc>
-      </w:tr>
-    </w:tbl>
+        <w:keepNext/>
+        <w:pBdr>
+          <w:top w:val="single" w:sz="4" w:space="2" w:color="2B547E"/>
+          <w:left w:val="single" w:sz="4" w:space="4" w:color="2B547E"/>
+          <w:bottom w:val="single" w:sz="4" w:space="2" w:color="2B547E"/>
+          <w:right w:val="single" w:sz="4" w:space="4" w:color="2B547E"/>
+        </w:pBdr>
+        <w:shd w:val="clear" w:color="auto" w:fill="F2F2F2"/>
+      </w:pPr>
+      <w:r>
+        <w:rPr>
+          <w:rFonts w:ascii="Calibri" w:hAnsi="Calibri"/>
+          <w:b/>
+          <w:i w:val="0"/>
+          <w:color w:val="2B547E"/>
+          <w:sz w:val="20"/>
+        </w:rPr>
+        <w:t>4.2 Контролни јавувања во транзит</w:t>
+      </w:r>
+      <w:r>
+        <w:rPr>
+          <w:rFonts w:ascii="Calibri" w:hAnsi="Calibri"/>
+          <w:b w:val="0"/>
+          <w:i w:val="0"/>
+          <w:color w:val="2B547E"/>
+          <w:sz w:val="16"/>
+        </w:rPr>
+        <w:t xml:space="preserve"> | </w:t>
+      </w:r>
+      <w:r>
+        <w:rPr>
+          <w:rFonts w:ascii="Calibri" w:hAnsi="Calibri"/>
+          <w:b w:val="0"/>
+          <w:i w:val="0"/>
+          <w:color w:val="2B547E"/>
+          <w:sz w:val="16"/>
+        </w:rPr>
+        <w:t>In-transit check-ins</w:t>
+      </w:r>
+    </w:p>
+    <w:p>
+      <w:pPr>
+        <w:keepNext/>
+        <w:spacing w:before="0" w:after="0" w:lineRule="exact" w:line="40"/>
+      </w:pPr>
+    </w:p>
     <w:tbl>
       <w:tblPr>
         <w:tblLook w:firstColumn="1" w:firstRow="1" w:lastColumn="0" w:lastRow="0" w:noHBand="0" w:noVBand="1" w:val="04A0"/>
@@ -4352,6 +4491,7 @@
       <w:tr>
         <w:trPr>
           <w:tblHeader w:val="true"/>
+          <w:cantSplit/>
         </w:trPr>
         <w:tc>
           <w:tcPr>
@@ -4361,6 +4501,7 @@
           </w:tcPr>
           <w:p>
             <w:pPr>
+              <w:keepNext/>
               <w:spacing w:before="20" w:after="20"/>
               <w:jc w:val="center"/>
             </w:pPr>
@@ -4405,6 +4546,7 @@
           </w:tcPr>
           <w:p>
             <w:pPr>
+              <w:keepNext/>
               <w:spacing w:before="20" w:after="20"/>
               <w:jc w:val="center"/>
             </w:pPr>
@@ -4449,6 +4591,7 @@
           </w:tcPr>
           <w:p>
             <w:pPr>
+              <w:keepNext/>
               <w:spacing w:before="20" w:after="20"/>
               <w:jc w:val="center"/>
             </w:pPr>
@@ -4493,6 +4636,7 @@
           </w:tcPr>
           <w:p>
             <w:pPr>
+              <w:keepNext/>
               <w:spacing w:before="20" w:after="20"/>
               <w:jc w:val="center"/>
             </w:pPr>
@@ -4537,6 +4681,7 @@
           </w:tcPr>
           <w:p>
             <w:pPr>
+              <w:keepNext/>
               <w:spacing w:before="20" w:after="20"/>
               <w:jc w:val="center"/>
             </w:pPr>
@@ -4581,6 +4726,7 @@
           </w:tcPr>
           <w:p>
             <w:pPr>
+              <w:keepNext/>
               <w:spacing w:before="20" w:after="20"/>
               <w:jc w:val="center"/>
             </w:pPr>
@@ -4619,6 +4765,9 @@
         </w:tc>
       </w:tr>
       <w:tr>
+        <w:trPr>
+          <w:cantSplit/>
+        </w:trPr>
         <w:tc>
           <w:tcPr>
             <w:shd w:val="clear" w:color="auto" w:fill="F2F2F2"/>
@@ -4627,6 +4776,7 @@
           </w:tcPr>
           <w:p>
             <w:pPr>
+              <w:keepNext/>
               <w:spacing w:before="20" w:after="20"/>
               <w:jc w:val="center"/>
             </w:pPr>
@@ -4670,6 +4820,7 @@
           </w:tcPr>
           <w:p>
             <w:pPr>
+              <w:keepNext/>
               <w:spacing w:before="20" w:after="20"/>
               <w:jc w:val="center"/>
             </w:pPr>
@@ -4683,6 +4834,7 @@
           </w:tcPr>
           <w:p>
             <w:pPr>
+              <w:keepNext/>
               <w:spacing w:before="20" w:after="20"/>
               <w:jc w:val="center"/>
             </w:pPr>
@@ -4696,6 +4848,7 @@
           </w:tcPr>
           <w:p>
             <w:pPr>
+              <w:keepNext/>
               <w:spacing w:before="20" w:after="20"/>
               <w:jc w:val="center"/>
             </w:pPr>
@@ -4709,6 +4862,7 @@
           </w:tcPr>
           <w:p>
             <w:pPr>
+              <w:keepNext/>
               <w:spacing w:before="20" w:after="20"/>
               <w:jc w:val="center"/>
             </w:pPr>
@@ -4722,6 +4876,7 @@
           </w:tcPr>
           <w:p>
             <w:pPr>
+              <w:keepNext/>
               <w:spacing w:before="20" w:after="20"/>
               <w:jc w:val="center"/>
             </w:pPr>
@@ -4730,6 +4885,9 @@
         </w:tc>
       </w:tr>
       <w:tr>
+        <w:trPr>
+          <w:cantSplit/>
+        </w:trPr>
         <w:tc>
           <w:tcPr>
             <w:shd w:val="clear" w:color="auto" w:fill="F2F2F2"/>
@@ -4738,6 +4896,7 @@
           </w:tcPr>
           <w:p>
             <w:pPr>
+              <w:keepNext/>
               <w:spacing w:before="20" w:after="20"/>
               <w:jc w:val="center"/>
             </w:pPr>
@@ -4782,6 +4941,7 @@
           </w:tcPr>
           <w:p>
             <w:pPr>
+              <w:keepNext/>
               <w:spacing w:before="20" w:after="20"/>
               <w:jc w:val="center"/>
             </w:pPr>
@@ -4796,6 +4956,7 @@
           </w:tcPr>
           <w:p>
             <w:pPr>
+              <w:keepNext/>
               <w:spacing w:before="20" w:after="20"/>
               <w:jc w:val="center"/>
             </w:pPr>
@@ -4810,6 +4971,7 @@
           </w:tcPr>
           <w:p>
             <w:pPr>
+              <w:keepNext/>
               <w:spacing w:before="20" w:after="20"/>
               <w:jc w:val="center"/>
             </w:pPr>
@@ -4824,6 +4986,7 @@
           </w:tcPr>
           <w:p>
             <w:pPr>
+              <w:keepNext/>
               <w:spacing w:before="20" w:after="20"/>
               <w:jc w:val="center"/>
             </w:pPr>
@@ -4838,6 +5001,7 @@
           </w:tcPr>
           <w:p>
             <w:pPr>
+              <w:keepNext/>
               <w:spacing w:before="20" w:after="20"/>
               <w:jc w:val="center"/>
             </w:pPr>
@@ -4846,6 +5010,9 @@
         </w:tc>
       </w:tr>
       <w:tr>
+        <w:trPr>
+          <w:cantSplit/>
+        </w:trPr>
         <w:tc>
           <w:tcPr>
             <w:shd w:val="clear" w:color="auto" w:fill="F2F2F2"/>
@@ -4854,6 +5021,7 @@
           </w:tcPr>
           <w:p>
             <w:pPr>
+              <w:keepNext/>
               <w:spacing w:before="20" w:after="20"/>
               <w:jc w:val="center"/>
             </w:pPr>
@@ -4897,6 +5065,7 @@
           </w:tcPr>
           <w:p>
             <w:pPr>
+              <w:keepNext/>
               <w:spacing w:before="20" w:after="20"/>
               <w:jc w:val="center"/>
             </w:pPr>
@@ -4910,6 +5079,7 @@
           </w:tcPr>
           <w:p>
             <w:pPr>
+              <w:keepNext/>
               <w:spacing w:before="20" w:after="20"/>
               <w:jc w:val="center"/>
             </w:pPr>
@@ -4923,6 +5093,7 @@
           </w:tcPr>
           <w:p>
             <w:pPr>
+              <w:keepNext/>
               <w:spacing w:before="20" w:after="20"/>
               <w:jc w:val="center"/>
             </w:pPr>
@@ -4936,6 +5107,7 @@
           </w:tcPr>
           <w:p>
             <w:pPr>
+              <w:keepNext/>
               <w:spacing w:before="20" w:after="20"/>
               <w:jc w:val="center"/>
             </w:pPr>
@@ -4949,6 +5121,7 @@
           </w:tcPr>
           <w:p>
             <w:pPr>
+              <w:keepNext/>
               <w:spacing w:before="20" w:after="20"/>
               <w:jc w:val="center"/>
             </w:pPr>
@@ -4957,6 +5130,9 @@
         </w:tc>
       </w:tr>
       <w:tr>
+        <w:trPr>
+          <w:cantSplit/>
+        </w:trPr>
         <w:tc>
           <w:tcPr>
             <w:shd w:val="clear" w:color="auto" w:fill="F2F2F2"/>
@@ -5073,72 +5249,62 @@
         </w:tc>
       </w:tr>
     </w:tbl>
-    <w:tbl>
-      <w:tblPr>
-        <w:tblLook w:firstColumn="1" w:firstRow="1" w:lastColumn="0" w:lastRow="0" w:noHBand="0" w:noVBand="1" w:val="04A0"/>
-        <w:tblLayout w:type="fixed"/>
-        <w:tblW w:type="dxa" w:w="10466"/>
-        <w:tblInd w:type="dxa" w:w="0"/>
+    <w:p>
+      <w:pPr>
+        <w:keepNext/>
+        <w:spacing w:before="0" w:after="0" w:lineRule="exact" w:line="160"/>
+      </w:pPr>
+    </w:p>
+    <w:p>
+      <w:pPr>
+        <w:spacing w:before="0" w:after="0"/>
         <w:jc w:val="center"/>
-        <w:tblBorders>
-          <w:top w:val="single" w:sz="4" w:space="0" w:color="2B547E"/>
-          <w:left w:val="single" w:sz="4" w:space="0" w:color="2B547E"/>
-          <w:bottom w:val="single" w:sz="4" w:space="0" w:color="2B547E"/>
-          <w:right w:val="single" w:sz="4" w:space="0" w:color="2B547E"/>
-          <w:insideH w:val="single" w:sz="4" w:space="0" w:color="2B547E"/>
-          <w:insideV w:val="single" w:sz="4" w:space="0" w:color="2B547E"/>
-        </w:tblBorders>
-      </w:tblPr>
-      <w:tblGrid>
-        <w:gridCol w:w="10466"/>
-      </w:tblGrid>
-      <w:tr>
-        <w:tc>
-          <w:tcPr>
-            <w:shd w:val="clear" w:color="auto" w:fill="F2F2F2"/>
-            <w:vAlign w:val="center"/>
-            <w:tcW w:type="dxa" w:w="10466"/>
-          </w:tcPr>
-          <w:p>
-            <w:pPr>
-              <w:spacing w:before="20" w:after="20"/>
-              <w:jc w:val="center"/>
-            </w:pPr>
-            <w:r/>
-            <w:r>
-              <w:rPr>
-                <w:rFonts w:ascii="Calibri" w:hAnsi="Calibri"/>
-                <w:b/>
-                <w:i w:val="0"/>
-                <w:color w:val="2B547E"/>
-                <w:sz w:val="20"/>
-              </w:rPr>
-              <w:t>4.3 Точка 2 — возач → примач</w:t>
-            </w:r>
-            <w:r>
-              <w:rPr>
-                <w:rFonts w:ascii="Calibri" w:hAnsi="Calibri"/>
-                <w:b w:val="0"/>
-                <w:i w:val="0"/>
-                <w:color w:val="2B547E"/>
-                <w:sz w:val="16"/>
-              </w:rPr>
-              <w:t xml:space="preserve"> | </w:t>
-            </w:r>
-            <w:r>
-              <w:rPr>
-                <w:rFonts w:ascii="Calibri" w:hAnsi="Calibri"/>
-                <w:b w:val="0"/>
-                <w:i w:val="0"/>
-                <w:color w:val="2B547E"/>
-                <w:sz w:val="16"/>
-              </w:rPr>
-              <w:t>Transfer 2 — driver → consignee</w:t>
-            </w:r>
-          </w:p>
-        </w:tc>
-      </w:tr>
-    </w:tbl>
+        <w:keepNext/>
+        <w:pBdr>
+          <w:top w:val="single" w:sz="4" w:space="2" w:color="2B547E"/>
+          <w:left w:val="single" w:sz="4" w:space="4" w:color="2B547E"/>
+          <w:bottom w:val="single" w:sz="4" w:space="2" w:color="2B547E"/>
+          <w:right w:val="single" w:sz="4" w:space="4" w:color="2B547E"/>
+        </w:pBdr>
+        <w:shd w:val="clear" w:color="auto" w:fill="F2F2F2"/>
+      </w:pPr>
+      <w:r>
+        <w:rPr>
+          <w:rFonts w:ascii="Calibri" w:hAnsi="Calibri"/>
+          <w:b/>
+          <w:i w:val="0"/>
+          <w:color w:val="2B547E"/>
+          <w:sz w:val="20"/>
+        </w:rPr>
+        <w:t>4.3 Точка 2 — возач → примач</w:t>
+      </w:r>
+      <w:r>
+        <w:rPr>
+          <w:rFonts w:ascii="Calibri" w:hAnsi="Calibri"/>
+          <w:b w:val="0"/>
+          <w:i w:val="0"/>
+          <w:color w:val="2B547E"/>
+          <w:sz w:val="16"/>
+        </w:rPr>
+        <w:t xml:space="preserve"> | </w:t>
+      </w:r>
+      <w:r>
+        <w:rPr>
+          <w:rFonts w:ascii="Calibri" w:hAnsi="Calibri"/>
+          <w:b w:val="0"/>
+          <w:i w:val="0"/>
+          <w:color w:val="2B547E"/>
+          <w:sz w:val="16"/>
+        </w:rPr>
+        <w:t>Transfer 2 — driver → consignee</w:t>
+      </w:r>
+    </w:p>
+    <w:p>
+      <w:pPr>
+        <w:keepNext/>
+        <w:spacing w:before="0" w:after="0" w:lineRule="exact" w:line="40"/>
+      </w:pPr>
+    </w:p>
     <w:tbl>
       <w:tblPr>
         <w:tblLook w:firstColumn="1" w:firstRow="1" w:lastColumn="0" w:lastRow="0" w:noHBand="0" w:noVBand="1" w:val="04A0"/>
@@ -5165,6 +5331,7 @@
       <w:tr>
         <w:trPr>
           <w:tblHeader w:val="true"/>
+          <w:cantSplit/>
         </w:trPr>
         <w:tc>
           <w:tcPr>
@@ -5174,6 +5341,7 @@
           </w:tcPr>
           <w:p>
             <w:pPr>
+              <w:keepNext/>
               <w:spacing w:before="20" w:after="20"/>
               <w:jc w:val="center"/>
             </w:pPr>
@@ -5218,6 +5386,7 @@
           </w:tcPr>
           <w:p>
             <w:pPr>
+              <w:keepNext/>
               <w:spacing w:before="20" w:after="20"/>
               <w:jc w:val="center"/>
             </w:pPr>
@@ -5262,6 +5431,7 @@
           </w:tcPr>
           <w:p>
             <w:pPr>
+              <w:keepNext/>
               <w:spacing w:before="20" w:after="20"/>
               <w:jc w:val="center"/>
             </w:pPr>
@@ -5306,6 +5476,7 @@
           </w:tcPr>
           <w:p>
             <w:pPr>
+              <w:keepNext/>
               <w:spacing w:before="20" w:after="20"/>
               <w:jc w:val="center"/>
             </w:pPr>
@@ -5350,6 +5521,7 @@
           </w:tcPr>
           <w:p>
             <w:pPr>
+              <w:keepNext/>
               <w:spacing w:before="20" w:after="20"/>
               <w:jc w:val="center"/>
             </w:pPr>
@@ -5388,6 +5560,9 @@
         </w:tc>
       </w:tr>
       <w:tr>
+        <w:trPr>
+          <w:cantSplit/>
+        </w:trPr>
         <w:tc>
           <w:tcPr>
             <w:shd w:val="clear" w:color="auto" w:fill="F2F2F2"/>
@@ -5396,6 +5571,7 @@
           </w:tcPr>
           <w:p>
             <w:pPr>
+              <w:keepNext/>
               <w:spacing w:before="20" w:after="20"/>
               <w:jc w:val="center"/>
             </w:pPr>
@@ -5439,6 +5615,7 @@
           </w:tcPr>
           <w:p>
             <w:pPr>
+              <w:keepNext/>
               <w:spacing w:before="20" w:after="20"/>
               <w:jc w:val="center"/>
             </w:pPr>
@@ -5452,6 +5629,7 @@
           </w:tcPr>
           <w:p>
             <w:pPr>
+              <w:keepNext/>
               <w:spacing w:before="20" w:after="20"/>
               <w:jc w:val="center"/>
             </w:pPr>
@@ -5465,6 +5643,7 @@
           </w:tcPr>
           <w:p>
             <w:pPr>
+              <w:keepNext/>
               <w:spacing w:before="20" w:after="20"/>
               <w:jc w:val="center"/>
             </w:pPr>
@@ -5478,6 +5657,7 @@
           </w:tcPr>
           <w:p>
             <w:pPr>
+              <w:keepNext/>
               <w:spacing w:before="20" w:after="20"/>
               <w:jc w:val="center"/>
             </w:pPr>
@@ -5486,6 +5666,9 @@
         </w:tc>
       </w:tr>
       <w:tr>
+        <w:trPr>
+          <w:cantSplit/>
+        </w:trPr>
         <w:tc>
           <w:tcPr>
             <w:shd w:val="clear" w:color="auto" w:fill="F2F2F2"/>
@@ -5588,6 +5771,12 @@
         </w:tc>
       </w:tr>
     </w:tbl>
+    <w:p>
+      <w:pPr>
+        <w:keepNext/>
+        <w:spacing w:before="0" w:after="0" w:lineRule="exact" w:line="120"/>
+      </w:pPr>
+    </w:p>
     <w:tbl>
       <w:tblPr>
         <w:jc w:val="center"/>
@@ -5878,72 +6067,62 @@
         </w:tc>
       </w:tr>
     </w:tbl>
-    <w:tbl>
-      <w:tblPr>
-        <w:tblLook w:firstColumn="1" w:firstRow="1" w:lastColumn="0" w:lastRow="0" w:noHBand="0" w:noVBand="1" w:val="04A0"/>
-        <w:tblLayout w:type="fixed"/>
-        <w:tblW w:type="dxa" w:w="10466"/>
-        <w:tblInd w:type="dxa" w:w="0"/>
+    <w:p>
+      <w:pPr>
+        <w:keepNext/>
+        <w:spacing w:before="0" w:after="0" w:lineRule="exact" w:line="240"/>
+      </w:pPr>
+    </w:p>
+    <w:p>
+      <w:pPr>
+        <w:spacing w:before="0" w:after="0"/>
         <w:jc w:val="center"/>
-        <w:tblBorders>
-          <w:top w:val="single" w:sz="4" w:space="0" w:color="2B547E"/>
-          <w:left w:val="single" w:sz="4" w:space="0" w:color="2B547E"/>
-          <w:bottom w:val="single" w:sz="4" w:space="0" w:color="2B547E"/>
-          <w:right w:val="single" w:sz="4" w:space="0" w:color="2B547E"/>
-          <w:insideH w:val="single" w:sz="4" w:space="0" w:color="2B547E"/>
-          <w:insideV w:val="single" w:sz="4" w:space="0" w:color="2B547E"/>
-        </w:tblBorders>
-      </w:tblPr>
-      <w:tblGrid>
-        <w:gridCol w:w="10466"/>
-      </w:tblGrid>
-      <w:tr>
-        <w:tc>
-          <w:tcPr>
-            <w:shd w:val="clear" w:color="auto" w:fill="2B547E"/>
-            <w:vAlign w:val="center"/>
-            <w:tcW w:type="dxa" w:w="10466"/>
-          </w:tcPr>
-          <w:p>
-            <w:pPr>
-              <w:spacing w:before="20" w:after="20"/>
-              <w:jc w:val="center"/>
-            </w:pPr>
-            <w:r/>
-            <w:r>
-              <w:rPr>
-                <w:rFonts w:ascii="Calibri" w:hAnsi="Calibri"/>
-                <w:b/>
-                <w:i w:val="0"/>
-                <w:color w:val="FFFFFF"/>
-                <w:sz w:val="22"/>
-              </w:rPr>
-              <w:t>5 Инциденти во транзит</w:t>
-            </w:r>
-            <w:r>
-              <w:rPr>
-                <w:rFonts w:ascii="Calibri" w:hAnsi="Calibri"/>
-                <w:b w:val="0"/>
-                <w:i w:val="0"/>
-                <w:color w:val="FFFFFF"/>
-                <w:sz w:val="18"/>
-              </w:rPr>
-              <w:t xml:space="preserve"> | </w:t>
-            </w:r>
-            <w:r>
-              <w:rPr>
-                <w:rFonts w:ascii="Calibri" w:hAnsi="Calibri"/>
-                <w:b w:val="0"/>
-                <w:i w:val="0"/>
-                <w:color w:val="FFFFFF"/>
-                <w:sz w:val="18"/>
-              </w:rPr>
-              <w:t>In-transit incidents</w:t>
-            </w:r>
-          </w:p>
-        </w:tc>
-      </w:tr>
-    </w:tbl>
+        <w:keepNext/>
+        <w:pBdr>
+          <w:top w:val="single" w:sz="4" w:space="2" w:color="2B547E"/>
+          <w:left w:val="single" w:sz="4" w:space="4" w:color="2B547E"/>
+          <w:bottom w:val="single" w:sz="4" w:space="2" w:color="2B547E"/>
+          <w:right w:val="single" w:sz="4" w:space="4" w:color="2B547E"/>
+        </w:pBdr>
+        <w:shd w:val="clear" w:color="auto" w:fill="2B547E"/>
+      </w:pPr>
+      <w:r>
+        <w:rPr>
+          <w:rFonts w:ascii="Calibri" w:hAnsi="Calibri"/>
+          <w:b/>
+          <w:i w:val="0"/>
+          <w:color w:val="FFFFFF"/>
+          <w:sz w:val="22"/>
+        </w:rPr>
+        <w:t>5 Инциденти во транзит</w:t>
+      </w:r>
+      <w:r>
+        <w:rPr>
+          <w:rFonts w:ascii="Calibri" w:hAnsi="Calibri"/>
+          <w:b w:val="0"/>
+          <w:i w:val="0"/>
+          <w:color w:val="FFFFFF"/>
+          <w:sz w:val="18"/>
+        </w:rPr>
+        <w:t xml:space="preserve"> | </w:t>
+      </w:r>
+      <w:r>
+        <w:rPr>
+          <w:rFonts w:ascii="Calibri" w:hAnsi="Calibri"/>
+          <w:b w:val="0"/>
+          <w:i w:val="0"/>
+          <w:color w:val="FFFFFF"/>
+          <w:sz w:val="18"/>
+        </w:rPr>
+        <w:t>In-transit incidents</w:t>
+      </w:r>
+    </w:p>
+    <w:p>
+      <w:pPr>
+        <w:keepNext/>
+        <w:spacing w:before="0" w:after="0" w:lineRule="exact" w:line="40"/>
+      </w:pPr>
+    </w:p>
     <w:tbl>
       <w:tblPr>
         <w:tblLook w:firstColumn="1" w:firstRow="1" w:lastColumn="0" w:lastRow="0" w:noHBand="0" w:noVBand="1" w:val="04A0"/>
@@ -5970,6 +6149,7 @@
       <w:tr>
         <w:trPr>
           <w:tblHeader w:val="true"/>
+          <w:cantSplit/>
         </w:trPr>
         <w:tc>
           <w:tcPr>
@@ -5979,6 +6159,7 @@
           </w:tcPr>
           <w:p>
             <w:pPr>
+              <w:keepNext/>
               <w:spacing w:before="20" w:after="20"/>
               <w:jc w:val="center"/>
             </w:pPr>
@@ -6023,6 +6204,7 @@
           </w:tcPr>
           <w:p>
             <w:pPr>
+              <w:keepNext/>
               <w:spacing w:before="20" w:after="20"/>
               <w:jc w:val="center"/>
             </w:pPr>
@@ -6067,6 +6249,7 @@
           </w:tcPr>
           <w:p>
             <w:pPr>
+              <w:keepNext/>
               <w:spacing w:before="20" w:after="20"/>
               <w:jc w:val="center"/>
             </w:pPr>
@@ -6111,6 +6294,7 @@
           </w:tcPr>
           <w:p>
             <w:pPr>
+              <w:keepNext/>
               <w:spacing w:before="20" w:after="20"/>
               <w:jc w:val="center"/>
             </w:pPr>
@@ -6155,6 +6339,7 @@
           </w:tcPr>
           <w:p>
             <w:pPr>
+              <w:keepNext/>
               <w:spacing w:before="20" w:after="20"/>
               <w:jc w:val="center"/>
             </w:pPr>
@@ -6193,6 +6378,9 @@
         </w:tc>
       </w:tr>
       <w:tr>
+        <w:trPr>
+          <w:cantSplit/>
+        </w:trPr>
         <w:tc>
           <w:tcPr>
             <w:vAlign w:val="center"/>
@@ -6200,6 +6388,7 @@
           </w:tcPr>
           <w:p>
             <w:pPr>
+              <w:keepNext/>
               <w:spacing w:before="20" w:after="20"/>
               <w:jc w:val="center"/>
             </w:pPr>
@@ -6213,6 +6402,7 @@
           </w:tcPr>
           <w:p>
             <w:pPr>
+              <w:keepNext/>
               <w:spacing w:before="20" w:after="20"/>
               <w:jc w:val="center"/>
             </w:pPr>
@@ -6226,6 +6416,7 @@
           </w:tcPr>
           <w:p>
             <w:pPr>
+              <w:keepNext/>
               <w:spacing w:before="20" w:after="20"/>
               <w:jc w:val="center"/>
             </w:pPr>
@@ -6239,6 +6430,7 @@
           </w:tcPr>
           <w:p>
             <w:pPr>
+              <w:keepNext/>
               <w:spacing w:before="20" w:after="20"/>
               <w:jc w:val="center"/>
             </w:pPr>
@@ -6252,6 +6444,7 @@
           </w:tcPr>
           <w:p>
             <w:pPr>
+              <w:keepNext/>
               <w:spacing w:before="20" w:after="20"/>
               <w:jc w:val="center"/>
             </w:pPr>
@@ -6260,6 +6453,9 @@
         </w:tc>
       </w:tr>
       <w:tr>
+        <w:trPr>
+          <w:cantSplit/>
+        </w:trPr>
         <w:tc>
           <w:tcPr>
             <w:shd w:val="clear" w:color="auto" w:fill="F7FAFC"/>
@@ -6332,13 +6528,69 @@
         </w:tc>
       </w:tr>
     </w:tbl>
+    <w:p>
+      <w:pPr>
+        <w:keepNext/>
+        <w:spacing w:before="0" w:after="0" w:lineRule="exact" w:line="240"/>
+      </w:pPr>
+    </w:p>
+    <w:p>
+      <w:pPr>
+        <w:spacing w:before="0" w:after="0"/>
+        <w:jc w:val="center"/>
+        <w:keepNext/>
+        <w:pBdr>
+          <w:top w:val="single" w:sz="4" w:space="2" w:color="2B547E"/>
+          <w:left w:val="single" w:sz="4" w:space="4" w:color="2B547E"/>
+          <w:bottom w:val="single" w:sz="4" w:space="2" w:color="2B547E"/>
+          <w:right w:val="single" w:sz="4" w:space="4" w:color="2B547E"/>
+        </w:pBdr>
+        <w:shd w:val="clear" w:color="auto" w:fill="2B547E"/>
+      </w:pPr>
+      <w:r>
+        <w:rPr>
+          <w:rFonts w:ascii="Calibri" w:hAnsi="Calibri"/>
+          <w:b/>
+          <w:i w:val="0"/>
+          <w:color w:val="FFFFFF"/>
+          <w:sz w:val="22"/>
+        </w:rPr>
+        <w:t>6 Враќање на документите</w:t>
+      </w:r>
+      <w:r>
+        <w:rPr>
+          <w:rFonts w:ascii="Calibri" w:hAnsi="Calibri"/>
+          <w:b w:val="0"/>
+          <w:i w:val="0"/>
+          <w:color w:val="FFFFFF"/>
+          <w:sz w:val="18"/>
+        </w:rPr>
+        <w:t xml:space="preserve"> | </w:t>
+      </w:r>
+      <w:r>
+        <w:rPr>
+          <w:rFonts w:ascii="Calibri" w:hAnsi="Calibri"/>
+          <w:b w:val="0"/>
+          <w:i w:val="0"/>
+          <w:color w:val="FFFFFF"/>
+          <w:sz w:val="18"/>
+        </w:rPr>
+        <w:t>Return of documents</w:t>
+      </w:r>
+    </w:p>
+    <w:p>
+      <w:pPr>
+        <w:keepNext/>
+        <w:spacing w:before="0" w:after="0" w:lineRule="exact" w:line="40"/>
+      </w:pPr>
+    </w:p>
     <w:tbl>
       <w:tblPr>
+        <w:jc w:val="center"/>
         <w:tblLook w:firstColumn="1" w:firstRow="1" w:lastColumn="0" w:lastRow="0" w:noHBand="0" w:noVBand="1" w:val="04A0"/>
         <w:tblLayout w:type="fixed"/>
-        <w:tblW w:type="dxa" w:w="10466"/>
+        <w:tblW w:type="pct" w:w="5000"/>
         <w:tblInd w:type="dxa" w:w="0"/>
-        <w:jc w:val="center"/>
         <w:tblBorders>
           <w:top w:val="single" w:sz="4" w:space="0" w:color="2B547E"/>
           <w:left w:val="single" w:sz="4" w:space="0" w:color="2B547E"/>
@@ -6349,19 +6601,26 @@
         </w:tblBorders>
       </w:tblPr>
       <w:tblGrid>
-        <w:gridCol w:w="10466"/>
+        <w:gridCol w:w="3288"/>
+        <w:gridCol w:w="1944"/>
+        <w:gridCol w:w="3288"/>
+        <w:gridCol w:w="1944"/>
       </w:tblGrid>
       <w:tr>
-        <w:tc>
-          <w:tcPr>
-            <w:shd w:val="clear" w:color="auto" w:fill="2B547E"/>
-            <w:vAlign w:val="center"/>
-            <w:tcW w:type="dxa" w:w="10466"/>
-          </w:tcPr>
-          <w:p>
-            <w:pPr>
-              <w:spacing w:before="20" w:after="20"/>
-              <w:jc w:val="center"/>
+        <w:trPr>
+          <w:cantSplit/>
+        </w:trPr>
+        <w:tc>
+          <w:tcPr>
+            <w:shd w:val="clear" w:color="auto" w:fill="F2F2F2"/>
+            <w:vAlign w:val="center"/>
+            <w:tcW w:type="pct" w:w="1570"/>
+          </w:tcPr>
+          <w:p>
+            <w:pPr>
+              <w:keepNext/>
+              <w:spacing w:before="20" w:after="20"/>
+              <w:jc w:val="left"/>
             </w:pPr>
             <w:r/>
             <w:r>
@@ -6369,18 +6628,18 @@
                 <w:rFonts w:ascii="Calibri" w:hAnsi="Calibri"/>
                 <w:b/>
                 <w:i w:val="0"/>
-                <w:color w:val="FFFFFF"/>
-                <w:sz w:val="22"/>
-              </w:rPr>
-              <w:t>6 Враќање на документите</w:t>
-            </w:r>
-            <w:r>
-              <w:rPr>
-                <w:rFonts w:ascii="Calibri" w:hAnsi="Calibri"/>
-                <w:b w:val="0"/>
-                <w:i w:val="0"/>
-                <w:color w:val="FFFFFF"/>
-                <w:sz w:val="18"/>
+                <w:color w:val="000000"/>
+                <w:sz w:val="20"/>
+              </w:rPr>
+              <w:t>Документите вратени до Обезбедување (датум, време)</w:t>
+            </w:r>
+            <w:r>
+              <w:rPr>
+                <w:rFonts w:ascii="Calibri" w:hAnsi="Calibri"/>
+                <w:b w:val="0"/>
+                <w:i w:val="0"/>
+                <w:color w:val="000000"/>
+                <w:sz w:val="16"/>
               </w:rPr>
               <w:t xml:space="preserve"> | </w:t>
             </w:r>
@@ -6389,11 +6648,84 @@
                 <w:rFonts w:ascii="Calibri" w:hAnsi="Calibri"/>
                 <w:b w:val="0"/>
                 <w:i w:val="0"/>
-                <w:color w:val="FFFFFF"/>
-                <w:sz w:val="18"/>
-              </w:rPr>
-              <w:t>Return of documents</w:t>
-            </w:r>
+                <w:color w:val="000000"/>
+                <w:sz w:val="16"/>
+              </w:rPr>
+              <w:t>Documents returned to Security (date, time)</w:t>
+            </w:r>
+          </w:p>
+        </w:tc>
+        <w:tc>
+          <w:tcPr>
+            <w:vAlign w:val="center"/>
+            <w:tcW w:type="pct" w:w="929"/>
+          </w:tcPr>
+          <w:p>
+            <w:pPr>
+              <w:keepNext/>
+              <w:spacing w:before="20" w:after="20"/>
+              <w:jc w:val="center"/>
+            </w:pPr>
+            <w:r/>
+          </w:p>
+        </w:tc>
+        <w:tc>
+          <w:tcPr>
+            <w:shd w:val="clear" w:color="auto" w:fill="F2F2F2"/>
+            <w:vAlign w:val="center"/>
+            <w:tcW w:type="pct" w:w="1570"/>
+          </w:tcPr>
+          <w:p>
+            <w:pPr>
+              <w:keepNext/>
+              <w:spacing w:before="20" w:after="20"/>
+              <w:jc w:val="left"/>
+            </w:pPr>
+            <w:r/>
+            <w:r>
+              <w:rPr>
+                <w:rFonts w:ascii="Calibri" w:hAnsi="Calibri"/>
+                <w:b/>
+                <w:i w:val="0"/>
+                <w:color w:val="000000"/>
+                <w:sz w:val="20"/>
+              </w:rPr>
+              <w:t>Скршени пломби вратени</w:t>
+            </w:r>
+            <w:r>
+              <w:rPr>
+                <w:rFonts w:ascii="Calibri" w:hAnsi="Calibri"/>
+                <w:b w:val="0"/>
+                <w:i w:val="0"/>
+                <w:color w:val="000000"/>
+                <w:sz w:val="16"/>
+              </w:rPr>
+              <w:t xml:space="preserve"> | </w:t>
+            </w:r>
+            <w:r>
+              <w:rPr>
+                <w:rFonts w:ascii="Calibri" w:hAnsi="Calibri"/>
+                <w:b w:val="0"/>
+                <w:i w:val="0"/>
+                <w:color w:val="000000"/>
+                <w:sz w:val="16"/>
+              </w:rPr>
+              <w:t>Broken seals returned</w:t>
+            </w:r>
+          </w:p>
+        </w:tc>
+        <w:tc>
+          <w:tcPr>
+            <w:vAlign w:val="center"/>
+            <w:tcW w:type="pct" w:w="929"/>
+          </w:tcPr>
+          <w:p>
+            <w:pPr>
+              <w:keepNext/>
+              <w:spacing w:before="20" w:after="20"/>
+              <w:jc w:val="center"/>
+            </w:pPr>
+            <w:r/>
           </w:p>
         </w:tc>
       </w:tr>
@@ -6421,6 +6753,9 @@
         <w:gridCol w:w="1944"/>
       </w:tblGrid>
       <w:tr>
+        <w:trPr>
+          <w:cantSplit/>
+        </w:trPr>
         <w:tc>
           <w:tcPr>
             <w:shd w:val="clear" w:color="auto" w:fill="F2F2F2"/>
@@ -6429,6 +6764,7 @@
           </w:tcPr>
           <w:p>
             <w:pPr>
+              <w:keepNext/>
               <w:spacing w:before="20" w:after="20"/>
               <w:jc w:val="left"/>
             </w:pPr>
@@ -6441,7 +6777,7 @@
                 <w:color w:val="000000"/>
                 <w:sz w:val="20"/>
               </w:rPr>
-              <w:t>Документите вратени до Обезбедување (датум, време)</w:t>
+              <w:t>Податоци од логерот преземени</w:t>
             </w:r>
             <w:r>
               <w:rPr>
@@ -6461,7 +6797,7 @@
                 <w:color w:val="000000"/>
                 <w:sz w:val="16"/>
               </w:rPr>
-              <w:t>Documents returned to Security (date, time)</w:t>
+              <w:t>Logger data downloaded</w:t>
             </w:r>
           </w:p>
         </w:tc>
@@ -6472,6 +6808,7 @@
           </w:tcPr>
           <w:p>
             <w:pPr>
+              <w:keepNext/>
               <w:spacing w:before="20" w:after="20"/>
               <w:jc w:val="center"/>
             </w:pPr>
@@ -6486,6 +6823,7 @@
           </w:tcPr>
           <w:p>
             <w:pPr>
+              <w:keepNext/>
               <w:spacing w:before="20" w:after="20"/>
               <w:jc w:val="left"/>
             </w:pPr>
@@ -6498,7 +6836,7 @@
                 <w:color w:val="000000"/>
                 <w:sz w:val="20"/>
               </w:rPr>
-              <w:t>Скршени пломби вратени</w:t>
+              <w:t>GPS извештај генериран</w:t>
             </w:r>
             <w:r>
               <w:rPr>
@@ -6518,7 +6856,7 @@
                 <w:color w:val="000000"/>
                 <w:sz w:val="16"/>
               </w:rPr>
-              <w:t>Broken seals returned</w:t>
+              <w:t>GPS report generated</w:t>
             </w:r>
           </w:p>
         </w:tc>
@@ -6529,145 +6867,7 @@
           </w:tcPr>
           <w:p>
             <w:pPr>
-              <w:spacing w:before="20" w:after="20"/>
-              <w:jc w:val="center"/>
-            </w:pPr>
-            <w:r/>
-          </w:p>
-        </w:tc>
-      </w:tr>
-    </w:tbl>
-    <w:tbl>
-      <w:tblPr>
-        <w:jc w:val="center"/>
-        <w:tblLook w:firstColumn="1" w:firstRow="1" w:lastColumn="0" w:lastRow="0" w:noHBand="0" w:noVBand="1" w:val="04A0"/>
-        <w:tblLayout w:type="fixed"/>
-        <w:tblW w:type="pct" w:w="5000"/>
-        <w:tblInd w:type="dxa" w:w="0"/>
-        <w:tblBorders>
-          <w:top w:val="single" w:sz="4" w:space="0" w:color="2B547E"/>
-          <w:left w:val="single" w:sz="4" w:space="0" w:color="2B547E"/>
-          <w:bottom w:val="single" w:sz="4" w:space="0" w:color="2B547E"/>
-          <w:right w:val="single" w:sz="4" w:space="0" w:color="2B547E"/>
-          <w:insideH w:val="single" w:sz="4" w:space="0" w:color="2B547E"/>
-          <w:insideV w:val="single" w:sz="4" w:space="0" w:color="2B547E"/>
-        </w:tblBorders>
-      </w:tblPr>
-      <w:tblGrid>
-        <w:gridCol w:w="3288"/>
-        <w:gridCol w:w="1944"/>
-        <w:gridCol w:w="3288"/>
-        <w:gridCol w:w="1944"/>
-      </w:tblGrid>
-      <w:tr>
-        <w:tc>
-          <w:tcPr>
-            <w:shd w:val="clear" w:color="auto" w:fill="F2F2F2"/>
-            <w:vAlign w:val="center"/>
-            <w:tcW w:type="pct" w:w="1570"/>
-          </w:tcPr>
-          <w:p>
-            <w:pPr>
-              <w:spacing w:before="20" w:after="20"/>
-              <w:jc w:val="left"/>
-            </w:pPr>
-            <w:r/>
-            <w:r>
-              <w:rPr>
-                <w:rFonts w:ascii="Calibri" w:hAnsi="Calibri"/>
-                <w:b/>
-                <w:i w:val="0"/>
-                <w:color w:val="000000"/>
-                <w:sz w:val="20"/>
-              </w:rPr>
-              <w:t>Податоци од логерот преземени</w:t>
-            </w:r>
-            <w:r>
-              <w:rPr>
-                <w:rFonts w:ascii="Calibri" w:hAnsi="Calibri"/>
-                <w:b w:val="0"/>
-                <w:i w:val="0"/>
-                <w:color w:val="000000"/>
-                <w:sz w:val="16"/>
-              </w:rPr>
-              <w:t xml:space="preserve"> | </w:t>
-            </w:r>
-            <w:r>
-              <w:rPr>
-                <w:rFonts w:ascii="Calibri" w:hAnsi="Calibri"/>
-                <w:b w:val="0"/>
-                <w:i w:val="0"/>
-                <w:color w:val="000000"/>
-                <w:sz w:val="16"/>
-              </w:rPr>
-              <w:t>Logger data downloaded</w:t>
-            </w:r>
-          </w:p>
-        </w:tc>
-        <w:tc>
-          <w:tcPr>
-            <w:vAlign w:val="center"/>
-            <w:tcW w:type="pct" w:w="929"/>
-          </w:tcPr>
-          <w:p>
-            <w:pPr>
-              <w:spacing w:before="20" w:after="20"/>
-              <w:jc w:val="center"/>
-            </w:pPr>
-            <w:r/>
-          </w:p>
-        </w:tc>
-        <w:tc>
-          <w:tcPr>
-            <w:shd w:val="clear" w:color="auto" w:fill="F2F2F2"/>
-            <w:vAlign w:val="center"/>
-            <w:tcW w:type="pct" w:w="1570"/>
-          </w:tcPr>
-          <w:p>
-            <w:pPr>
-              <w:spacing w:before="20" w:after="20"/>
-              <w:jc w:val="left"/>
-            </w:pPr>
-            <w:r/>
-            <w:r>
-              <w:rPr>
-                <w:rFonts w:ascii="Calibri" w:hAnsi="Calibri"/>
-                <w:b/>
-                <w:i w:val="0"/>
-                <w:color w:val="000000"/>
-                <w:sz w:val="20"/>
-              </w:rPr>
-              <w:t>GPS извештај генериран</w:t>
-            </w:r>
-            <w:r>
-              <w:rPr>
-                <w:rFonts w:ascii="Calibri" w:hAnsi="Calibri"/>
-                <w:b w:val="0"/>
-                <w:i w:val="0"/>
-                <w:color w:val="000000"/>
-                <w:sz w:val="16"/>
-              </w:rPr>
-              <w:t xml:space="preserve"> | </w:t>
-            </w:r>
-            <w:r>
-              <w:rPr>
-                <w:rFonts w:ascii="Calibri" w:hAnsi="Calibri"/>
-                <w:b w:val="0"/>
-                <w:i w:val="0"/>
-                <w:color w:val="000000"/>
-                <w:sz w:val="16"/>
-              </w:rPr>
-              <w:t>GPS report generated</w:t>
-            </w:r>
-          </w:p>
-        </w:tc>
-        <w:tc>
-          <w:tcPr>
-            <w:vAlign w:val="center"/>
-            <w:tcW w:type="pct" w:w="929"/>
-          </w:tcPr>
-          <w:p>
-            <w:pPr>
+              <w:keepNext/>
               <w:spacing w:before="20" w:after="20"/>
               <w:jc w:val="center"/>
             </w:pPr>
@@ -6697,6 +6897,9 @@
         <w:gridCol w:w="7178"/>
       </w:tblGrid>
       <w:tr>
+        <w:trPr>
+          <w:cantSplit/>
+        </w:trPr>
         <w:tc>
           <w:tcPr>
             <w:shd w:val="clear" w:color="auto" w:fill="F2F2F2"/>

--- a/deliverables/inland_transport_2026-10/docx/WHSOP_003_A04.docx
+++ b/deliverables/inland_transport_2026-10/docx/WHSOP_003_A04.docx
@@ -622,9 +622,9 @@
       </w:tblPr>
       <w:tblGrid>
         <w:gridCol w:w="1564"/>
-        <w:gridCol w:w="3668"/>
-        <w:gridCol w:w="1564"/>
-        <w:gridCol w:w="3668"/>
+        <w:gridCol w:w="2806"/>
+        <w:gridCol w:w="3288"/>
+        <w:gridCol w:w="2806"/>
       </w:tblGrid>
       <w:tr>
         <w:trPr>
@@ -638,7 +638,6 @@
           </w:tcPr>
           <w:p>
             <w:pPr>
-              <w:keepNext/>
               <w:spacing w:before="20" w:after="20"/>
               <w:jc w:val="left"/>
             </w:pPr>
@@ -678,11 +677,10 @@
         <w:tc>
           <w:tcPr>
             <w:vAlign w:val="center"/>
-            <w:tcW w:type="pct" w:w="1752"/>
-          </w:tcPr>
-          <w:p>
-            <w:pPr>
-              <w:keepNext/>
+            <w:tcW w:type="pct" w:w="1340"/>
+          </w:tcPr>
+          <w:p>
+            <w:pPr>
               <w:spacing w:before="20" w:after="20"/>
               <w:jc w:val="center"/>
             </w:pPr>
@@ -693,11 +691,10 @@
           <w:tcPr>
             <w:shd w:val="clear" w:color="auto" w:fill="F2F2F2"/>
             <w:vAlign w:val="center"/>
-            <w:tcW w:type="pct" w:w="747"/>
-          </w:tcPr>
-          <w:p>
-            <w:pPr>
-              <w:keepNext/>
+            <w:tcW w:type="pct" w:w="1570"/>
+          </w:tcPr>
+          <w:p>
+            <w:pPr>
               <w:spacing w:before="20" w:after="20"/>
               <w:jc w:val="left"/>
             </w:pPr>
@@ -710,7 +707,7 @@
                 <w:color w:val="000000"/>
                 <w:sz w:val="20"/>
               </w:rPr>
-              <w:t>Превозник</w:t>
+              <w:t>Возило (регистарски број)</w:t>
             </w:r>
             <w:r>
               <w:rPr>
@@ -730,92 +727,6 @@
                 <w:color w:val="000000"/>
                 <w:sz w:val="16"/>
               </w:rPr>
-              <w:t>Carrier</w:t>
-            </w:r>
-          </w:p>
-        </w:tc>
-        <w:tc>
-          <w:tcPr>
-            <w:vAlign w:val="center"/>
-            <w:tcW w:type="pct" w:w="1752"/>
-          </w:tcPr>
-          <w:p>
-            <w:pPr>
-              <w:keepNext/>
-              <w:spacing w:before="20" w:after="20"/>
-              <w:jc w:val="center"/>
-            </w:pPr>
-            <w:r/>
-          </w:p>
-        </w:tc>
-      </w:tr>
-    </w:tbl>
-    <w:tbl>
-      <w:tblPr>
-        <w:jc w:val="center"/>
-        <w:tblLook w:firstColumn="1" w:firstRow="1" w:lastColumn="0" w:lastRow="0" w:noHBand="0" w:noVBand="1" w:val="04A0"/>
-        <w:tblLayout w:type="fixed"/>
-        <w:tblW w:type="pct" w:w="5000"/>
-        <w:tblInd w:type="dxa" w:w="0"/>
-        <w:tblBorders>
-          <w:top w:val="single" w:sz="4" w:space="0" w:color="2B547E"/>
-          <w:left w:val="single" w:sz="4" w:space="0" w:color="2B547E"/>
-          <w:bottom w:val="single" w:sz="4" w:space="0" w:color="2B547E"/>
-          <w:right w:val="single" w:sz="4" w:space="0" w:color="2B547E"/>
-          <w:insideH w:val="single" w:sz="4" w:space="0" w:color="2B547E"/>
-          <w:insideV w:val="single" w:sz="4" w:space="0" w:color="2B547E"/>
-        </w:tblBorders>
-      </w:tblPr>
-      <w:tblGrid>
-        <w:gridCol w:w="3288"/>
-        <w:gridCol w:w="1944"/>
-        <w:gridCol w:w="3288"/>
-        <w:gridCol w:w="1944"/>
-      </w:tblGrid>
-      <w:tr>
-        <w:trPr>
-          <w:cantSplit/>
-        </w:trPr>
-        <w:tc>
-          <w:tcPr>
-            <w:shd w:val="clear" w:color="auto" w:fill="F2F2F2"/>
-            <w:vAlign w:val="center"/>
-            <w:tcW w:type="pct" w:w="1570"/>
-          </w:tcPr>
-          <w:p>
-            <w:pPr>
-              <w:spacing w:before="20" w:after="20"/>
-              <w:jc w:val="left"/>
-            </w:pPr>
-            <w:r/>
-            <w:r>
-              <w:rPr>
-                <w:rFonts w:ascii="Calibri" w:hAnsi="Calibri"/>
-                <w:b/>
-                <w:i w:val="0"/>
-                <w:color w:val="000000"/>
-                <w:sz w:val="20"/>
-              </w:rPr>
-              <w:t>Возило (регистарски број)</w:t>
-            </w:r>
-            <w:r>
-              <w:rPr>
-                <w:rFonts w:ascii="Calibri" w:hAnsi="Calibri"/>
-                <w:b w:val="0"/>
-                <w:i w:val="0"/>
-                <w:color w:val="000000"/>
-                <w:sz w:val="16"/>
-              </w:rPr>
-              <w:t xml:space="preserve"> | </w:t>
-            </w:r>
-            <w:r>
-              <w:rPr>
-                <w:rFonts w:ascii="Calibri" w:hAnsi="Calibri"/>
-                <w:b w:val="0"/>
-                <w:i w:val="0"/>
-                <w:color w:val="000000"/>
-                <w:sz w:val="16"/>
-              </w:rPr>
               <w:t>Vehicle (registration)</w:t>
             </w:r>
           </w:p>
@@ -823,64 +734,7 @@
         <w:tc>
           <w:tcPr>
             <w:vAlign w:val="center"/>
-            <w:tcW w:type="pct" w:w="929"/>
-          </w:tcPr>
-          <w:p>
-            <w:pPr>
-              <w:spacing w:before="20" w:after="20"/>
-              <w:jc w:val="center"/>
-            </w:pPr>
-            <w:r/>
-          </w:p>
-        </w:tc>
-        <w:tc>
-          <w:tcPr>
-            <w:shd w:val="clear" w:color="auto" w:fill="F2F2F2"/>
-            <w:vAlign w:val="center"/>
-            <w:tcW w:type="pct" w:w="1570"/>
-          </w:tcPr>
-          <w:p>
-            <w:pPr>
-              <w:spacing w:before="20" w:after="20"/>
-              <w:jc w:val="left"/>
-            </w:pPr>
-            <w:r/>
-            <w:r>
-              <w:rPr>
-                <w:rFonts w:ascii="Calibri" w:hAnsi="Calibri"/>
-                <w:b/>
-                <w:i w:val="0"/>
-                <w:color w:val="000000"/>
-                <w:sz w:val="20"/>
-              </w:rPr>
-              <w:t>GPS-уред (сериски број)</w:t>
-            </w:r>
-            <w:r>
-              <w:rPr>
-                <w:rFonts w:ascii="Calibri" w:hAnsi="Calibri"/>
-                <w:b w:val="0"/>
-                <w:i w:val="0"/>
-                <w:color w:val="000000"/>
-                <w:sz w:val="16"/>
-              </w:rPr>
-              <w:t xml:space="preserve"> | </w:t>
-            </w:r>
-            <w:r>
-              <w:rPr>
-                <w:rFonts w:ascii="Calibri" w:hAnsi="Calibri"/>
-                <w:b w:val="0"/>
-                <w:i w:val="0"/>
-                <w:color w:val="000000"/>
-                <w:sz w:val="16"/>
-              </w:rPr>
-              <w:t>GPS unit (serial No.)</w:t>
-            </w:r>
-          </w:p>
-        </w:tc>
-        <w:tc>
-          <w:tcPr>
-            <w:vAlign w:val="center"/>
-            <w:tcW w:type="pct" w:w="929"/>
+            <w:tcW w:type="pct" w:w="1340"/>
           </w:tcPr>
           <w:p>
             <w:pPr>
@@ -919,7 +773,7 @@
           <w:color w:val="FFFFFF"/>
           <w:sz w:val="22"/>
         </w:rPr>
-        <w:t>2 Содржина на пратката</w:t>
+        <w:t>2 Палети во пратката</w:t>
       </w:r>
       <w:r>
         <w:rPr>
@@ -939,13 +793,50 @@
           <w:color w:val="FFFFFF"/>
           <w:sz w:val="18"/>
         </w:rPr>
-        <w:t>Consignment contents</w:t>
+        <w:t>Pallets in the consignment</w:t>
       </w:r>
     </w:p>
     <w:p>
       <w:pPr>
         <w:keepNext/>
-        <w:spacing w:before="0" w:after="0" w:lineRule="exact" w:line="40"/>
+        <w:spacing w:before="0" w:after="0" w:line="250" w:lineRule="auto"/>
+        <w:jc w:val="both"/>
+      </w:pPr>
+      <w:r>
+        <w:rPr>
+          <w:rFonts w:ascii="Calibri" w:hAnsi="Calibri"/>
+          <w:b w:val="0"/>
+          <w:i w:val="0"/>
+          <w:color w:val="000000"/>
+          <w:sz w:val="22"/>
+        </w:rPr>
+        <w:t>Секоја палета има своја листа на пакување (WHSOP_003_A03 §5); кесите и картоните се наведени таму.</w:t>
+      </w:r>
+      <w:r>
+        <w:rPr>
+          <w:rFonts w:ascii="Calibri" w:hAnsi="Calibri"/>
+          <w:b w:val="0"/>
+          <w:i w:val="0"/>
+          <w:color w:val="595959"/>
+          <w:sz w:val="16"/>
+        </w:rPr>
+        <w:t xml:space="preserve">  |  </w:t>
+      </w:r>
+      <w:r>
+        <w:rPr>
+          <w:rFonts w:ascii="Calibri" w:hAnsi="Calibri"/>
+          <w:b w:val="0"/>
+          <w:i/>
+          <w:color w:val="595959"/>
+          <w:sz w:val="16"/>
+        </w:rPr>
+        <w:t>Each pallet has its own packing list (WHSOP_003_A03 §5); the bags and cartons are listed there.</w:t>
+      </w:r>
+    </w:p>
+    <w:p>
+      <w:pPr>
+        <w:keepNext/>
+        <w:spacing w:before="0" w:after="0" w:lineRule="exact" w:line="120"/>
       </w:pPr>
     </w:p>
     <w:tbl>
@@ -965,13 +856,15 @@
         </w:tblBorders>
       </w:tblPr>
       <w:tblGrid>
-        <w:gridCol w:w="1621"/>
-        <w:gridCol w:w="1229"/>
-        <w:gridCol w:w="932"/>
-        <w:gridCol w:w="2008"/>
-        <w:gridCol w:w="1351"/>
-        <w:gridCol w:w="1392"/>
-        <w:gridCol w:w="1929"/>
+        <w:gridCol w:w="1588"/>
+        <w:gridCol w:w="1224"/>
+        <w:gridCol w:w="933"/>
+        <w:gridCol w:w="1220"/>
+        <w:gridCol w:w="835"/>
+        <w:gridCol w:w="1078"/>
+        <w:gridCol w:w="1064"/>
+        <w:gridCol w:w="1189"/>
+        <w:gridCol w:w="1332"/>
       </w:tblGrid>
       <w:tr>
         <w:trPr>
@@ -982,7 +875,7 @@
           <w:tcPr>
             <w:shd w:val="clear" w:color="auto" w:fill="2B547E"/>
             <w:vAlign w:val="center"/>
-            <w:tcW w:type="dxa" w:w="1621"/>
+            <w:tcW w:type="dxa" w:w="1588"/>
           </w:tcPr>
           <w:p>
             <w:pPr>
@@ -1007,7 +900,7 @@
           <w:tcPr>
             <w:shd w:val="clear" w:color="auto" w:fill="2B547E"/>
             <w:vAlign w:val="center"/>
-            <w:tcW w:type="dxa" w:w="1229"/>
+            <w:tcW w:type="dxa" w:w="1224"/>
           </w:tcPr>
           <w:p>
             <w:pPr>
@@ -1024,7 +917,7 @@
                 <w:color w:val="FFFFFF"/>
                 <w:sz w:val="18"/>
               </w:rPr>
-              <w:t>Серија</w:t>
+              <w:t>ID на палета</w:t>
             </w:r>
             <w:r>
               <w:rPr>
@@ -1044,7 +937,7 @@
                 <w:color w:val="FFFFFF"/>
                 <w:sz w:val="14"/>
               </w:rPr>
-              <w:t>Batch</w:t>
+              <w:t>Pallet ID</w:t>
             </w:r>
           </w:p>
         </w:tc>
@@ -1052,7 +945,7 @@
           <w:tcPr>
             <w:shd w:val="clear" w:color="auto" w:fill="2B547E"/>
             <w:vAlign w:val="center"/>
-            <w:tcW w:type="dxa" w:w="932"/>
+            <w:tcW w:type="dxa" w:w="933"/>
           </w:tcPr>
           <w:p>
             <w:pPr>
@@ -1069,7 +962,7 @@
                 <w:color w:val="FFFFFF"/>
                 <w:sz w:val="18"/>
               </w:rPr>
-              <w:t>Вид</w:t>
+              <w:t>Тип G/M</w:t>
             </w:r>
             <w:r>
               <w:rPr>
@@ -1089,7 +982,7 @@
                 <w:color w:val="FFFFFF"/>
                 <w:sz w:val="14"/>
               </w:rPr>
-              <w:t>Type</w:t>
+              <w:t>Type L/S</w:t>
             </w:r>
           </w:p>
         </w:tc>
@@ -1097,7 +990,7 @@
           <w:tcPr>
             <w:shd w:val="clear" w:color="auto" w:fill="2B547E"/>
             <w:vAlign w:val="center"/>
-            <w:tcW w:type="dxa" w:w="2008"/>
+            <w:tcW w:type="dxa" w:w="1220"/>
           </w:tcPr>
           <w:p>
             <w:pPr>
@@ -1114,7 +1007,7 @@
                 <w:color w:val="FFFFFF"/>
                 <w:sz w:val="18"/>
               </w:rPr>
-              <w:t>Контејнер / UBID</w:t>
+              <w:t>Картони</w:t>
             </w:r>
             <w:r>
               <w:rPr>
@@ -1134,7 +1027,7 @@
                 <w:color w:val="FFFFFF"/>
                 <w:sz w:val="14"/>
               </w:rPr>
-              <w:t>Container / UBID</w:t>
+              <w:t>Cartons</w:t>
             </w:r>
           </w:p>
         </w:tc>
@@ -1142,7 +1035,7 @@
           <w:tcPr>
             <w:shd w:val="clear" w:color="auto" w:fill="2B547E"/>
             <w:vAlign w:val="center"/>
-            <w:tcW w:type="dxa" w:w="1351"/>
+            <w:tcW w:type="dxa" w:w="835"/>
           </w:tcPr>
           <w:p>
             <w:pPr>
@@ -1159,6 +1052,51 @@
                 <w:color w:val="FFFFFF"/>
                 <w:sz w:val="18"/>
               </w:rPr>
+              <w:t>Кеси</w:t>
+            </w:r>
+            <w:r>
+              <w:rPr>
+                <w:rFonts w:ascii="Calibri" w:hAnsi="Calibri"/>
+                <w:b w:val="0"/>
+                <w:i w:val="0"/>
+                <w:color w:val="FFFFFF"/>
+                <w:sz w:val="14"/>
+              </w:rPr>
+              <w:t xml:space="preserve"> | </w:t>
+            </w:r>
+            <w:r>
+              <w:rPr>
+                <w:rFonts w:ascii="Calibri" w:hAnsi="Calibri"/>
+                <w:b w:val="0"/>
+                <w:i w:val="0"/>
+                <w:color w:val="FFFFFF"/>
+                <w:sz w:val="14"/>
+              </w:rPr>
+              <w:t>Bags</w:t>
+            </w:r>
+          </w:p>
+        </w:tc>
+        <w:tc>
+          <w:tcPr>
+            <w:shd w:val="clear" w:color="auto" w:fill="2B547E"/>
+            <w:vAlign w:val="center"/>
+            <w:tcW w:type="dxa" w:w="1078"/>
+          </w:tcPr>
+          <w:p>
+            <w:pPr>
+              <w:keepNext/>
+              <w:spacing w:before="20" w:after="20"/>
+              <w:jc w:val="center"/>
+            </w:pPr>
+            <w:r/>
+            <w:r>
+              <w:rPr>
+                <w:rFonts w:ascii="Calibri" w:hAnsi="Calibri"/>
+                <w:b/>
+                <w:i w:val="0"/>
+                <w:color w:val="FFFFFF"/>
+                <w:sz w:val="18"/>
+              </w:rPr>
               <w:t>Нето маса (g)</w:t>
             </w:r>
             <w:r>
@@ -1187,7 +1125,7 @@
           <w:tcPr>
             <w:shd w:val="clear" w:color="auto" w:fill="2B547E"/>
             <w:vAlign w:val="center"/>
-            <w:tcW w:type="dxa" w:w="1392"/>
+            <w:tcW w:type="dxa" w:w="1064"/>
           </w:tcPr>
           <w:p>
             <w:pPr>
@@ -1204,7 +1142,7 @@
                 <w:color w:val="FFFFFF"/>
                 <w:sz w:val="18"/>
               </w:rPr>
-              <w:t>Пломба бр.</w:t>
+              <w:t>Лента бр.</w:t>
             </w:r>
             <w:r>
               <w:rPr>
@@ -1224,7 +1162,7 @@
                 <w:color w:val="FFFFFF"/>
                 <w:sz w:val="14"/>
               </w:rPr>
-              <w:t>Seal No.</w:t>
+              <w:t>Tape No.</w:t>
             </w:r>
           </w:p>
         </w:tc>
@@ -1232,7 +1170,7 @@
           <w:tcPr>
             <w:shd w:val="clear" w:color="auto" w:fill="2B547E"/>
             <w:vAlign w:val="center"/>
-            <w:tcW w:type="dxa" w:w="1929"/>
+            <w:tcW w:type="dxa" w:w="1189"/>
           </w:tcPr>
           <w:p>
             <w:pPr>
@@ -1249,7 +1187,7 @@
                 <w:color w:val="FFFFFF"/>
                 <w:sz w:val="18"/>
               </w:rPr>
-              <w:t>Примена маса (g)</w:t>
+              <w:t>Логер бр.</w:t>
             </w:r>
             <w:r>
               <w:rPr>
@@ -1269,7 +1207,52 @@
                 <w:color w:val="FFFFFF"/>
                 <w:sz w:val="14"/>
               </w:rPr>
-              <w:t>Mass received (g)</w:t>
+              <w:t>Logger No.</w:t>
+            </w:r>
+          </w:p>
+        </w:tc>
+        <w:tc>
+          <w:tcPr>
+            <w:shd w:val="clear" w:color="auto" w:fill="2B547E"/>
+            <w:vAlign w:val="center"/>
+            <w:tcW w:type="dxa" w:w="1332"/>
+          </w:tcPr>
+          <w:p>
+            <w:pPr>
+              <w:keepNext/>
+              <w:spacing w:before="20" w:after="20"/>
+              <w:jc w:val="center"/>
+            </w:pPr>
+            <w:r/>
+            <w:r>
+              <w:rPr>
+                <w:rFonts w:ascii="Calibri" w:hAnsi="Calibri"/>
+                <w:b/>
+                <w:i w:val="0"/>
+                <w:color w:val="FFFFFF"/>
+                <w:sz w:val="18"/>
+              </w:rPr>
+              <w:t>Примено</w:t>
+            </w:r>
+            <w:r>
+              <w:rPr>
+                <w:rFonts w:ascii="Calibri" w:hAnsi="Calibri"/>
+                <w:b w:val="0"/>
+                <w:i w:val="0"/>
+                <w:color w:val="FFFFFF"/>
+                <w:sz w:val="14"/>
+              </w:rPr>
+              <w:t xml:space="preserve"> | </w:t>
+            </w:r>
+            <w:r>
+              <w:rPr>
+                <w:rFonts w:ascii="Calibri" w:hAnsi="Calibri"/>
+                <w:b w:val="0"/>
+                <w:i w:val="0"/>
+                <w:color w:val="FFFFFF"/>
+                <w:sz w:val="14"/>
+              </w:rPr>
+              <w:t>Received</w:t>
             </w:r>
           </w:p>
         </w:tc>
@@ -1282,7 +1265,7 @@
           <w:tcPr>
             <w:shd w:val="clear" w:color="auto" w:fill="F2F2F2"/>
             <w:vAlign w:val="center"/>
-            <w:tcW w:type="dxa" w:w="1621"/>
+            <w:tcW w:type="dxa" w:w="1588"/>
           </w:tcPr>
           <w:p>
             <w:pPr>
@@ -1306,77 +1289,105 @@
         <w:tc>
           <w:tcPr>
             <w:vAlign w:val="center"/>
-            <w:tcW w:type="dxa" w:w="1229"/>
-          </w:tcPr>
-          <w:p>
-            <w:pPr>
-              <w:keepNext/>
-              <w:spacing w:before="20" w:after="20"/>
-              <w:jc w:val="center"/>
-            </w:pPr>
-            <w:r/>
-          </w:p>
-        </w:tc>
-        <w:tc>
-          <w:tcPr>
-            <w:vAlign w:val="center"/>
-            <w:tcW w:type="dxa" w:w="932"/>
-          </w:tcPr>
-          <w:p>
-            <w:pPr>
-              <w:keepNext/>
-              <w:spacing w:before="20" w:after="20"/>
-              <w:jc w:val="center"/>
-            </w:pPr>
-            <w:r/>
-          </w:p>
-        </w:tc>
-        <w:tc>
-          <w:tcPr>
-            <w:vAlign w:val="center"/>
-            <w:tcW w:type="dxa" w:w="2008"/>
-          </w:tcPr>
-          <w:p>
-            <w:pPr>
-              <w:keepNext/>
-              <w:spacing w:before="20" w:after="20"/>
-              <w:jc w:val="center"/>
-            </w:pPr>
-            <w:r/>
-          </w:p>
-        </w:tc>
-        <w:tc>
-          <w:tcPr>
-            <w:vAlign w:val="center"/>
-            <w:tcW w:type="dxa" w:w="1351"/>
-          </w:tcPr>
-          <w:p>
-            <w:pPr>
-              <w:keepNext/>
-              <w:spacing w:before="20" w:after="20"/>
-              <w:jc w:val="center"/>
-            </w:pPr>
-            <w:r/>
-          </w:p>
-        </w:tc>
-        <w:tc>
-          <w:tcPr>
-            <w:vAlign w:val="center"/>
-            <w:tcW w:type="dxa" w:w="1392"/>
-          </w:tcPr>
-          <w:p>
-            <w:pPr>
-              <w:keepNext/>
-              <w:spacing w:before="20" w:after="20"/>
-              <w:jc w:val="center"/>
-            </w:pPr>
-            <w:r/>
-          </w:p>
-        </w:tc>
-        <w:tc>
-          <w:tcPr>
-            <w:vAlign w:val="center"/>
-            <w:tcW w:type="dxa" w:w="1929"/>
+            <w:tcW w:type="dxa" w:w="1224"/>
+          </w:tcPr>
+          <w:p>
+            <w:pPr>
+              <w:keepNext/>
+              <w:spacing w:before="20" w:after="20"/>
+              <w:jc w:val="center"/>
+            </w:pPr>
+            <w:r/>
+          </w:p>
+        </w:tc>
+        <w:tc>
+          <w:tcPr>
+            <w:vAlign w:val="center"/>
+            <w:tcW w:type="dxa" w:w="933"/>
+          </w:tcPr>
+          <w:p>
+            <w:pPr>
+              <w:keepNext/>
+              <w:spacing w:before="20" w:after="20"/>
+              <w:jc w:val="center"/>
+            </w:pPr>
+            <w:r/>
+          </w:p>
+        </w:tc>
+        <w:tc>
+          <w:tcPr>
+            <w:vAlign w:val="center"/>
+            <w:tcW w:type="dxa" w:w="1220"/>
+          </w:tcPr>
+          <w:p>
+            <w:pPr>
+              <w:keepNext/>
+              <w:spacing w:before="20" w:after="20"/>
+              <w:jc w:val="center"/>
+            </w:pPr>
+            <w:r/>
+          </w:p>
+        </w:tc>
+        <w:tc>
+          <w:tcPr>
+            <w:vAlign w:val="center"/>
+            <w:tcW w:type="dxa" w:w="835"/>
+          </w:tcPr>
+          <w:p>
+            <w:pPr>
+              <w:keepNext/>
+              <w:spacing w:before="20" w:after="20"/>
+              <w:jc w:val="center"/>
+            </w:pPr>
+            <w:r/>
+          </w:p>
+        </w:tc>
+        <w:tc>
+          <w:tcPr>
+            <w:vAlign w:val="center"/>
+            <w:tcW w:type="dxa" w:w="1078"/>
+          </w:tcPr>
+          <w:p>
+            <w:pPr>
+              <w:keepNext/>
+              <w:spacing w:before="20" w:after="20"/>
+              <w:jc w:val="center"/>
+            </w:pPr>
+            <w:r/>
+          </w:p>
+        </w:tc>
+        <w:tc>
+          <w:tcPr>
+            <w:vAlign w:val="center"/>
+            <w:tcW w:type="dxa" w:w="1064"/>
+          </w:tcPr>
+          <w:p>
+            <w:pPr>
+              <w:keepNext/>
+              <w:spacing w:before="20" w:after="20"/>
+              <w:jc w:val="center"/>
+            </w:pPr>
+            <w:r/>
+          </w:p>
+        </w:tc>
+        <w:tc>
+          <w:tcPr>
+            <w:vAlign w:val="center"/>
+            <w:tcW w:type="dxa" w:w="1189"/>
+          </w:tcPr>
+          <w:p>
+            <w:pPr>
+              <w:keepNext/>
+              <w:spacing w:before="20" w:after="20"/>
+              <w:jc w:val="center"/>
+            </w:pPr>
+            <w:r/>
+          </w:p>
+        </w:tc>
+        <w:tc>
+          <w:tcPr>
+            <w:vAlign w:val="center"/>
+            <w:tcW w:type="dxa" w:w="1332"/>
           </w:tcPr>
           <w:p>
             <w:pPr>
@@ -1396,7 +1407,7 @@
           <w:tcPr>
             <w:shd w:val="clear" w:color="auto" w:fill="F2F2F2"/>
             <w:vAlign w:val="center"/>
-            <w:tcW w:type="dxa" w:w="1621"/>
+            <w:tcW w:type="dxa" w:w="1588"/>
           </w:tcPr>
           <w:p>
             <w:pPr>
@@ -1421,7 +1432,7 @@
           <w:tcPr>
             <w:shd w:val="clear" w:color="auto" w:fill="F7FAFC"/>
             <w:vAlign w:val="center"/>
-            <w:tcW w:type="dxa" w:w="1229"/>
+            <w:tcW w:type="dxa" w:w="1224"/>
           </w:tcPr>
           <w:p>
             <w:pPr>
@@ -1436,7 +1447,7 @@
           <w:tcPr>
             <w:shd w:val="clear" w:color="auto" w:fill="F7FAFC"/>
             <w:vAlign w:val="center"/>
-            <w:tcW w:type="dxa" w:w="932"/>
+            <w:tcW w:type="dxa" w:w="933"/>
           </w:tcPr>
           <w:p>
             <w:pPr>
@@ -1451,7 +1462,7 @@
           <w:tcPr>
             <w:shd w:val="clear" w:color="auto" w:fill="F7FAFC"/>
             <w:vAlign w:val="center"/>
-            <w:tcW w:type="dxa" w:w="2008"/>
+            <w:tcW w:type="dxa" w:w="1220"/>
           </w:tcPr>
           <w:p>
             <w:pPr>
@@ -1466,7 +1477,7 @@
           <w:tcPr>
             <w:shd w:val="clear" w:color="auto" w:fill="F7FAFC"/>
             <w:vAlign w:val="center"/>
-            <w:tcW w:type="dxa" w:w="1351"/>
+            <w:tcW w:type="dxa" w:w="835"/>
           </w:tcPr>
           <w:p>
             <w:pPr>
@@ -1481,7 +1492,7 @@
           <w:tcPr>
             <w:shd w:val="clear" w:color="auto" w:fill="F7FAFC"/>
             <w:vAlign w:val="center"/>
-            <w:tcW w:type="dxa" w:w="1392"/>
+            <w:tcW w:type="dxa" w:w="1078"/>
           </w:tcPr>
           <w:p>
             <w:pPr>
@@ -1496,7 +1507,37 @@
           <w:tcPr>
             <w:shd w:val="clear" w:color="auto" w:fill="F7FAFC"/>
             <w:vAlign w:val="center"/>
-            <w:tcW w:type="dxa" w:w="1929"/>
+            <w:tcW w:type="dxa" w:w="1064"/>
+          </w:tcPr>
+          <w:p>
+            <w:pPr>
+              <w:keepNext/>
+              <w:spacing w:before="20" w:after="20"/>
+              <w:jc w:val="center"/>
+            </w:pPr>
+            <w:r/>
+          </w:p>
+        </w:tc>
+        <w:tc>
+          <w:tcPr>
+            <w:shd w:val="clear" w:color="auto" w:fill="F7FAFC"/>
+            <w:vAlign w:val="center"/>
+            <w:tcW w:type="dxa" w:w="1189"/>
+          </w:tcPr>
+          <w:p>
+            <w:pPr>
+              <w:keepNext/>
+              <w:spacing w:before="20" w:after="20"/>
+              <w:jc w:val="center"/>
+            </w:pPr>
+            <w:r/>
+          </w:p>
+        </w:tc>
+        <w:tc>
+          <w:tcPr>
+            <w:shd w:val="clear" w:color="auto" w:fill="F7FAFC"/>
+            <w:vAlign w:val="center"/>
+            <w:tcW w:type="dxa" w:w="1332"/>
           </w:tcPr>
           <w:p>
             <w:pPr>
@@ -1516,7 +1557,7 @@
           <w:tcPr>
             <w:shd w:val="clear" w:color="auto" w:fill="F2F2F2"/>
             <w:vAlign w:val="center"/>
-            <w:tcW w:type="dxa" w:w="1621"/>
+            <w:tcW w:type="dxa" w:w="1588"/>
           </w:tcPr>
           <w:p>
             <w:pPr>
@@ -1540,77 +1581,105 @@
         <w:tc>
           <w:tcPr>
             <w:vAlign w:val="center"/>
-            <w:tcW w:type="dxa" w:w="1229"/>
-          </w:tcPr>
-          <w:p>
-            <w:pPr>
-              <w:keepNext/>
-              <w:spacing w:before="20" w:after="20"/>
-              <w:jc w:val="center"/>
-            </w:pPr>
-            <w:r/>
-          </w:p>
-        </w:tc>
-        <w:tc>
-          <w:tcPr>
-            <w:vAlign w:val="center"/>
-            <w:tcW w:type="dxa" w:w="932"/>
-          </w:tcPr>
-          <w:p>
-            <w:pPr>
-              <w:keepNext/>
-              <w:spacing w:before="20" w:after="20"/>
-              <w:jc w:val="center"/>
-            </w:pPr>
-            <w:r/>
-          </w:p>
-        </w:tc>
-        <w:tc>
-          <w:tcPr>
-            <w:vAlign w:val="center"/>
-            <w:tcW w:type="dxa" w:w="2008"/>
-          </w:tcPr>
-          <w:p>
-            <w:pPr>
-              <w:keepNext/>
-              <w:spacing w:before="20" w:after="20"/>
-              <w:jc w:val="center"/>
-            </w:pPr>
-            <w:r/>
-          </w:p>
-        </w:tc>
-        <w:tc>
-          <w:tcPr>
-            <w:vAlign w:val="center"/>
-            <w:tcW w:type="dxa" w:w="1351"/>
-          </w:tcPr>
-          <w:p>
-            <w:pPr>
-              <w:keepNext/>
-              <w:spacing w:before="20" w:after="20"/>
-              <w:jc w:val="center"/>
-            </w:pPr>
-            <w:r/>
-          </w:p>
-        </w:tc>
-        <w:tc>
-          <w:tcPr>
-            <w:vAlign w:val="center"/>
-            <w:tcW w:type="dxa" w:w="1392"/>
-          </w:tcPr>
-          <w:p>
-            <w:pPr>
-              <w:keepNext/>
-              <w:spacing w:before="20" w:after="20"/>
-              <w:jc w:val="center"/>
-            </w:pPr>
-            <w:r/>
-          </w:p>
-        </w:tc>
-        <w:tc>
-          <w:tcPr>
-            <w:vAlign w:val="center"/>
-            <w:tcW w:type="dxa" w:w="1929"/>
+            <w:tcW w:type="dxa" w:w="1224"/>
+          </w:tcPr>
+          <w:p>
+            <w:pPr>
+              <w:keepNext/>
+              <w:spacing w:before="20" w:after="20"/>
+              <w:jc w:val="center"/>
+            </w:pPr>
+            <w:r/>
+          </w:p>
+        </w:tc>
+        <w:tc>
+          <w:tcPr>
+            <w:vAlign w:val="center"/>
+            <w:tcW w:type="dxa" w:w="933"/>
+          </w:tcPr>
+          <w:p>
+            <w:pPr>
+              <w:keepNext/>
+              <w:spacing w:before="20" w:after="20"/>
+              <w:jc w:val="center"/>
+            </w:pPr>
+            <w:r/>
+          </w:p>
+        </w:tc>
+        <w:tc>
+          <w:tcPr>
+            <w:vAlign w:val="center"/>
+            <w:tcW w:type="dxa" w:w="1220"/>
+          </w:tcPr>
+          <w:p>
+            <w:pPr>
+              <w:keepNext/>
+              <w:spacing w:before="20" w:after="20"/>
+              <w:jc w:val="center"/>
+            </w:pPr>
+            <w:r/>
+          </w:p>
+        </w:tc>
+        <w:tc>
+          <w:tcPr>
+            <w:vAlign w:val="center"/>
+            <w:tcW w:type="dxa" w:w="835"/>
+          </w:tcPr>
+          <w:p>
+            <w:pPr>
+              <w:keepNext/>
+              <w:spacing w:before="20" w:after="20"/>
+              <w:jc w:val="center"/>
+            </w:pPr>
+            <w:r/>
+          </w:p>
+        </w:tc>
+        <w:tc>
+          <w:tcPr>
+            <w:vAlign w:val="center"/>
+            <w:tcW w:type="dxa" w:w="1078"/>
+          </w:tcPr>
+          <w:p>
+            <w:pPr>
+              <w:keepNext/>
+              <w:spacing w:before="20" w:after="20"/>
+              <w:jc w:val="center"/>
+            </w:pPr>
+            <w:r/>
+          </w:p>
+        </w:tc>
+        <w:tc>
+          <w:tcPr>
+            <w:vAlign w:val="center"/>
+            <w:tcW w:type="dxa" w:w="1064"/>
+          </w:tcPr>
+          <w:p>
+            <w:pPr>
+              <w:keepNext/>
+              <w:spacing w:before="20" w:after="20"/>
+              <w:jc w:val="center"/>
+            </w:pPr>
+            <w:r/>
+          </w:p>
+        </w:tc>
+        <w:tc>
+          <w:tcPr>
+            <w:vAlign w:val="center"/>
+            <w:tcW w:type="dxa" w:w="1189"/>
+          </w:tcPr>
+          <w:p>
+            <w:pPr>
+              <w:keepNext/>
+              <w:spacing w:before="20" w:after="20"/>
+              <w:jc w:val="center"/>
+            </w:pPr>
+            <w:r/>
+          </w:p>
+        </w:tc>
+        <w:tc>
+          <w:tcPr>
+            <w:vAlign w:val="center"/>
+            <w:tcW w:type="dxa" w:w="1332"/>
           </w:tcPr>
           <w:p>
             <w:pPr>
@@ -1630,7 +1699,7 @@
           <w:tcPr>
             <w:shd w:val="clear" w:color="auto" w:fill="F2F2F2"/>
             <w:vAlign w:val="center"/>
-            <w:tcW w:type="dxa" w:w="1621"/>
+            <w:tcW w:type="dxa" w:w="1588"/>
           </w:tcPr>
           <w:p>
             <w:pPr>
@@ -1655,7 +1724,7 @@
           <w:tcPr>
             <w:shd w:val="clear" w:color="auto" w:fill="F7FAFC"/>
             <w:vAlign w:val="center"/>
-            <w:tcW w:type="dxa" w:w="1229"/>
+            <w:tcW w:type="dxa" w:w="1224"/>
           </w:tcPr>
           <w:p>
             <w:pPr>
@@ -1670,7 +1739,7 @@
           <w:tcPr>
             <w:shd w:val="clear" w:color="auto" w:fill="F7FAFC"/>
             <w:vAlign w:val="center"/>
-            <w:tcW w:type="dxa" w:w="932"/>
+            <w:tcW w:type="dxa" w:w="933"/>
           </w:tcPr>
           <w:p>
             <w:pPr>
@@ -1685,7 +1754,7 @@
           <w:tcPr>
             <w:shd w:val="clear" w:color="auto" w:fill="F7FAFC"/>
             <w:vAlign w:val="center"/>
-            <w:tcW w:type="dxa" w:w="2008"/>
+            <w:tcW w:type="dxa" w:w="1220"/>
           </w:tcPr>
           <w:p>
             <w:pPr>
@@ -1700,7 +1769,7 @@
           <w:tcPr>
             <w:shd w:val="clear" w:color="auto" w:fill="F7FAFC"/>
             <w:vAlign w:val="center"/>
-            <w:tcW w:type="dxa" w:w="1351"/>
+            <w:tcW w:type="dxa" w:w="835"/>
           </w:tcPr>
           <w:p>
             <w:pPr>
@@ -1715,7 +1784,7 @@
           <w:tcPr>
             <w:shd w:val="clear" w:color="auto" w:fill="F7FAFC"/>
             <w:vAlign w:val="center"/>
-            <w:tcW w:type="dxa" w:w="1392"/>
+            <w:tcW w:type="dxa" w:w="1078"/>
           </w:tcPr>
           <w:p>
             <w:pPr>
@@ -1730,7 +1799,37 @@
           <w:tcPr>
             <w:shd w:val="clear" w:color="auto" w:fill="F7FAFC"/>
             <w:vAlign w:val="center"/>
-            <w:tcW w:type="dxa" w:w="1929"/>
+            <w:tcW w:type="dxa" w:w="1064"/>
+          </w:tcPr>
+          <w:p>
+            <w:pPr>
+              <w:keepNext/>
+              <w:spacing w:before="20" w:after="20"/>
+              <w:jc w:val="center"/>
+            </w:pPr>
+            <w:r/>
+          </w:p>
+        </w:tc>
+        <w:tc>
+          <w:tcPr>
+            <w:shd w:val="clear" w:color="auto" w:fill="F7FAFC"/>
+            <w:vAlign w:val="center"/>
+            <w:tcW w:type="dxa" w:w="1189"/>
+          </w:tcPr>
+          <w:p>
+            <w:pPr>
+              <w:keepNext/>
+              <w:spacing w:before="20" w:after="20"/>
+              <w:jc w:val="center"/>
+            </w:pPr>
+            <w:r/>
+          </w:p>
+        </w:tc>
+        <w:tc>
+          <w:tcPr>
+            <w:shd w:val="clear" w:color="auto" w:fill="F7FAFC"/>
+            <w:vAlign w:val="center"/>
+            <w:tcW w:type="dxa" w:w="1332"/>
           </w:tcPr>
           <w:p>
             <w:pPr>
@@ -1750,7 +1849,7 @@
           <w:tcPr>
             <w:shd w:val="clear" w:color="auto" w:fill="F2F2F2"/>
             <w:vAlign w:val="center"/>
-            <w:tcW w:type="dxa" w:w="1621"/>
+            <w:tcW w:type="dxa" w:w="1588"/>
           </w:tcPr>
           <w:p>
             <w:pPr>
@@ -1774,77 +1873,105 @@
         <w:tc>
           <w:tcPr>
             <w:vAlign w:val="center"/>
-            <w:tcW w:type="dxa" w:w="1229"/>
-          </w:tcPr>
-          <w:p>
-            <w:pPr>
-              <w:keepNext/>
-              <w:spacing w:before="20" w:after="20"/>
-              <w:jc w:val="center"/>
-            </w:pPr>
-            <w:r/>
-          </w:p>
-        </w:tc>
-        <w:tc>
-          <w:tcPr>
-            <w:vAlign w:val="center"/>
-            <w:tcW w:type="dxa" w:w="932"/>
-          </w:tcPr>
-          <w:p>
-            <w:pPr>
-              <w:keepNext/>
-              <w:spacing w:before="20" w:after="20"/>
-              <w:jc w:val="center"/>
-            </w:pPr>
-            <w:r/>
-          </w:p>
-        </w:tc>
-        <w:tc>
-          <w:tcPr>
-            <w:vAlign w:val="center"/>
-            <w:tcW w:type="dxa" w:w="2008"/>
-          </w:tcPr>
-          <w:p>
-            <w:pPr>
-              <w:keepNext/>
-              <w:spacing w:before="20" w:after="20"/>
-              <w:jc w:val="center"/>
-            </w:pPr>
-            <w:r/>
-          </w:p>
-        </w:tc>
-        <w:tc>
-          <w:tcPr>
-            <w:vAlign w:val="center"/>
-            <w:tcW w:type="dxa" w:w="1351"/>
-          </w:tcPr>
-          <w:p>
-            <w:pPr>
-              <w:keepNext/>
-              <w:spacing w:before="20" w:after="20"/>
-              <w:jc w:val="center"/>
-            </w:pPr>
-            <w:r/>
-          </w:p>
-        </w:tc>
-        <w:tc>
-          <w:tcPr>
-            <w:vAlign w:val="center"/>
-            <w:tcW w:type="dxa" w:w="1392"/>
-          </w:tcPr>
-          <w:p>
-            <w:pPr>
-              <w:keepNext/>
-              <w:spacing w:before="20" w:after="20"/>
-              <w:jc w:val="center"/>
-            </w:pPr>
-            <w:r/>
-          </w:p>
-        </w:tc>
-        <w:tc>
-          <w:tcPr>
-            <w:vAlign w:val="center"/>
-            <w:tcW w:type="dxa" w:w="1929"/>
+            <w:tcW w:type="dxa" w:w="1224"/>
+          </w:tcPr>
+          <w:p>
+            <w:pPr>
+              <w:keepNext/>
+              <w:spacing w:before="20" w:after="20"/>
+              <w:jc w:val="center"/>
+            </w:pPr>
+            <w:r/>
+          </w:p>
+        </w:tc>
+        <w:tc>
+          <w:tcPr>
+            <w:vAlign w:val="center"/>
+            <w:tcW w:type="dxa" w:w="933"/>
+          </w:tcPr>
+          <w:p>
+            <w:pPr>
+              <w:keepNext/>
+              <w:spacing w:before="20" w:after="20"/>
+              <w:jc w:val="center"/>
+            </w:pPr>
+            <w:r/>
+          </w:p>
+        </w:tc>
+        <w:tc>
+          <w:tcPr>
+            <w:vAlign w:val="center"/>
+            <w:tcW w:type="dxa" w:w="1220"/>
+          </w:tcPr>
+          <w:p>
+            <w:pPr>
+              <w:keepNext/>
+              <w:spacing w:before="20" w:after="20"/>
+              <w:jc w:val="center"/>
+            </w:pPr>
+            <w:r/>
+          </w:p>
+        </w:tc>
+        <w:tc>
+          <w:tcPr>
+            <w:vAlign w:val="center"/>
+            <w:tcW w:type="dxa" w:w="835"/>
+          </w:tcPr>
+          <w:p>
+            <w:pPr>
+              <w:keepNext/>
+              <w:spacing w:before="20" w:after="20"/>
+              <w:jc w:val="center"/>
+            </w:pPr>
+            <w:r/>
+          </w:p>
+        </w:tc>
+        <w:tc>
+          <w:tcPr>
+            <w:vAlign w:val="center"/>
+            <w:tcW w:type="dxa" w:w="1078"/>
+          </w:tcPr>
+          <w:p>
+            <w:pPr>
+              <w:keepNext/>
+              <w:spacing w:before="20" w:after="20"/>
+              <w:jc w:val="center"/>
+            </w:pPr>
+            <w:r/>
+          </w:p>
+        </w:tc>
+        <w:tc>
+          <w:tcPr>
+            <w:vAlign w:val="center"/>
+            <w:tcW w:type="dxa" w:w="1064"/>
+          </w:tcPr>
+          <w:p>
+            <w:pPr>
+              <w:keepNext/>
+              <w:spacing w:before="20" w:after="20"/>
+              <w:jc w:val="center"/>
+            </w:pPr>
+            <w:r/>
+          </w:p>
+        </w:tc>
+        <w:tc>
+          <w:tcPr>
+            <w:vAlign w:val="center"/>
+            <w:tcW w:type="dxa" w:w="1189"/>
+          </w:tcPr>
+          <w:p>
+            <w:pPr>
+              <w:keepNext/>
+              <w:spacing w:before="20" w:after="20"/>
+              <w:jc w:val="center"/>
+            </w:pPr>
+            <w:r/>
+          </w:p>
+        </w:tc>
+        <w:tc>
+          <w:tcPr>
+            <w:vAlign w:val="center"/>
+            <w:tcW w:type="dxa" w:w="1332"/>
           </w:tcPr>
           <w:p>
             <w:pPr>
@@ -1864,7 +1991,7 @@
           <w:tcPr>
             <w:shd w:val="clear" w:color="auto" w:fill="F2F2F2"/>
             <w:vAlign w:val="center"/>
-            <w:tcW w:type="dxa" w:w="1621"/>
+            <w:tcW w:type="dxa" w:w="1588"/>
           </w:tcPr>
           <w:p>
             <w:pPr>
@@ -1889,7 +2016,7 @@
           <w:tcPr>
             <w:shd w:val="clear" w:color="auto" w:fill="F7FAFC"/>
             <w:vAlign w:val="center"/>
-            <w:tcW w:type="dxa" w:w="1229"/>
+            <w:tcW w:type="dxa" w:w="1224"/>
           </w:tcPr>
           <w:p>
             <w:pPr>
@@ -1904,7 +2031,7 @@
           <w:tcPr>
             <w:shd w:val="clear" w:color="auto" w:fill="F7FAFC"/>
             <w:vAlign w:val="center"/>
-            <w:tcW w:type="dxa" w:w="932"/>
+            <w:tcW w:type="dxa" w:w="933"/>
           </w:tcPr>
           <w:p>
             <w:pPr>
@@ -1919,7 +2046,7 @@
           <w:tcPr>
             <w:shd w:val="clear" w:color="auto" w:fill="F7FAFC"/>
             <w:vAlign w:val="center"/>
-            <w:tcW w:type="dxa" w:w="2008"/>
+            <w:tcW w:type="dxa" w:w="1220"/>
           </w:tcPr>
           <w:p>
             <w:pPr>
@@ -1934,7 +2061,7 @@
           <w:tcPr>
             <w:shd w:val="clear" w:color="auto" w:fill="F7FAFC"/>
             <w:vAlign w:val="center"/>
-            <w:tcW w:type="dxa" w:w="1351"/>
+            <w:tcW w:type="dxa" w:w="835"/>
           </w:tcPr>
           <w:p>
             <w:pPr>
@@ -1949,7 +2076,7 @@
           <w:tcPr>
             <w:shd w:val="clear" w:color="auto" w:fill="F7FAFC"/>
             <w:vAlign w:val="center"/>
-            <w:tcW w:type="dxa" w:w="1392"/>
+            <w:tcW w:type="dxa" w:w="1078"/>
           </w:tcPr>
           <w:p>
             <w:pPr>
@@ -1964,7 +2091,37 @@
           <w:tcPr>
             <w:shd w:val="clear" w:color="auto" w:fill="F7FAFC"/>
             <w:vAlign w:val="center"/>
-            <w:tcW w:type="dxa" w:w="1929"/>
+            <w:tcW w:type="dxa" w:w="1064"/>
+          </w:tcPr>
+          <w:p>
+            <w:pPr>
+              <w:keepNext/>
+              <w:spacing w:before="20" w:after="20"/>
+              <w:jc w:val="center"/>
+            </w:pPr>
+            <w:r/>
+          </w:p>
+        </w:tc>
+        <w:tc>
+          <w:tcPr>
+            <w:shd w:val="clear" w:color="auto" w:fill="F7FAFC"/>
+            <w:vAlign w:val="center"/>
+            <w:tcW w:type="dxa" w:w="1189"/>
+          </w:tcPr>
+          <w:p>
+            <w:pPr>
+              <w:keepNext/>
+              <w:spacing w:before="20" w:after="20"/>
+              <w:jc w:val="center"/>
+            </w:pPr>
+            <w:r/>
+          </w:p>
+        </w:tc>
+        <w:tc>
+          <w:tcPr>
+            <w:shd w:val="clear" w:color="auto" w:fill="F7FAFC"/>
+            <w:vAlign w:val="center"/>
+            <w:tcW w:type="dxa" w:w="1332"/>
           </w:tcPr>
           <w:p>
             <w:pPr>
@@ -1984,7 +2141,7 @@
           <w:tcPr>
             <w:shd w:val="clear" w:color="auto" w:fill="F2F2F2"/>
             <w:vAlign w:val="center"/>
-            <w:tcW w:type="dxa" w:w="1621"/>
+            <w:tcW w:type="dxa" w:w="1588"/>
           </w:tcPr>
           <w:p>
             <w:pPr>
@@ -2027,72 +2184,98 @@
         <w:tc>
           <w:tcPr>
             <w:vAlign w:val="center"/>
-            <w:tcW w:type="dxa" w:w="1229"/>
-          </w:tcPr>
-          <w:p>
-            <w:pPr>
-              <w:spacing w:before="20" w:after="20"/>
-              <w:jc w:val="center"/>
-            </w:pPr>
-            <w:r/>
-          </w:p>
-        </w:tc>
-        <w:tc>
-          <w:tcPr>
-            <w:vAlign w:val="center"/>
-            <w:tcW w:type="dxa" w:w="932"/>
-          </w:tcPr>
-          <w:p>
-            <w:pPr>
-              <w:spacing w:before="20" w:after="20"/>
-              <w:jc w:val="center"/>
-            </w:pPr>
-            <w:r/>
-          </w:p>
-        </w:tc>
-        <w:tc>
-          <w:tcPr>
-            <w:vAlign w:val="center"/>
-            <w:tcW w:type="dxa" w:w="2008"/>
-          </w:tcPr>
-          <w:p>
-            <w:pPr>
-              <w:spacing w:before="20" w:after="20"/>
-              <w:jc w:val="center"/>
-            </w:pPr>
-            <w:r/>
-          </w:p>
-        </w:tc>
-        <w:tc>
-          <w:tcPr>
-            <w:vAlign w:val="center"/>
-            <w:tcW w:type="dxa" w:w="1351"/>
-          </w:tcPr>
-          <w:p>
-            <w:pPr>
-              <w:spacing w:before="20" w:after="20"/>
-              <w:jc w:val="center"/>
-            </w:pPr>
-            <w:r/>
-          </w:p>
-        </w:tc>
-        <w:tc>
-          <w:tcPr>
-            <w:vAlign w:val="center"/>
-            <w:tcW w:type="dxa" w:w="1392"/>
-          </w:tcPr>
-          <w:p>
-            <w:pPr>
-              <w:spacing w:before="20" w:after="20"/>
-              <w:jc w:val="center"/>
-            </w:pPr>
-            <w:r/>
-          </w:p>
-        </w:tc>
-        <w:tc>
-          <w:tcPr>
-            <w:vAlign w:val="center"/>
-            <w:tcW w:type="dxa" w:w="1929"/>
+            <w:tcW w:type="dxa" w:w="1224"/>
+          </w:tcPr>
+          <w:p>
+            <w:pPr>
+              <w:spacing w:before="20" w:after="20"/>
+              <w:jc w:val="center"/>
+            </w:pPr>
+            <w:r/>
+          </w:p>
+        </w:tc>
+        <w:tc>
+          <w:tcPr>
+            <w:vAlign w:val="center"/>
+            <w:tcW w:type="dxa" w:w="933"/>
+          </w:tcPr>
+          <w:p>
+            <w:pPr>
+              <w:spacing w:before="20" w:after="20"/>
+              <w:jc w:val="center"/>
+            </w:pPr>
+            <w:r/>
+          </w:p>
+        </w:tc>
+        <w:tc>
+          <w:tcPr>
+            <w:vAlign w:val="center"/>
+            <w:tcW w:type="dxa" w:w="1220"/>
+          </w:tcPr>
+          <w:p>
+            <w:pPr>
+              <w:spacing w:before="20" w:after="20"/>
+              <w:jc w:val="center"/>
+            </w:pPr>
+            <w:r/>
+          </w:p>
+        </w:tc>
+        <w:tc>
+          <w:tcPr>
+            <w:vAlign w:val="center"/>
+            <w:tcW w:type="dxa" w:w="835"/>
+          </w:tcPr>
+          <w:p>
+            <w:pPr>
+              <w:spacing w:before="20" w:after="20"/>
+              <w:jc w:val="center"/>
+            </w:pPr>
+            <w:r/>
+          </w:p>
+        </w:tc>
+        <w:tc>
+          <w:tcPr>
+            <w:vAlign w:val="center"/>
+            <w:tcW w:type="dxa" w:w="1078"/>
+          </w:tcPr>
+          <w:p>
+            <w:pPr>
+              <w:spacing w:before="20" w:after="20"/>
+              <w:jc w:val="center"/>
+            </w:pPr>
+            <w:r/>
+          </w:p>
+        </w:tc>
+        <w:tc>
+          <w:tcPr>
+            <w:vAlign w:val="center"/>
+            <w:tcW w:type="dxa" w:w="1064"/>
+          </w:tcPr>
+          <w:p>
+            <w:pPr>
+              <w:spacing w:before="20" w:after="20"/>
+              <w:jc w:val="center"/>
+            </w:pPr>
+            <w:r/>
+          </w:p>
+        </w:tc>
+        <w:tc>
+          <w:tcPr>
+            <w:vAlign w:val="center"/>
+            <w:tcW w:type="dxa" w:w="1189"/>
+          </w:tcPr>
+          <w:p>
+            <w:pPr>
+              <w:spacing w:before="20" w:after="20"/>
+              <w:jc w:val="center"/>
+            </w:pPr>
+            <w:r/>
+          </w:p>
+        </w:tc>
+        <w:tc>
+          <w:tcPr>
+            <w:vAlign w:val="center"/>
+            <w:tcW w:type="dxa" w:w="1332"/>
           </w:tcPr>
           <w:p>
             <w:pPr>
@@ -2576,9 +2759,9 @@
       </w:tblPr>
       <w:tblGrid>
         <w:gridCol w:w="3288"/>
-        <w:gridCol w:w="2058"/>
-        <w:gridCol w:w="3061"/>
-        <w:gridCol w:w="2058"/>
+        <w:gridCol w:w="1944"/>
+        <w:gridCol w:w="3288"/>
+        <w:gridCol w:w="1944"/>
       </w:tblGrid>
       <w:tr>
         <w:trPr>
@@ -2605,7 +2788,7 @@
                 <w:color w:val="000000"/>
                 <w:sz w:val="20"/>
               </w:rPr>
-              <w:t>Товарна / терцијарна пломба бр.</w:t>
+              <w:t>Пломба на вратата на товарниот простор бр.</w:t>
             </w:r>
             <w:r>
               <w:rPr>
@@ -2625,14 +2808,14 @@
                 <w:color w:val="000000"/>
                 <w:sz w:val="16"/>
               </w:rPr>
-              <w:t>Cargo / tertiary seal No.</w:t>
-            </w:r>
-          </w:p>
-        </w:tc>
-        <w:tc>
-          <w:tcPr>
-            <w:vAlign w:val="center"/>
-            <w:tcW w:type="pct" w:w="983"/>
+              <w:t>Load-space door seal No.</w:t>
+            </w:r>
+          </w:p>
+        </w:tc>
+        <w:tc>
+          <w:tcPr>
+            <w:vAlign w:val="center"/>
+            <w:tcW w:type="pct" w:w="929"/>
           </w:tcPr>
           <w:p>
             <w:pPr>
@@ -2647,7 +2830,7 @@
           <w:tcPr>
             <w:shd w:val="clear" w:color="auto" w:fill="F2F2F2"/>
             <w:vAlign w:val="center"/>
-            <w:tcW w:type="pct" w:w="1462"/>
+            <w:tcW w:type="pct" w:w="1570"/>
           </w:tcPr>
           <w:p>
             <w:pPr>
@@ -2664,7 +2847,7 @@
                 <w:color w:val="000000"/>
                 <w:sz w:val="20"/>
               </w:rPr>
-              <w:t>Логер (сериски број)</w:t>
+              <w:t>USB логер (сериски број)</w:t>
             </w:r>
             <w:r>
               <w:rPr>
@@ -2684,14 +2867,14 @@
                 <w:color w:val="000000"/>
                 <w:sz w:val="16"/>
               </w:rPr>
-              <w:t>Logger (serial No.)</w:t>
-            </w:r>
-          </w:p>
-        </w:tc>
-        <w:tc>
-          <w:tcPr>
-            <w:vAlign w:val="center"/>
-            <w:tcW w:type="pct" w:w="983"/>
+              <w:t>USB logger (serial No.)</w:t>
+            </w:r>
+          </w:p>
+        </w:tc>
+        <w:tc>
+          <w:tcPr>
+            <w:vAlign w:val="center"/>
+            <w:tcW w:type="pct" w:w="929"/>
           </w:tcPr>
           <w:p>
             <w:pPr>
@@ -2722,9 +2905,9 @@
       </w:tblPr>
       <w:tblGrid>
         <w:gridCol w:w="2925"/>
-        <w:gridCol w:w="2647"/>
-        <w:gridCol w:w="2245"/>
-        <w:gridCol w:w="2647"/>
+        <w:gridCol w:w="2126"/>
+        <w:gridCol w:w="3288"/>
+        <w:gridCol w:w="2126"/>
       </w:tblGrid>
       <w:tr>
         <w:trPr>
@@ -2778,7 +2961,7 @@
         <w:tc>
           <w:tcPr>
             <w:vAlign w:val="center"/>
-            <w:tcW w:type="pct" w:w="1264"/>
+            <w:tcW w:type="pct" w:w="1015"/>
           </w:tcPr>
           <w:p>
             <w:pPr>
@@ -2793,7 +2976,7 @@
           <w:tcPr>
             <w:shd w:val="clear" w:color="auto" w:fill="F2F2F2"/>
             <w:vAlign w:val="center"/>
-            <w:tcW w:type="pct" w:w="1072"/>
+            <w:tcW w:type="pct" w:w="1570"/>
           </w:tcPr>
           <w:p>
             <w:pPr>
@@ -2810,7 +2993,7 @@
                 <w:color w:val="000000"/>
                 <w:sz w:val="20"/>
               </w:rPr>
-              <w:t>Опсег на аларм</w:t>
+              <w:t>Позиција на USB логерот (од OQ)</w:t>
             </w:r>
             <w:r>
               <w:rPr>
@@ -2830,14 +3013,14 @@
                 <w:color w:val="000000"/>
                 <w:sz w:val="16"/>
               </w:rPr>
-              <w:t>Alarm range</w:t>
-            </w:r>
-          </w:p>
-        </w:tc>
-        <w:tc>
-          <w:tcPr>
-            <w:vAlign w:val="center"/>
-            <w:tcW w:type="pct" w:w="1264"/>
+              <w:t>USB logger position (from OQ)</w:t>
+            </w:r>
+          </w:p>
+        </w:tc>
+        <w:tc>
+          <w:tcPr>
+            <w:vAlign w:val="center"/>
+            <w:tcW w:type="pct" w:w="1015"/>
           </w:tcPr>
           <w:p>
             <w:pPr>
@@ -2884,6 +3067,7 @@
           </w:tcPr>
           <w:p>
             <w:pPr>
+              <w:keepNext/>
               <w:spacing w:before="20" w:after="20"/>
               <w:jc w:val="left"/>
             </w:pPr>
@@ -2927,6 +3111,7 @@
           </w:tcPr>
           <w:p>
             <w:pPr>
+              <w:keepNext/>
               <w:spacing w:before="20" w:after="20"/>
               <w:jc w:val="center"/>
             </w:pPr>
@@ -2971,6 +3156,7 @@
           </w:tcPr>
           <w:p>
             <w:pPr>
+              <w:keepNext/>
               <w:spacing w:before="20" w:after="20"/>
               <w:jc w:val="left"/>
             </w:pPr>
@@ -2983,7 +3169,7 @@
                 <w:color w:val="000000"/>
                 <w:sz w:val="20"/>
               </w:rPr>
-              <w:t>Логер активиран (време)</w:t>
+              <w:t>USB логер активиран (време)</w:t>
             </w:r>
             <w:r>
               <w:rPr>
@@ -3003,7 +3189,7 @@
                 <w:color w:val="000000"/>
                 <w:sz w:val="16"/>
               </w:rPr>
-              <w:t>Logger started (time)</w:t>
+              <w:t>USB logger started (time)</w:t>
             </w:r>
           </w:p>
         </w:tc>
@@ -3014,10 +3200,163 @@
           </w:tcPr>
           <w:p>
             <w:pPr>
-              <w:spacing w:before="20" w:after="20"/>
-              <w:jc w:val="center"/>
-            </w:pPr>
-            <w:r/>
+              <w:keepNext/>
+              <w:spacing w:before="20" w:after="20"/>
+              <w:jc w:val="center"/>
+            </w:pPr>
+            <w:r/>
+          </w:p>
+        </w:tc>
+      </w:tr>
+    </w:tbl>
+    <w:tbl>
+      <w:tblPr>
+        <w:jc w:val="center"/>
+        <w:tblLook w:firstColumn="1" w:firstRow="1" w:lastColumn="0" w:lastRow="0" w:noHBand="0" w:noVBand="1" w:val="04A0"/>
+        <w:tblLayout w:type="fixed"/>
+        <w:tblW w:type="pct" w:w="5000"/>
+        <w:tblInd w:type="dxa" w:w="0"/>
+        <w:tblBorders>
+          <w:top w:val="single" w:sz="4" w:space="0" w:color="2B547E"/>
+          <w:left w:val="single" w:sz="4" w:space="0" w:color="2B547E"/>
+          <w:bottom w:val="single" w:sz="4" w:space="0" w:color="2B547E"/>
+          <w:right w:val="single" w:sz="4" w:space="0" w:color="2B547E"/>
+          <w:insideH w:val="single" w:sz="4" w:space="0" w:color="2B547E"/>
+          <w:insideV w:val="single" w:sz="4" w:space="0" w:color="2B547E"/>
+        </w:tblBorders>
+      </w:tblPr>
+      <w:tblGrid>
+        <w:gridCol w:w="3288"/>
+        <w:gridCol w:w="1944"/>
+        <w:gridCol w:w="3288"/>
+        <w:gridCol w:w="1944"/>
+      </w:tblGrid>
+      <w:tr>
+        <w:trPr>
+          <w:cantSplit/>
+        </w:trPr>
+        <w:tc>
+          <w:tcPr>
+            <w:shd w:val="clear" w:color="auto" w:fill="F2F2F2"/>
+            <w:vAlign w:val="center"/>
+            <w:tcW w:type="pct" w:w="1570"/>
+          </w:tcPr>
+          <w:p>
+            <w:pPr>
+              <w:spacing w:before="20" w:after="20"/>
+              <w:jc w:val="left"/>
+            </w:pPr>
+            <w:r/>
+            <w:r>
+              <w:rPr>
+                <w:rFonts w:ascii="Calibri" w:hAnsi="Calibri"/>
+                <w:b/>
+                <w:i w:val="0"/>
+                <w:color w:val="000000"/>
+                <w:sz w:val="20"/>
+              </w:rPr>
+              <w:t>Логери за еднократна употреба (број)</w:t>
+            </w:r>
+            <w:r>
+              <w:rPr>
+                <w:rFonts w:ascii="Calibri" w:hAnsi="Calibri"/>
+                <w:b w:val="0"/>
+                <w:i w:val="0"/>
+                <w:color w:val="000000"/>
+                <w:sz w:val="16"/>
+              </w:rPr>
+              <w:t xml:space="preserve"> | </w:t>
+            </w:r>
+            <w:r>
+              <w:rPr>
+                <w:rFonts w:ascii="Calibri" w:hAnsi="Calibri"/>
+                <w:b w:val="0"/>
+                <w:i w:val="0"/>
+                <w:color w:val="000000"/>
+                <w:sz w:val="16"/>
+              </w:rPr>
+              <w:t>Single-use loggers (number)</w:t>
+            </w:r>
+          </w:p>
+        </w:tc>
+        <w:tc>
+          <w:tcPr>
+            <w:vAlign w:val="center"/>
+            <w:tcW w:type="pct" w:w="929"/>
+          </w:tcPr>
+          <w:p>
+            <w:pPr>
+              <w:spacing w:before="20" w:after="20"/>
+              <w:jc w:val="center"/>
+            </w:pPr>
+            <w:r/>
+          </w:p>
+        </w:tc>
+        <w:tc>
+          <w:tcPr>
+            <w:shd w:val="clear" w:color="auto" w:fill="F2F2F2"/>
+            <w:vAlign w:val="center"/>
+            <w:tcW w:type="pct" w:w="1570"/>
+          </w:tcPr>
+          <w:p>
+            <w:pPr>
+              <w:spacing w:before="20" w:after="20"/>
+              <w:jc w:val="left"/>
+            </w:pPr>
+            <w:r/>
+            <w:r>
+              <w:rPr>
+                <w:rFonts w:ascii="Calibri" w:hAnsi="Calibri"/>
+                <w:b/>
+                <w:i w:val="0"/>
+                <w:color w:val="000000"/>
+                <w:sz w:val="20"/>
+              </w:rPr>
+              <w:t>Активна контрола на температура (поставена вредност)</w:t>
+            </w:r>
+            <w:r>
+              <w:rPr>
+                <w:rFonts w:ascii="Calibri" w:hAnsi="Calibri"/>
+                <w:b w:val="0"/>
+                <w:i w:val="0"/>
+                <w:color w:val="000000"/>
+                <w:sz w:val="16"/>
+              </w:rPr>
+              <w:t xml:space="preserve"> | </w:t>
+            </w:r>
+            <w:r>
+              <w:rPr>
+                <w:rFonts w:ascii="Calibri" w:hAnsi="Calibri"/>
+                <w:b w:val="0"/>
+                <w:i w:val="0"/>
+                <w:color w:val="000000"/>
+                <w:sz w:val="16"/>
+              </w:rPr>
+              <w:t>Active temperature control (set point)</w:t>
+            </w:r>
+          </w:p>
+        </w:tc>
+        <w:tc>
+          <w:tcPr>
+            <w:vAlign w:val="center"/>
+            <w:tcW w:type="pct" w:w="929"/>
+          </w:tcPr>
+          <w:p>
+            <w:pPr>
+              <w:spacing w:before="20" w:after="20"/>
+              <w:jc w:val="center"/>
+            </w:pPr>
+            <w:r/>
+            <w:r>
+              <w:rPr>
+                <w:rFonts w:ascii="Calibri" w:hAnsi="Calibri"/>
+                <w:b w:val="0"/>
+                <w:i w:val="0"/>
+                <w:color w:val="000000"/>
+                <w:sz w:val="20"/>
+              </w:rPr>
+              <w:t>☐ N/A   _</w:t>
+            </w:r>
           </w:p>
         </w:tc>
       </w:tr>
@@ -3099,7 +3438,7 @@
           <w:color w:val="2B547E"/>
           <w:sz w:val="20"/>
         </w:rPr>
-        <w:t>4.1 Точка 1 — Пјурли Плант → возач</w:t>
+        <w:t>4.1 Точка 1 — Пјурли Плант → возач и придружник</w:t>
       </w:r>
       <w:r>
         <w:rPr>
@@ -3119,7 +3458,7 @@
           <w:color w:val="2B547E"/>
           <w:sz w:val="16"/>
         </w:rPr>
-        <w:t>Transfer 1 — Purely Plant → driver</w:t>
+        <w:t>Transfer 1 — Purely Plant → driver and escort person</w:t>
       </w:r>
     </w:p>
     <w:p>
@@ -3145,9 +3484,9 @@
         </w:tblBorders>
       </w:tblPr>
       <w:tblGrid>
-        <w:gridCol w:w="1955"/>
+        <w:gridCol w:w="2602"/>
         <w:gridCol w:w="2948"/>
-        <w:gridCol w:w="1934"/>
+        <w:gridCol w:w="1286"/>
         <w:gridCol w:w="1474"/>
         <w:gridCol w:w="2154"/>
       </w:tblGrid>
@@ -3160,7 +3499,7 @@
           <w:tcPr>
             <w:shd w:val="clear" w:color="auto" w:fill="2B547E"/>
             <w:vAlign w:val="center"/>
-            <w:tcW w:type="dxa" w:w="1955"/>
+            <w:tcW w:type="dxa" w:w="2602"/>
           </w:tcPr>
           <w:p>
             <w:pPr>
@@ -3250,7 +3589,7 @@
           <w:tcPr>
             <w:shd w:val="clear" w:color="auto" w:fill="2B547E"/>
             <w:vAlign w:val="center"/>
-            <w:tcW w:type="dxa" w:w="1934"/>
+            <w:tcW w:type="dxa" w:w="1286"/>
           </w:tcPr>
           <w:p>
             <w:pPr>
@@ -3267,7 +3606,7 @@
                 <w:color w:val="FFFFFF"/>
                 <w:sz w:val="18"/>
               </w:rPr>
-              <w:t>Лична карта / дозвола</w:t>
+              <w:t>Лична карта</w:t>
             </w:r>
             <w:r>
               <w:rPr>
@@ -3287,7 +3626,7 @@
                 <w:color w:val="FFFFFF"/>
                 <w:sz w:val="14"/>
               </w:rPr>
-              <w:t>ID / licence</w:t>
+              <w:t>ID</w:t>
             </w:r>
           </w:p>
         </w:tc>
@@ -3390,7 +3729,7 @@
           <w:tcPr>
             <w:shd w:val="clear" w:color="auto" w:fill="F2F2F2"/>
             <w:vAlign w:val="center"/>
-            <w:tcW w:type="dxa" w:w="1955"/>
+            <w:tcW w:type="dxa" w:w="2602"/>
           </w:tcPr>
           <w:p>
             <w:pPr>
@@ -3407,7 +3746,7 @@
                 <w:color w:val="000000"/>
                 <w:sz w:val="18"/>
               </w:rPr>
-              <w:t>Предава (Обезбедување / Логистика)</w:t>
+              <w:t>Предава (Логистика)</w:t>
             </w:r>
             <w:r>
               <w:rPr>
@@ -3427,7 +3766,7 @@
                 <w:color w:val="000000"/>
                 <w:sz w:val="14"/>
               </w:rPr>
-              <w:t>Relinquishes (Security / Logistics)</w:t>
+              <w:t>Relinquishes (Logistics)</w:t>
             </w:r>
           </w:p>
         </w:tc>
@@ -3448,7 +3787,7 @@
         <w:tc>
           <w:tcPr>
             <w:vAlign w:val="center"/>
-            <w:tcW w:type="dxa" w:w="1934"/>
+            <w:tcW w:type="dxa" w:w="1286"/>
           </w:tcPr>
           <w:p>
             <w:pPr>
@@ -3496,7 +3835,7 @@
           <w:tcPr>
             <w:shd w:val="clear" w:color="auto" w:fill="F2F2F2"/>
             <w:vAlign w:val="center"/>
-            <w:tcW w:type="dxa" w:w="1955"/>
+            <w:tcW w:type="dxa" w:w="2602"/>
           </w:tcPr>
           <w:p>
             <w:pPr>
@@ -3513,7 +3852,7 @@
                 <w:color w:val="000000"/>
                 <w:sz w:val="18"/>
               </w:rPr>
-              <w:t>Презема (возач 1)</w:t>
+              <w:t>Презема (возач)</w:t>
             </w:r>
             <w:r>
               <w:rPr>
@@ -3533,7 +3872,7 @@
                 <w:color w:val="000000"/>
                 <w:sz w:val="14"/>
               </w:rPr>
-              <w:t>Receives (driver 1)</w:t>
+              <w:t>Receives (driver)</w:t>
             </w:r>
           </w:p>
         </w:tc>
@@ -3556,7 +3895,7 @@
           <w:tcPr>
             <w:shd w:val="clear" w:color="auto" w:fill="F7FAFC"/>
             <w:vAlign w:val="center"/>
-            <w:tcW w:type="dxa" w:w="1934"/>
+            <w:tcW w:type="dxa" w:w="1286"/>
           </w:tcPr>
           <w:p>
             <w:pPr>
@@ -3606,7 +3945,7 @@
           <w:tcPr>
             <w:shd w:val="clear" w:color="auto" w:fill="F2F2F2"/>
             <w:vAlign w:val="center"/>
-            <w:tcW w:type="dxa" w:w="1955"/>
+            <w:tcW w:type="dxa" w:w="2602"/>
           </w:tcPr>
           <w:p>
             <w:pPr>
@@ -3622,7 +3961,7 @@
                 <w:color w:val="000000"/>
                 <w:sz w:val="18"/>
               </w:rPr>
-              <w:t>Презема (возач 2)</w:t>
+              <w:t>Презема (придружник)</w:t>
             </w:r>
             <w:r>
               <w:rPr>
@@ -3642,7 +3981,7 @@
                 <w:color w:val="000000"/>
                 <w:sz w:val="14"/>
               </w:rPr>
-              <w:t>Receives (driver 2)</w:t>
+              <w:t>Receives (escort person)</w:t>
             </w:r>
           </w:p>
         </w:tc>
@@ -3662,7 +4001,7 @@
         <w:tc>
           <w:tcPr>
             <w:vAlign w:val="center"/>
-            <w:tcW w:type="dxa" w:w="1934"/>
+            <w:tcW w:type="dxa" w:w="1286"/>
           </w:tcPr>
           <w:p>
             <w:pPr>
@@ -3893,7 +4232,7 @@
                 <w:color w:val="000000"/>
                 <w:sz w:val="18"/>
               </w:rPr>
-              <w:t>Пломбата е цела и бројот е проверен</w:t>
+              <w:t>Бројот на палети одговара на §2</w:t>
             </w:r>
             <w:r>
               <w:rPr>
@@ -3913,7 +4252,7 @@
                 <w:color w:val="000000"/>
                 <w:sz w:val="14"/>
               </w:rPr>
-              <w:t>Seal intact and number verified</w:t>
+              <w:t>Pallet count matches §2</w:t>
             </w:r>
           </w:p>
         </w:tc>
@@ -3971,7 +4310,7 @@
                 <w:color w:val="000000"/>
                 <w:sz w:val="18"/>
               </w:rPr>
-              <w:t>Документите се предадени (A04, картичка за итни случаи)</w:t>
+              <w:t>Завиткувањето и лентите се цели</w:t>
             </w:r>
             <w:r>
               <w:rPr>
@@ -3991,7 +4330,7 @@
                 <w:color w:val="000000"/>
                 <w:sz w:val="14"/>
               </w:rPr>
-              <w:t>Documents handed over (A04, emergency card)</w:t>
+              <w:t>Wrapping and tapes intact</w:t>
             </w:r>
           </w:p>
         </w:tc>
@@ -4051,7 +4390,7 @@
                 <w:color w:val="000000"/>
                 <w:sz w:val="18"/>
               </w:rPr>
-              <w:t>Логерот работи</w:t>
+              <w:t>Пломбата на вратата е поставена и бројот е проверен</w:t>
             </w:r>
             <w:r>
               <w:rPr>
@@ -4071,7 +4410,7 @@
                 <w:color w:val="000000"/>
                 <w:sz w:val="14"/>
               </w:rPr>
-              <w:t>Logger running</w:t>
+              <w:t>Door seal applied and number verified</w:t>
             </w:r>
           </w:p>
         </w:tc>
@@ -4129,7 +4468,7 @@
                 <w:color w:val="000000"/>
                 <w:sz w:val="18"/>
               </w:rPr>
-              <w:t>GPS активен (потврдено со диспечерот)</w:t>
+              <w:t>Документите се предадени (A04, A05, листи на пакување, картичка за итни случаи)</w:t>
             </w:r>
             <w:r>
               <w:rPr>
@@ -4149,7 +4488,7 @@
                 <w:color w:val="000000"/>
                 <w:sz w:val="14"/>
               </w:rPr>
-              <w:t>GPS active (confirmed with dispatcher)</w:t>
+              <w:t>Documents handed over (A04, A05, packing lists, emergency card)</w:t>
             </w:r>
           </w:p>
         </w:tc>
@@ -4196,6 +4535,7 @@
           </w:tcPr>
           <w:p>
             <w:pPr>
+              <w:keepNext/>
               <w:spacing w:before="20" w:after="20"/>
               <w:jc w:val="center"/>
             </w:pPr>
@@ -4208,7 +4548,7 @@
                 <w:color w:val="000000"/>
                 <w:sz w:val="18"/>
               </w:rPr>
-              <w:t>Посадата е брифирана</w:t>
+              <w:t>Полициското придружување е присутно</w:t>
             </w:r>
             <w:r>
               <w:rPr>
@@ -4228,7 +4568,7 @@
                 <w:color w:val="000000"/>
                 <w:sz w:val="14"/>
               </w:rPr>
-              <w:t>Crew briefed</w:t>
+              <w:t>Police escort present</w:t>
             </w:r>
           </w:p>
         </w:tc>
@@ -4239,14 +4579,93 @@
           </w:tcPr>
           <w:p>
             <w:pPr>
-              <w:spacing w:before="20" w:after="20"/>
-              <w:jc w:val="center"/>
-            </w:pPr>
-            <w:r/>
-          </w:p>
-        </w:tc>
-        <w:tc>
-          <w:tcPr>
+              <w:keepNext/>
+              <w:spacing w:before="20" w:after="20"/>
+              <w:jc w:val="center"/>
+            </w:pPr>
+            <w:r/>
+          </w:p>
+        </w:tc>
+        <w:tc>
+          <w:tcPr>
+            <w:vAlign w:val="center"/>
+            <w:tcW w:type="dxa" w:w="1705"/>
+          </w:tcPr>
+          <w:p>
+            <w:pPr>
+              <w:keepNext/>
+              <w:spacing w:before="20" w:after="20"/>
+              <w:jc w:val="center"/>
+            </w:pPr>
+            <w:r/>
+          </w:p>
+        </w:tc>
+      </w:tr>
+      <w:tr>
+        <w:trPr>
+          <w:cantSplit/>
+        </w:trPr>
+        <w:tc>
+          <w:tcPr>
+            <w:shd w:val="clear" w:color="auto" w:fill="F2F2F2"/>
+            <w:vAlign w:val="center"/>
+            <w:tcW w:type="dxa" w:w="6904"/>
+          </w:tcPr>
+          <w:p>
+            <w:pPr>
+              <w:spacing w:before="20" w:after="20"/>
+              <w:jc w:val="center"/>
+            </w:pPr>
+            <w:r/>
+            <w:r>
+              <w:rPr>
+                <w:rFonts w:ascii="Calibri" w:hAnsi="Calibri"/>
+                <w:b w:val="0"/>
+                <w:i w:val="0"/>
+                <w:color w:val="000000"/>
+                <w:sz w:val="18"/>
+              </w:rPr>
+              <w:t>Лицата се брифирани</w:t>
+            </w:r>
+            <w:r>
+              <w:rPr>
+                <w:rFonts w:ascii="Calibri" w:hAnsi="Calibri"/>
+                <w:b w:val="0"/>
+                <w:i w:val="0"/>
+                <w:color w:val="000000"/>
+                <w:sz w:val="14"/>
+              </w:rPr>
+              <w:t xml:space="preserve"> | </w:t>
+            </w:r>
+            <w:r>
+              <w:rPr>
+                <w:rFonts w:ascii="Calibri" w:hAnsi="Calibri"/>
+                <w:b w:val="0"/>
+                <w:i/>
+                <w:color w:val="000000"/>
+                <w:sz w:val="14"/>
+              </w:rPr>
+              <w:t>Persons briefed</w:t>
+            </w:r>
+          </w:p>
+        </w:tc>
+        <w:tc>
+          <w:tcPr>
+            <w:shd w:val="clear" w:color="auto" w:fill="F7FAFC"/>
+            <w:vAlign w:val="center"/>
+            <w:tcW w:type="dxa" w:w="1857"/>
+          </w:tcPr>
+          <w:p>
+            <w:pPr>
+              <w:spacing w:before="20" w:after="20"/>
+              <w:jc w:val="center"/>
+            </w:pPr>
+            <w:r/>
+          </w:p>
+        </w:tc>
+        <w:tc>
+          <w:tcPr>
+            <w:shd w:val="clear" w:color="auto" w:fill="F7FAFC"/>
             <w:vAlign w:val="center"/>
             <w:tcW w:type="dxa" w:w="1705"/>
           </w:tcPr>
@@ -4284,9 +4703,9 @@
       </w:tblPr>
       <w:tblGrid>
         <w:gridCol w:w="3288"/>
-        <w:gridCol w:w="2330"/>
-        <w:gridCol w:w="2517"/>
-        <w:gridCol w:w="2330"/>
+        <w:gridCol w:w="1944"/>
+        <w:gridCol w:w="3288"/>
+        <w:gridCol w:w="1944"/>
       </w:tblGrid>
       <w:tr>
         <w:trPr>
@@ -4300,6 +4719,7 @@
           </w:tcPr>
           <w:p>
             <w:pPr>
+              <w:keepNext/>
               <w:spacing w:before="20" w:after="20"/>
               <w:jc w:val="left"/>
             </w:pPr>
@@ -4312,6 +4732,65 @@
                 <w:color w:val="000000"/>
                 <w:sz w:val="20"/>
               </w:rPr>
+              <w:t>Полициско придружување (единица / одговорен службеник, ако е наведен)</w:t>
+            </w:r>
+            <w:r>
+              <w:rPr>
+                <w:rFonts w:ascii="Calibri" w:hAnsi="Calibri"/>
+                <w:b w:val="0"/>
+                <w:i w:val="0"/>
+                <w:color w:val="000000"/>
+                <w:sz w:val="16"/>
+              </w:rPr>
+              <w:t xml:space="preserve"> | </w:t>
+            </w:r>
+            <w:r>
+              <w:rPr>
+                <w:rFonts w:ascii="Calibri" w:hAnsi="Calibri"/>
+                <w:b w:val="0"/>
+                <w:i w:val="0"/>
+                <w:color w:val="000000"/>
+                <w:sz w:val="16"/>
+              </w:rPr>
+              <w:t>Police escort (unit / officer in charge, if stated)</w:t>
+            </w:r>
+          </w:p>
+        </w:tc>
+        <w:tc>
+          <w:tcPr>
+            <w:vAlign w:val="center"/>
+            <w:tcW w:type="pct" w:w="929"/>
+          </w:tcPr>
+          <w:p>
+            <w:pPr>
+              <w:keepNext/>
+              <w:spacing w:before="20" w:after="20"/>
+              <w:jc w:val="center"/>
+            </w:pPr>
+            <w:r/>
+          </w:p>
+        </w:tc>
+        <w:tc>
+          <w:tcPr>
+            <w:shd w:val="clear" w:color="auto" w:fill="F2F2F2"/>
+            <w:vAlign w:val="center"/>
+            <w:tcW w:type="pct" w:w="1570"/>
+          </w:tcPr>
+          <w:p>
+            <w:pPr>
+              <w:keepNext/>
+              <w:spacing w:before="20" w:after="20"/>
+              <w:jc w:val="left"/>
+            </w:pPr>
+            <w:r/>
+            <w:r>
+              <w:rPr>
+                <w:rFonts w:ascii="Calibri" w:hAnsi="Calibri"/>
+                <w:b/>
+                <w:i w:val="0"/>
+                <w:color w:val="000000"/>
+                <w:sz w:val="20"/>
+              </w:rPr>
               <w:t>Одобрил отпрема (Раководител на Обезбедување)</w:t>
             </w:r>
             <w:r>
@@ -4339,16 +4818,43 @@
         <w:tc>
           <w:tcPr>
             <w:vAlign w:val="center"/>
-            <w:tcW w:type="pct" w:w="1113"/>
-          </w:tcPr>
-          <w:p>
-            <w:pPr>
-              <w:spacing w:before="20" w:after="20"/>
-              <w:jc w:val="center"/>
-            </w:pPr>
-            <w:r/>
-          </w:p>
-        </w:tc>
+            <w:tcW w:type="pct" w:w="929"/>
+          </w:tcPr>
+          <w:p>
+            <w:pPr>
+              <w:keepNext/>
+              <w:spacing w:before="20" w:after="20"/>
+              <w:jc w:val="center"/>
+            </w:pPr>
+            <w:r/>
+          </w:p>
+        </w:tc>
+      </w:tr>
+    </w:tbl>
+    <w:tbl>
+      <w:tblPr>
+        <w:jc w:val="center"/>
+        <w:tblLook w:firstColumn="1" w:firstRow="1" w:lastColumn="0" w:lastRow="0" w:noHBand="0" w:noVBand="1" w:val="04A0"/>
+        <w:tblLayout w:type="fixed"/>
+        <w:tblW w:type="pct" w:w="5000"/>
+        <w:tblInd w:type="dxa" w:w="0"/>
+        <w:tblBorders>
+          <w:top w:val="single" w:sz="4" w:space="0" w:color="2B547E"/>
+          <w:left w:val="single" w:sz="4" w:space="0" w:color="2B547E"/>
+          <w:bottom w:val="single" w:sz="4" w:space="0" w:color="2B547E"/>
+          <w:right w:val="single" w:sz="4" w:space="0" w:color="2B547E"/>
+          <w:insideH w:val="single" w:sz="4" w:space="0" w:color="2B547E"/>
+          <w:insideV w:val="single" w:sz="4" w:space="0" w:color="2B547E"/>
+        </w:tblBorders>
+      </w:tblPr>
+      <w:tblGrid>
+        <w:gridCol w:w="2517"/>
+        <w:gridCol w:w="7949"/>
+      </w:tblGrid>
+      <w:tr>
+        <w:trPr>
+          <w:cantSplit/>
+        </w:trPr>
         <w:tc>
           <w:tcPr>
             <w:shd w:val="clear" w:color="auto" w:fill="F2F2F2"/>
@@ -4396,7 +4902,7 @@
         <w:tc>
           <w:tcPr>
             <w:vAlign w:val="center"/>
-            <w:tcW w:type="pct" w:w="1113"/>
+            <w:tcW w:type="pct" w:w="3797"/>
           </w:tcPr>
           <w:p>
             <w:pPr>
@@ -4481,12 +4987,13 @@
         </w:tblBorders>
       </w:tblPr>
       <w:tblGrid>
-        <w:gridCol w:w="3824"/>
-        <w:gridCol w:w="880"/>
-        <w:gridCol w:w="1102"/>
-        <w:gridCol w:w="1719"/>
-        <w:gridCol w:w="1338"/>
-        <w:gridCol w:w="1601"/>
+        <w:gridCol w:w="3717"/>
+        <w:gridCol w:w="801"/>
+        <w:gridCol w:w="804"/>
+        <w:gridCol w:w="955"/>
+        <w:gridCol w:w="1507"/>
+        <w:gridCol w:w="1226"/>
+        <w:gridCol w:w="1454"/>
       </w:tblGrid>
       <w:tr>
         <w:trPr>
@@ -4497,7 +5004,7 @@
           <w:tcPr>
             <w:shd w:val="clear" w:color="auto" w:fill="2B547E"/>
             <w:vAlign w:val="center"/>
-            <w:tcW w:type="dxa" w:w="3824"/>
+            <w:tcW w:type="dxa" w:w="3717"/>
           </w:tcPr>
           <w:p>
             <w:pPr>
@@ -4542,7 +5049,7 @@
           <w:tcPr>
             <w:shd w:val="clear" w:color="auto" w:fill="2B547E"/>
             <w:vAlign w:val="center"/>
-            <w:tcW w:type="dxa" w:w="880"/>
+            <w:tcW w:type="dxa" w:w="801"/>
           </w:tcPr>
           <w:p>
             <w:pPr>
@@ -4587,7 +5094,7 @@
           <w:tcPr>
             <w:shd w:val="clear" w:color="auto" w:fill="2B547E"/>
             <w:vAlign w:val="center"/>
-            <w:tcW w:type="dxa" w:w="1102"/>
+            <w:tcW w:type="dxa" w:w="804"/>
           </w:tcPr>
           <w:p>
             <w:pPr>
@@ -4604,6 +5111,51 @@
                 <w:color w:val="FFFFFF"/>
                 <w:sz w:val="18"/>
               </w:rPr>
+              <w:t>Место</w:t>
+            </w:r>
+            <w:r>
+              <w:rPr>
+                <w:rFonts w:ascii="Calibri" w:hAnsi="Calibri"/>
+                <w:b w:val="0"/>
+                <w:i w:val="0"/>
+                <w:color w:val="FFFFFF"/>
+                <w:sz w:val="14"/>
+              </w:rPr>
+              <w:t xml:space="preserve"> | </w:t>
+            </w:r>
+            <w:r>
+              <w:rPr>
+                <w:rFonts w:ascii="Calibri" w:hAnsi="Calibri"/>
+                <w:b w:val="0"/>
+                <w:i w:val="0"/>
+                <w:color w:val="FFFFFF"/>
+                <w:sz w:val="14"/>
+              </w:rPr>
+              <w:t>Place</w:t>
+            </w:r>
+          </w:p>
+        </w:tc>
+        <w:tc>
+          <w:tcPr>
+            <w:shd w:val="clear" w:color="auto" w:fill="2B547E"/>
+            <w:vAlign w:val="center"/>
+            <w:tcW w:type="dxa" w:w="955"/>
+          </w:tcPr>
+          <w:p>
+            <w:pPr>
+              <w:keepNext/>
+              <w:spacing w:before="20" w:after="20"/>
+              <w:jc w:val="center"/>
+            </w:pPr>
+            <w:r/>
+            <w:r>
+              <w:rPr>
+                <w:rFonts w:ascii="Calibri" w:hAnsi="Calibri"/>
+                <w:b/>
+                <w:i w:val="0"/>
+                <w:color w:val="FFFFFF"/>
+                <w:sz w:val="18"/>
+              </w:rPr>
               <w:t>Пломба цела</w:t>
             </w:r>
             <w:r>
@@ -4632,7 +5184,7 @@
           <w:tcPr>
             <w:shd w:val="clear" w:color="auto" w:fill="2B547E"/>
             <w:vAlign w:val="center"/>
-            <w:tcW w:type="dxa" w:w="1719"/>
+            <w:tcW w:type="dxa" w:w="1507"/>
           </w:tcPr>
           <w:p>
             <w:pPr>
@@ -4677,7 +5229,7 @@
           <w:tcPr>
             <w:shd w:val="clear" w:color="auto" w:fill="2B547E"/>
             <w:vAlign w:val="center"/>
-            <w:tcW w:type="dxa" w:w="1338"/>
+            <w:tcW w:type="dxa" w:w="1226"/>
           </w:tcPr>
           <w:p>
             <w:pPr>
@@ -4722,7 +5274,7 @@
           <w:tcPr>
             <w:shd w:val="clear" w:color="auto" w:fill="2B547E"/>
             <w:vAlign w:val="center"/>
-            <w:tcW w:type="dxa" w:w="1601"/>
+            <w:tcW w:type="dxa" w:w="1454"/>
           </w:tcPr>
           <w:p>
             <w:pPr>
@@ -4772,7 +5324,7 @@
           <w:tcPr>
             <w:shd w:val="clear" w:color="auto" w:fill="F2F2F2"/>
             <w:vAlign w:val="center"/>
-            <w:tcW w:type="dxa" w:w="3824"/>
+            <w:tcW w:type="dxa" w:w="3717"/>
           </w:tcPr>
           <w:p>
             <w:pPr>
@@ -4816,63 +5368,77 @@
         <w:tc>
           <w:tcPr>
             <w:vAlign w:val="center"/>
-            <w:tcW w:type="dxa" w:w="880"/>
-          </w:tcPr>
-          <w:p>
-            <w:pPr>
-              <w:keepNext/>
-              <w:spacing w:before="20" w:after="20"/>
-              <w:jc w:val="center"/>
-            </w:pPr>
-            <w:r/>
-          </w:p>
-        </w:tc>
-        <w:tc>
-          <w:tcPr>
-            <w:vAlign w:val="center"/>
-            <w:tcW w:type="dxa" w:w="1102"/>
-          </w:tcPr>
-          <w:p>
-            <w:pPr>
-              <w:keepNext/>
-              <w:spacing w:before="20" w:after="20"/>
-              <w:jc w:val="center"/>
-            </w:pPr>
-            <w:r/>
-          </w:p>
-        </w:tc>
-        <w:tc>
-          <w:tcPr>
-            <w:vAlign w:val="center"/>
-            <w:tcW w:type="dxa" w:w="1719"/>
-          </w:tcPr>
-          <w:p>
-            <w:pPr>
-              <w:keepNext/>
-              <w:spacing w:before="20" w:after="20"/>
-              <w:jc w:val="center"/>
-            </w:pPr>
-            <w:r/>
-          </w:p>
-        </w:tc>
-        <w:tc>
-          <w:tcPr>
-            <w:vAlign w:val="center"/>
-            <w:tcW w:type="dxa" w:w="1338"/>
-          </w:tcPr>
-          <w:p>
-            <w:pPr>
-              <w:keepNext/>
-              <w:spacing w:before="20" w:after="20"/>
-              <w:jc w:val="center"/>
-            </w:pPr>
-            <w:r/>
-          </w:p>
-        </w:tc>
-        <w:tc>
-          <w:tcPr>
-            <w:vAlign w:val="center"/>
-            <w:tcW w:type="dxa" w:w="1601"/>
+            <w:tcW w:type="dxa" w:w="801"/>
+          </w:tcPr>
+          <w:p>
+            <w:pPr>
+              <w:keepNext/>
+              <w:spacing w:before="20" w:after="20"/>
+              <w:jc w:val="center"/>
+            </w:pPr>
+            <w:r/>
+          </w:p>
+        </w:tc>
+        <w:tc>
+          <w:tcPr>
+            <w:vAlign w:val="center"/>
+            <w:tcW w:type="dxa" w:w="804"/>
+          </w:tcPr>
+          <w:p>
+            <w:pPr>
+              <w:keepNext/>
+              <w:spacing w:before="20" w:after="20"/>
+              <w:jc w:val="center"/>
+            </w:pPr>
+            <w:r/>
+          </w:p>
+        </w:tc>
+        <w:tc>
+          <w:tcPr>
+            <w:vAlign w:val="center"/>
+            <w:tcW w:type="dxa" w:w="955"/>
+          </w:tcPr>
+          <w:p>
+            <w:pPr>
+              <w:keepNext/>
+              <w:spacing w:before="20" w:after="20"/>
+              <w:jc w:val="center"/>
+            </w:pPr>
+            <w:r/>
+          </w:p>
+        </w:tc>
+        <w:tc>
+          <w:tcPr>
+            <w:vAlign w:val="center"/>
+            <w:tcW w:type="dxa" w:w="1507"/>
+          </w:tcPr>
+          <w:p>
+            <w:pPr>
+              <w:keepNext/>
+              <w:spacing w:before="20" w:after="20"/>
+              <w:jc w:val="center"/>
+            </w:pPr>
+            <w:r/>
+          </w:p>
+        </w:tc>
+        <w:tc>
+          <w:tcPr>
+            <w:vAlign w:val="center"/>
+            <w:tcW w:type="dxa" w:w="1226"/>
+          </w:tcPr>
+          <w:p>
+            <w:pPr>
+              <w:keepNext/>
+              <w:spacing w:before="20" w:after="20"/>
+              <w:jc w:val="center"/>
+            </w:pPr>
+            <w:r/>
+          </w:p>
+        </w:tc>
+        <w:tc>
+          <w:tcPr>
+            <w:vAlign w:val="center"/>
+            <w:tcW w:type="dxa" w:w="1454"/>
           </w:tcPr>
           <w:p>
             <w:pPr>
@@ -4892,7 +5458,7 @@
           <w:tcPr>
             <w:shd w:val="clear" w:color="auto" w:fill="F2F2F2"/>
             <w:vAlign w:val="center"/>
-            <w:tcW w:type="dxa" w:w="3824"/>
+            <w:tcW w:type="dxa" w:w="3717"/>
           </w:tcPr>
           <w:p>
             <w:pPr>
@@ -4937,7 +5503,7 @@
           <w:tcPr>
             <w:shd w:val="clear" w:color="auto" w:fill="F7FAFC"/>
             <w:vAlign w:val="center"/>
-            <w:tcW w:type="dxa" w:w="880"/>
+            <w:tcW w:type="dxa" w:w="801"/>
           </w:tcPr>
           <w:p>
             <w:pPr>
@@ -4952,7 +5518,7 @@
           <w:tcPr>
             <w:shd w:val="clear" w:color="auto" w:fill="F7FAFC"/>
             <w:vAlign w:val="center"/>
-            <w:tcW w:type="dxa" w:w="1102"/>
+            <w:tcW w:type="dxa" w:w="804"/>
           </w:tcPr>
           <w:p>
             <w:pPr>
@@ -4967,7 +5533,7 @@
           <w:tcPr>
             <w:shd w:val="clear" w:color="auto" w:fill="F7FAFC"/>
             <w:vAlign w:val="center"/>
-            <w:tcW w:type="dxa" w:w="1719"/>
+            <w:tcW w:type="dxa" w:w="955"/>
           </w:tcPr>
           <w:p>
             <w:pPr>
@@ -4982,7 +5548,7 @@
           <w:tcPr>
             <w:shd w:val="clear" w:color="auto" w:fill="F7FAFC"/>
             <w:vAlign w:val="center"/>
-            <w:tcW w:type="dxa" w:w="1338"/>
+            <w:tcW w:type="dxa" w:w="1507"/>
           </w:tcPr>
           <w:p>
             <w:pPr>
@@ -4997,7 +5563,22 @@
           <w:tcPr>
             <w:shd w:val="clear" w:color="auto" w:fill="F7FAFC"/>
             <w:vAlign w:val="center"/>
-            <w:tcW w:type="dxa" w:w="1601"/>
+            <w:tcW w:type="dxa" w:w="1226"/>
+          </w:tcPr>
+          <w:p>
+            <w:pPr>
+              <w:keepNext/>
+              <w:spacing w:before="20" w:after="20"/>
+              <w:jc w:val="center"/>
+            </w:pPr>
+            <w:r/>
+          </w:p>
+        </w:tc>
+        <w:tc>
+          <w:tcPr>
+            <w:shd w:val="clear" w:color="auto" w:fill="F7FAFC"/>
+            <w:vAlign w:val="center"/>
+            <w:tcW w:type="dxa" w:w="1454"/>
           </w:tcPr>
           <w:p>
             <w:pPr>
@@ -5017,7 +5598,7 @@
           <w:tcPr>
             <w:shd w:val="clear" w:color="auto" w:fill="F2F2F2"/>
             <w:vAlign w:val="center"/>
-            <w:tcW w:type="dxa" w:w="3824"/>
+            <w:tcW w:type="dxa" w:w="3717"/>
           </w:tcPr>
           <w:p>
             <w:pPr>
@@ -5061,63 +5642,77 @@
         <w:tc>
           <w:tcPr>
             <w:vAlign w:val="center"/>
-            <w:tcW w:type="dxa" w:w="880"/>
-          </w:tcPr>
-          <w:p>
-            <w:pPr>
-              <w:keepNext/>
-              <w:spacing w:before="20" w:after="20"/>
-              <w:jc w:val="center"/>
-            </w:pPr>
-            <w:r/>
-          </w:p>
-        </w:tc>
-        <w:tc>
-          <w:tcPr>
-            <w:vAlign w:val="center"/>
-            <w:tcW w:type="dxa" w:w="1102"/>
-          </w:tcPr>
-          <w:p>
-            <w:pPr>
-              <w:keepNext/>
-              <w:spacing w:before="20" w:after="20"/>
-              <w:jc w:val="center"/>
-            </w:pPr>
-            <w:r/>
-          </w:p>
-        </w:tc>
-        <w:tc>
-          <w:tcPr>
-            <w:vAlign w:val="center"/>
-            <w:tcW w:type="dxa" w:w="1719"/>
-          </w:tcPr>
-          <w:p>
-            <w:pPr>
-              <w:keepNext/>
-              <w:spacing w:before="20" w:after="20"/>
-              <w:jc w:val="center"/>
-            </w:pPr>
-            <w:r/>
-          </w:p>
-        </w:tc>
-        <w:tc>
-          <w:tcPr>
-            <w:vAlign w:val="center"/>
-            <w:tcW w:type="dxa" w:w="1338"/>
-          </w:tcPr>
-          <w:p>
-            <w:pPr>
-              <w:keepNext/>
-              <w:spacing w:before="20" w:after="20"/>
-              <w:jc w:val="center"/>
-            </w:pPr>
-            <w:r/>
-          </w:p>
-        </w:tc>
-        <w:tc>
-          <w:tcPr>
-            <w:vAlign w:val="center"/>
-            <w:tcW w:type="dxa" w:w="1601"/>
+            <w:tcW w:type="dxa" w:w="801"/>
+          </w:tcPr>
+          <w:p>
+            <w:pPr>
+              <w:keepNext/>
+              <w:spacing w:before="20" w:after="20"/>
+              <w:jc w:val="center"/>
+            </w:pPr>
+            <w:r/>
+          </w:p>
+        </w:tc>
+        <w:tc>
+          <w:tcPr>
+            <w:vAlign w:val="center"/>
+            <w:tcW w:type="dxa" w:w="804"/>
+          </w:tcPr>
+          <w:p>
+            <w:pPr>
+              <w:keepNext/>
+              <w:spacing w:before="20" w:after="20"/>
+              <w:jc w:val="center"/>
+            </w:pPr>
+            <w:r/>
+          </w:p>
+        </w:tc>
+        <w:tc>
+          <w:tcPr>
+            <w:vAlign w:val="center"/>
+            <w:tcW w:type="dxa" w:w="955"/>
+          </w:tcPr>
+          <w:p>
+            <w:pPr>
+              <w:keepNext/>
+              <w:spacing w:before="20" w:after="20"/>
+              <w:jc w:val="center"/>
+            </w:pPr>
+            <w:r/>
+          </w:p>
+        </w:tc>
+        <w:tc>
+          <w:tcPr>
+            <w:vAlign w:val="center"/>
+            <w:tcW w:type="dxa" w:w="1507"/>
+          </w:tcPr>
+          <w:p>
+            <w:pPr>
+              <w:keepNext/>
+              <w:spacing w:before="20" w:after="20"/>
+              <w:jc w:val="center"/>
+            </w:pPr>
+            <w:r/>
+          </w:p>
+        </w:tc>
+        <w:tc>
+          <w:tcPr>
+            <w:vAlign w:val="center"/>
+            <w:tcW w:type="dxa" w:w="1226"/>
+          </w:tcPr>
+          <w:p>
+            <w:pPr>
+              <w:keepNext/>
+              <w:spacing w:before="20" w:after="20"/>
+              <w:jc w:val="center"/>
+            </w:pPr>
+            <w:r/>
+          </w:p>
+        </w:tc>
+        <w:tc>
+          <w:tcPr>
+            <w:vAlign w:val="center"/>
+            <w:tcW w:type="dxa" w:w="1454"/>
           </w:tcPr>
           <w:p>
             <w:pPr>
@@ -5137,7 +5732,7 @@
           <w:tcPr>
             <w:shd w:val="clear" w:color="auto" w:fill="F2F2F2"/>
             <w:vAlign w:val="center"/>
-            <w:tcW w:type="dxa" w:w="3824"/>
+            <w:tcW w:type="dxa" w:w="3717"/>
           </w:tcPr>
           <w:p>
             <w:pPr>
@@ -5181,7 +5776,7 @@
           <w:tcPr>
             <w:shd w:val="clear" w:color="auto" w:fill="F7FAFC"/>
             <w:vAlign w:val="center"/>
-            <w:tcW w:type="dxa" w:w="880"/>
+            <w:tcW w:type="dxa" w:w="801"/>
           </w:tcPr>
           <w:p>
             <w:pPr>
@@ -5195,7 +5790,7 @@
           <w:tcPr>
             <w:shd w:val="clear" w:color="auto" w:fill="F7FAFC"/>
             <w:vAlign w:val="center"/>
-            <w:tcW w:type="dxa" w:w="1102"/>
+            <w:tcW w:type="dxa" w:w="804"/>
           </w:tcPr>
           <w:p>
             <w:pPr>
@@ -5209,7 +5804,7 @@
           <w:tcPr>
             <w:shd w:val="clear" w:color="auto" w:fill="F7FAFC"/>
             <w:vAlign w:val="center"/>
-            <w:tcW w:type="dxa" w:w="1719"/>
+            <w:tcW w:type="dxa" w:w="955"/>
           </w:tcPr>
           <w:p>
             <w:pPr>
@@ -5223,7 +5818,7 @@
           <w:tcPr>
             <w:shd w:val="clear" w:color="auto" w:fill="F7FAFC"/>
             <w:vAlign w:val="center"/>
-            <w:tcW w:type="dxa" w:w="1338"/>
+            <w:tcW w:type="dxa" w:w="1507"/>
           </w:tcPr>
           <w:p>
             <w:pPr>
@@ -5237,7 +5832,21 @@
           <w:tcPr>
             <w:shd w:val="clear" w:color="auto" w:fill="F7FAFC"/>
             <w:vAlign w:val="center"/>
-            <w:tcW w:type="dxa" w:w="1601"/>
+            <w:tcW w:type="dxa" w:w="1226"/>
+          </w:tcPr>
+          <w:p>
+            <w:pPr>
+              <w:spacing w:before="20" w:after="20"/>
+              <w:jc w:val="center"/>
+            </w:pPr>
+            <w:r/>
+          </w:p>
+        </w:tc>
+        <w:tc>
+          <w:tcPr>
+            <w:shd w:val="clear" w:color="auto" w:fill="F7FAFC"/>
+            <w:vAlign w:val="center"/>
+            <w:tcW w:type="dxa" w:w="1454"/>
           </w:tcPr>
           <w:p>
             <w:pPr>
@@ -6555,7 +7164,7 @@
           <w:color w:val="FFFFFF"/>
           <w:sz w:val="22"/>
         </w:rPr>
-        <w:t>6 Враќање на документите</w:t>
+        <w:t>6 Враќање на документите и логерите</w:t>
       </w:r>
       <w:r>
         <w:rPr>
@@ -6575,7 +7184,7 @@
           <w:color w:val="FFFFFF"/>
           <w:sz w:val="18"/>
         </w:rPr>
-        <w:t>Return of documents</w:t>
+        <w:t>Return of documents and loggers</w:t>
       </w:r>
     </w:p>
     <w:p>
@@ -6777,7 +7386,7 @@
                 <w:color w:val="000000"/>
                 <w:sz w:val="20"/>
               </w:rPr>
-              <w:t>Податоци од логерот преземени</w:t>
+              <w:t>USB логер вратен и податоците преземени (QA)</w:t>
             </w:r>
             <w:r>
               <w:rPr>
@@ -6797,7 +7406,7 @@
                 <w:color w:val="000000"/>
                 <w:sz w:val="16"/>
               </w:rPr>
-              <w:t>Logger data downloaded</w:t>
+              <w:t>USB logger returned and data downloaded (QA)</w:t>
             </w:r>
           </w:p>
         </w:tc>
@@ -6836,7 +7445,7 @@
                 <w:color w:val="000000"/>
                 <w:sz w:val="20"/>
               </w:rPr>
-              <w:t>GPS извештај генериран</w:t>
+              <w:t>Логери за еднократна употреба / PDF вратени (број)</w:t>
             </w:r>
             <w:r>
               <w:rPr>
@@ -6856,7 +7465,7 @@
                 <w:color w:val="000000"/>
                 <w:sz w:val="16"/>
               </w:rPr>
-              <w:t>GPS report generated</w:t>
+              <w:t>Single-use loggers / PDFs returned (number)</w:t>
             </w:r>
           </w:p>
         </w:tc>

--- a/deliverables/inland_transport_2026-10/docx/WHSOP_003_A04.docx
+++ b/deliverables/inland_transport_2026-10/docx/WHSOP_003_A04.docx
@@ -622,9 +622,9 @@
       </w:tblPr>
       <w:tblGrid>
         <w:gridCol w:w="1564"/>
-        <w:gridCol w:w="2806"/>
-        <w:gridCol w:w="3288"/>
-        <w:gridCol w:w="2806"/>
+        <w:gridCol w:w="3668"/>
+        <w:gridCol w:w="1564"/>
+        <w:gridCol w:w="3668"/>
       </w:tblGrid>
       <w:tr>
         <w:trPr>
@@ -638,6 +638,7 @@
           </w:tcPr>
           <w:p>
             <w:pPr>
+              <w:keepNext/>
               <w:spacing w:before="20" w:after="20"/>
               <w:jc w:val="left"/>
             </w:pPr>
@@ -677,10 +678,11 @@
         <w:tc>
           <w:tcPr>
             <w:vAlign w:val="center"/>
-            <w:tcW w:type="pct" w:w="1340"/>
-          </w:tcPr>
-          <w:p>
-            <w:pPr>
+            <w:tcW w:type="pct" w:w="1752"/>
+          </w:tcPr>
+          <w:p>
+            <w:pPr>
+              <w:keepNext/>
               <w:spacing w:before="20" w:after="20"/>
               <w:jc w:val="center"/>
             </w:pPr>
@@ -691,6 +693,91 @@
           <w:tcPr>
             <w:shd w:val="clear" w:color="auto" w:fill="F2F2F2"/>
             <w:vAlign w:val="center"/>
+            <w:tcW w:type="pct" w:w="747"/>
+          </w:tcPr>
+          <w:p>
+            <w:pPr>
+              <w:keepNext/>
+              <w:spacing w:before="20" w:after="20"/>
+              <w:jc w:val="left"/>
+            </w:pPr>
+            <w:r/>
+            <w:r>
+              <w:rPr>
+                <w:rFonts w:ascii="Calibri" w:hAnsi="Calibri"/>
+                <w:b/>
+                <w:i w:val="0"/>
+                <w:color w:val="000000"/>
+                <w:sz w:val="20"/>
+              </w:rPr>
+              <w:t>Превозник</w:t>
+            </w:r>
+            <w:r>
+              <w:rPr>
+                <w:rFonts w:ascii="Calibri" w:hAnsi="Calibri"/>
+                <w:b w:val="0"/>
+                <w:i w:val="0"/>
+                <w:color w:val="000000"/>
+                <w:sz w:val="16"/>
+              </w:rPr>
+              <w:t xml:space="preserve"> | </w:t>
+            </w:r>
+            <w:r>
+              <w:rPr>
+                <w:rFonts w:ascii="Calibri" w:hAnsi="Calibri"/>
+                <w:b w:val="0"/>
+                <w:i w:val="0"/>
+                <w:color w:val="000000"/>
+                <w:sz w:val="16"/>
+              </w:rPr>
+              <w:t>Carrier</w:t>
+            </w:r>
+          </w:p>
+        </w:tc>
+        <w:tc>
+          <w:tcPr>
+            <w:vAlign w:val="center"/>
+            <w:tcW w:type="pct" w:w="1752"/>
+          </w:tcPr>
+          <w:p>
+            <w:pPr>
+              <w:keepNext/>
+              <w:spacing w:before="20" w:after="20"/>
+              <w:jc w:val="center"/>
+            </w:pPr>
+            <w:r/>
+          </w:p>
+        </w:tc>
+      </w:tr>
+    </w:tbl>
+    <w:tbl>
+      <w:tblPr>
+        <w:jc w:val="center"/>
+        <w:tblLook w:firstColumn="1" w:firstRow="1" w:lastColumn="0" w:lastRow="0" w:noHBand="0" w:noVBand="1" w:val="04A0"/>
+        <w:tblLayout w:type="fixed"/>
+        <w:tblW w:type="pct" w:w="5000"/>
+        <w:tblInd w:type="dxa" w:w="0"/>
+        <w:tblBorders>
+          <w:top w:val="single" w:sz="4" w:space="0" w:color="2B547E"/>
+          <w:left w:val="single" w:sz="4" w:space="0" w:color="2B547E"/>
+          <w:bottom w:val="single" w:sz="4" w:space="0" w:color="2B547E"/>
+          <w:right w:val="single" w:sz="4" w:space="0" w:color="2B547E"/>
+          <w:insideH w:val="single" w:sz="4" w:space="0" w:color="2B547E"/>
+          <w:insideV w:val="single" w:sz="4" w:space="0" w:color="2B547E"/>
+        </w:tblBorders>
+      </w:tblPr>
+      <w:tblGrid>
+        <w:gridCol w:w="3288"/>
+        <w:gridCol w:w="7178"/>
+      </w:tblGrid>
+      <w:tr>
+        <w:trPr>
+          <w:cantSplit/>
+        </w:trPr>
+        <w:tc>
+          <w:tcPr>
+            <w:shd w:val="clear" w:color="auto" w:fill="F2F2F2"/>
+            <w:vAlign w:val="center"/>
             <w:tcW w:type="pct" w:w="1570"/>
           </w:tcPr>
           <w:p>
@@ -734,7 +821,7 @@
         <w:tc>
           <w:tcPr>
             <w:vAlign w:val="center"/>
-            <w:tcW w:type="pct" w:w="1340"/>
+            <w:tcW w:type="pct" w:w="3429"/>
           </w:tcPr>
           <w:p>
             <w:pPr>
@@ -3227,9 +3314,7 @@
       </w:tblPr>
       <w:tblGrid>
         <w:gridCol w:w="3288"/>
-        <w:gridCol w:w="1944"/>
-        <w:gridCol w:w="3288"/>
-        <w:gridCol w:w="1944"/>
+        <w:gridCol w:w="7178"/>
       </w:tblGrid>
       <w:tr>
         <w:trPr>
@@ -3243,6 +3328,7 @@
           </w:tcPr>
           <w:p>
             <w:pPr>
+              <w:keepNext/>
               <w:spacing w:before="20" w:after="20"/>
               <w:jc w:val="left"/>
             </w:pPr>
@@ -3282,16 +3368,43 @@
         <w:tc>
           <w:tcPr>
             <w:vAlign w:val="center"/>
-            <w:tcW w:type="pct" w:w="929"/>
-          </w:tcPr>
-          <w:p>
-            <w:pPr>
-              <w:spacing w:before="20" w:after="20"/>
-              <w:jc w:val="center"/>
-            </w:pPr>
-            <w:r/>
-          </w:p>
-        </w:tc>
+            <w:tcW w:type="pct" w:w="3429"/>
+          </w:tcPr>
+          <w:p>
+            <w:pPr>
+              <w:keepNext/>
+              <w:spacing w:before="20" w:after="20"/>
+              <w:jc w:val="center"/>
+            </w:pPr>
+            <w:r/>
+          </w:p>
+        </w:tc>
+      </w:tr>
+    </w:tbl>
+    <w:tbl>
+      <w:tblPr>
+        <w:jc w:val="center"/>
+        <w:tblLook w:firstColumn="1" w:firstRow="1" w:lastColumn="0" w:lastRow="0" w:noHBand="0" w:noVBand="1" w:val="04A0"/>
+        <w:tblLayout w:type="fixed"/>
+        <w:tblW w:type="pct" w:w="5000"/>
+        <w:tblInd w:type="dxa" w:w="0"/>
+        <w:tblBorders>
+          <w:top w:val="single" w:sz="4" w:space="0" w:color="2B547E"/>
+          <w:left w:val="single" w:sz="4" w:space="0" w:color="2B547E"/>
+          <w:bottom w:val="single" w:sz="4" w:space="0" w:color="2B547E"/>
+          <w:right w:val="single" w:sz="4" w:space="0" w:color="2B547E"/>
+          <w:insideH w:val="single" w:sz="4" w:space="0" w:color="2B547E"/>
+          <w:insideV w:val="single" w:sz="4" w:space="0" w:color="2B547E"/>
+        </w:tblBorders>
+      </w:tblPr>
+      <w:tblGrid>
+        <w:gridCol w:w="3288"/>
+        <w:gridCol w:w="7178"/>
+      </w:tblGrid>
+      <w:tr>
+        <w:trPr>
+          <w:cantSplit/>
+        </w:trPr>
         <w:tc>
           <w:tcPr>
             <w:shd w:val="clear" w:color="auto" w:fill="F2F2F2"/>
@@ -3300,6 +3413,7 @@
           </w:tcPr>
           <w:p>
             <w:pPr>
+              <w:keepNext/>
               <w:spacing w:before="20" w:after="20"/>
               <w:jc w:val="left"/>
             </w:pPr>
@@ -3312,7 +3426,7 @@
                 <w:color w:val="000000"/>
                 <w:sz w:val="20"/>
               </w:rPr>
-              <w:t>Активна контрола на температура (поставена вредност)</w:t>
+              <w:t>Контрола на температура</w:t>
             </w:r>
             <w:r>
               <w:rPr>
@@ -3332,17 +3446,18 @@
                 <w:color w:val="000000"/>
                 <w:sz w:val="16"/>
               </w:rPr>
-              <w:t>Active temperature control (set point)</w:t>
-            </w:r>
-          </w:p>
-        </w:tc>
-        <w:tc>
-          <w:tcPr>
-            <w:vAlign w:val="center"/>
-            <w:tcW w:type="pct" w:w="929"/>
-          </w:tcPr>
-          <w:p>
-            <w:pPr>
+              <w:t>Temperature control</w:t>
+            </w:r>
+          </w:p>
+        </w:tc>
+        <w:tc>
+          <w:tcPr>
+            <w:vAlign w:val="center"/>
+            <w:tcW w:type="pct" w:w="3429"/>
+          </w:tcPr>
+          <w:p>
+            <w:pPr>
+              <w:keepNext/>
               <w:spacing w:before="20" w:after="20"/>
               <w:jc w:val="center"/>
             </w:pPr>
@@ -3355,8 +3470,111 @@
                 <w:color w:val="000000"/>
                 <w:sz w:val="20"/>
               </w:rPr>
-              <w:t>☐ N/A   _</w:t>
-            </w:r>
+              <w:t>☐ Активна</w:t>
+            </w:r>
+            <w:r>
+              <w:rPr>
+                <w:rFonts w:ascii="Calibri" w:hAnsi="Calibri"/>
+                <w:b w:val="0"/>
+                <w:i w:val="0"/>
+                <w:color w:val="000000"/>
+                <w:sz w:val="16"/>
+              </w:rPr>
+              <w:t xml:space="preserve"> | </w:t>
+            </w:r>
+            <w:r>
+              <w:rPr>
+                <w:rFonts w:ascii="Calibri" w:hAnsi="Calibri"/>
+                <w:b w:val="0"/>
+                <w:i/>
+                <w:color w:val="000000"/>
+                <w:sz w:val="16"/>
+              </w:rPr>
+              <w:t>Active   ☐ Пасивна | Passive</w:t>
+            </w:r>
+          </w:p>
+        </w:tc>
+      </w:tr>
+    </w:tbl>
+    <w:tbl>
+      <w:tblPr>
+        <w:jc w:val="center"/>
+        <w:tblLook w:firstColumn="1" w:firstRow="1" w:lastColumn="0" w:lastRow="0" w:noHBand="0" w:noVBand="1" w:val="04A0"/>
+        <w:tblLayout w:type="fixed"/>
+        <w:tblW w:type="pct" w:w="5000"/>
+        <w:tblInd w:type="dxa" w:w="0"/>
+        <w:tblBorders>
+          <w:top w:val="single" w:sz="4" w:space="0" w:color="2B547E"/>
+          <w:left w:val="single" w:sz="4" w:space="0" w:color="2B547E"/>
+          <w:bottom w:val="single" w:sz="4" w:space="0" w:color="2B547E"/>
+          <w:right w:val="single" w:sz="4" w:space="0" w:color="2B547E"/>
+          <w:insideH w:val="single" w:sz="4" w:space="0" w:color="2B547E"/>
+          <w:insideV w:val="single" w:sz="4" w:space="0" w:color="2B547E"/>
+        </w:tblBorders>
+      </w:tblPr>
+      <w:tblGrid>
+        <w:gridCol w:w="3288"/>
+        <w:gridCol w:w="7178"/>
+      </w:tblGrid>
+      <w:tr>
+        <w:trPr>
+          <w:cantSplit/>
+        </w:trPr>
+        <w:tc>
+          <w:tcPr>
+            <w:shd w:val="clear" w:color="auto" w:fill="F2F2F2"/>
+            <w:vAlign w:val="center"/>
+            <w:tcW w:type="pct" w:w="1570"/>
+          </w:tcPr>
+          <w:p>
+            <w:pPr>
+              <w:spacing w:before="20" w:after="20"/>
+              <w:jc w:val="left"/>
+            </w:pPr>
+            <w:r/>
+            <w:r>
+              <w:rPr>
+                <w:rFonts w:ascii="Calibri" w:hAnsi="Calibri"/>
+                <w:b/>
+                <w:i w:val="0"/>
+                <w:color w:val="000000"/>
+                <w:sz w:val="20"/>
+              </w:rPr>
+              <w:t>Поставена вредност (само активна, °C)</w:t>
+            </w:r>
+            <w:r>
+              <w:rPr>
+                <w:rFonts w:ascii="Calibri" w:hAnsi="Calibri"/>
+                <w:b w:val="0"/>
+                <w:i w:val="0"/>
+                <w:color w:val="000000"/>
+                <w:sz w:val="16"/>
+              </w:rPr>
+              <w:t xml:space="preserve"> | </w:t>
+            </w:r>
+            <w:r>
+              <w:rPr>
+                <w:rFonts w:ascii="Calibri" w:hAnsi="Calibri"/>
+                <w:b w:val="0"/>
+                <w:i w:val="0"/>
+                <w:color w:val="000000"/>
+                <w:sz w:val="16"/>
+              </w:rPr>
+              <w:t>Set point (active only, °C)</w:t>
+            </w:r>
+          </w:p>
+        </w:tc>
+        <w:tc>
+          <w:tcPr>
+            <w:vAlign w:val="center"/>
+            <w:tcW w:type="pct" w:w="3429"/>
+          </w:tcPr>
+          <w:p>
+            <w:pPr>
+              <w:spacing w:before="20" w:after="20"/>
+              <w:jc w:val="center"/>
+            </w:pPr>
+            <w:r/>
           </w:p>
         </w:tc>
       </w:tr>
@@ -3438,7 +3656,7 @@
           <w:color w:val="2B547E"/>
           <w:sz w:val="20"/>
         </w:rPr>
-        <w:t>4.1 Точка 1 — Пјурли Плант → возач и придружник</w:t>
+        <w:t>4.1 Точка 1 — Пјурли Плант → превозник</w:t>
       </w:r>
       <w:r>
         <w:rPr>
@@ -3458,7 +3676,7 @@
           <w:color w:val="2B547E"/>
           <w:sz w:val="16"/>
         </w:rPr>
-        <w:t>Transfer 1 — Purely Plant → driver and escort person</w:t>
+        <w:t>Transfer 1 — Purely Plant → carrier</w:t>
       </w:r>
     </w:p>
     <w:p>
@@ -3852,7 +4070,7 @@
                 <w:color w:val="000000"/>
                 <w:sz w:val="18"/>
               </w:rPr>
-              <w:t>Презема (возач)</w:t>
+              <w:t>Презема (возач на превозникот)</w:t>
             </w:r>
             <w:r>
               <w:rPr>
@@ -3872,7 +4090,7 @@
                 <w:color w:val="000000"/>
                 <w:sz w:val="14"/>
               </w:rPr>
-              <w:t>Receives (driver)</w:t>
+              <w:t>Receives (carrier's driver)</w:t>
             </w:r>
           </w:p>
         </w:tc>
@@ -3961,7 +4179,7 @@
                 <w:color w:val="000000"/>
                 <w:sz w:val="18"/>
               </w:rPr>
-              <w:t>Презема (придружник)</w:t>
+              <w:t>Присутен (придружник на Пјурли Плант, ако е одреден)</w:t>
             </w:r>
             <w:r>
               <w:rPr>
@@ -3981,7 +4199,7 @@
                 <w:color w:val="000000"/>
                 <w:sz w:val="14"/>
               </w:rPr>
-              <w:t>Receives (escort person)</w:t>
+              <w:t>Present (Purely Plant accompanying person, if designated)</w:t>
             </w:r>
           </w:p>
         </w:tc>

--- a/deliverables/inland_transport_2026-10/docx/WHSOP_003_A04.docx
+++ b/deliverables/inland_transport_2026-10/docx/WHSOP_003_A04.docx
@@ -835,7 +835,7 @@
     </w:tbl>
     <w:p>
       <w:pPr>
-        <w:keepNext/>
+        <w:keepNext w:val="0"/>
         <w:spacing w:before="0" w:after="0" w:lineRule="exact" w:line="240"/>
       </w:pPr>
     </w:p>
@@ -2376,7 +2376,7 @@
     </w:tbl>
     <w:p>
       <w:pPr>
-        <w:keepNext/>
+        <w:keepNext w:val="0"/>
         <w:spacing w:before="0" w:after="0" w:lineRule="exact" w:line="120"/>
       </w:pPr>
     </w:p>
@@ -2774,7 +2774,7 @@
     </w:tbl>
     <w:p>
       <w:pPr>
-        <w:keepNext/>
+        <w:keepNext w:val="0"/>
         <w:spacing w:before="0" w:after="0" w:lineRule="exact" w:line="240"/>
       </w:pPr>
     </w:p>
@@ -3581,7 +3581,7 @@
     </w:tbl>
     <w:p>
       <w:pPr>
-        <w:keepNext/>
+        <w:keepNext w:val="0"/>
         <w:spacing w:before="0" w:after="0" w:lineRule="exact" w:line="240"/>
       </w:pPr>
     </w:p>
@@ -3631,7 +3631,7 @@
     </w:p>
     <w:p>
       <w:pPr>
-        <w:keepNext/>
+        <w:keepNext w:val="0"/>
         <w:spacing w:before="0" w:after="0" w:lineRule="exact" w:line="160"/>
       </w:pPr>
     </w:p>
@@ -4259,7 +4259,7 @@
     </w:tbl>
     <w:p>
       <w:pPr>
-        <w:keepNext/>
+        <w:keepNext w:val="0"/>
         <w:spacing w:before="0" w:after="0" w:lineRule="exact" w:line="120"/>
       </w:pPr>
     </w:p>
@@ -4899,7 +4899,7 @@
     </w:tbl>
     <w:p>
       <w:pPr>
-        <w:keepNext/>
+        <w:keepNext w:val="0"/>
         <w:spacing w:before="0" w:after="0" w:lineRule="exact" w:line="120"/>
       </w:pPr>
     </w:p>
@@ -5134,7 +5134,7 @@
     </w:tbl>
     <w:p>
       <w:pPr>
-        <w:keepNext/>
+        <w:keepNext w:val="0"/>
         <w:spacing w:before="0" w:after="0" w:lineRule="exact" w:line="160"/>
       </w:pPr>
     </w:p>
@@ -6078,7 +6078,7 @@
     </w:tbl>
     <w:p>
       <w:pPr>
-        <w:keepNext/>
+        <w:keepNext w:val="0"/>
         <w:spacing w:before="0" w:after="0" w:lineRule="exact" w:line="160"/>
       </w:pPr>
     </w:p>
@@ -6600,7 +6600,7 @@
     </w:tbl>
     <w:p>
       <w:pPr>
-        <w:keepNext/>
+        <w:keepNext w:val="0"/>
         <w:spacing w:before="0" w:after="0" w:lineRule="exact" w:line="120"/>
       </w:pPr>
     </w:p>
@@ -6896,7 +6896,7 @@
     </w:tbl>
     <w:p>
       <w:pPr>
-        <w:keepNext/>
+        <w:keepNext w:val="0"/>
         <w:spacing w:before="0" w:after="0" w:lineRule="exact" w:line="240"/>
       </w:pPr>
     </w:p>
@@ -7357,7 +7357,7 @@
     </w:tbl>
     <w:p>
       <w:pPr>
-        <w:keepNext/>
+        <w:keepNext w:val="0"/>
         <w:spacing w:before="0" w:after="0" w:lineRule="exact" w:line="240"/>
       </w:pPr>
     </w:p>

--- a/deliverables/inland_transport_2026-10/docx/WHSOP_003_A04.docx
+++ b/deliverables/inland_transport_2026-10/docx/WHSOP_003_A04.docx
@@ -2382,6 +2382,346 @@
     </w:p>
     <w:tbl>
       <w:tblPr>
+        <w:jc w:val="center"/>
+        <w:tblLook w:firstColumn="1" w:firstRow="1" w:lastColumn="0" w:lastRow="0" w:noHBand="0" w:noVBand="1" w:val="04A0"/>
+        <w:tblLayout w:type="fixed"/>
+        <w:tblW w:type="pct" w:w="5000"/>
+        <w:tblInd w:type="dxa" w:w="0"/>
+        <w:tblBorders>
+          <w:top w:val="single" w:sz="4" w:space="0" w:color="2B547E"/>
+          <w:left w:val="single" w:sz="4" w:space="0" w:color="2B547E"/>
+          <w:bottom w:val="single" w:sz="4" w:space="0" w:color="2B547E"/>
+          <w:right w:val="single" w:sz="4" w:space="0" w:color="2B547E"/>
+          <w:insideH w:val="single" w:sz="4" w:space="0" w:color="2B547E"/>
+          <w:insideV w:val="single" w:sz="4" w:space="0" w:color="2B547E"/>
+        </w:tblBorders>
+      </w:tblPr>
+      <w:tblGrid>
+        <w:gridCol w:w="3288"/>
+        <w:gridCol w:w="7178"/>
+      </w:tblGrid>
+      <w:tr>
+        <w:trPr>
+          <w:cantSplit/>
+        </w:trPr>
+        <w:tc>
+          <w:tcPr>
+            <w:shd w:val="clear" w:color="auto" w:fill="F2F2F2"/>
+            <w:vAlign w:val="center"/>
+            <w:tcW w:type="pct" w:w="1570"/>
+          </w:tcPr>
+          <w:p>
+            <w:pPr>
+              <w:keepNext/>
+              <w:spacing w:before="20" w:after="20"/>
+              <w:jc w:val="left"/>
+            </w:pPr>
+            <w:r/>
+            <w:r>
+              <w:rPr>
+                <w:rFonts w:ascii="Calibri" w:hAnsi="Calibri"/>
+                <w:b/>
+                <w:i w:val="0"/>
+                <w:color w:val="000000"/>
+                <w:sz w:val="20"/>
+              </w:rPr>
+              <w:t>Картон со ретенциони мостри (ID)</w:t>
+            </w:r>
+            <w:r>
+              <w:rPr>
+                <w:rFonts w:ascii="Calibri" w:hAnsi="Calibri"/>
+                <w:b w:val="0"/>
+                <w:i w:val="0"/>
+                <w:color w:val="000000"/>
+                <w:sz w:val="16"/>
+              </w:rPr>
+              <w:t xml:space="preserve"> | </w:t>
+            </w:r>
+            <w:r>
+              <w:rPr>
+                <w:rFonts w:ascii="Calibri" w:hAnsi="Calibri"/>
+                <w:b w:val="0"/>
+                <w:i w:val="0"/>
+                <w:color w:val="000000"/>
+                <w:sz w:val="16"/>
+              </w:rPr>
+              <w:t>Retention-sample carton (ID)</w:t>
+            </w:r>
+          </w:p>
+        </w:tc>
+        <w:tc>
+          <w:tcPr>
+            <w:vAlign w:val="center"/>
+            <w:tcW w:type="pct" w:w="3429"/>
+          </w:tcPr>
+          <w:p>
+            <w:pPr>
+              <w:keepNext/>
+              <w:spacing w:before="20" w:after="20"/>
+              <w:jc w:val="center"/>
+            </w:pPr>
+            <w:r/>
+            <w:r>
+              <w:rPr>
+                <w:rFonts w:ascii="Calibri" w:hAnsi="Calibri"/>
+                <w:b w:val="0"/>
+                <w:i w:val="0"/>
+                <w:color w:val="000000"/>
+                <w:sz w:val="20"/>
+              </w:rPr>
+              <w:t>TR-________-___-RS</w:t>
+            </w:r>
+          </w:p>
+        </w:tc>
+      </w:tr>
+    </w:tbl>
+    <w:tbl>
+      <w:tblPr>
+        <w:jc w:val="center"/>
+        <w:tblLook w:firstColumn="1" w:firstRow="1" w:lastColumn="0" w:lastRow="0" w:noHBand="0" w:noVBand="1" w:val="04A0"/>
+        <w:tblLayout w:type="fixed"/>
+        <w:tblW w:type="pct" w:w="5000"/>
+        <w:tblInd w:type="dxa" w:w="0"/>
+        <w:tblBorders>
+          <w:top w:val="single" w:sz="4" w:space="0" w:color="2B547E"/>
+          <w:left w:val="single" w:sz="4" w:space="0" w:color="2B547E"/>
+          <w:bottom w:val="single" w:sz="4" w:space="0" w:color="2B547E"/>
+          <w:right w:val="single" w:sz="4" w:space="0" w:color="2B547E"/>
+          <w:insideH w:val="single" w:sz="4" w:space="0" w:color="2B547E"/>
+          <w:insideV w:val="single" w:sz="4" w:space="0" w:color="2B547E"/>
+        </w:tblBorders>
+      </w:tblPr>
+      <w:tblGrid>
+        <w:gridCol w:w="3288"/>
+        <w:gridCol w:w="2058"/>
+        <w:gridCol w:w="3061"/>
+        <w:gridCol w:w="2058"/>
+      </w:tblGrid>
+      <w:tr>
+        <w:trPr>
+          <w:cantSplit/>
+        </w:trPr>
+        <w:tc>
+          <w:tcPr>
+            <w:shd w:val="clear" w:color="auto" w:fill="F2F2F2"/>
+            <w:vAlign w:val="center"/>
+            <w:tcW w:type="pct" w:w="1570"/>
+          </w:tcPr>
+          <w:p>
+            <w:pPr>
+              <w:keepNext/>
+              <w:spacing w:before="20" w:after="20"/>
+              <w:jc w:val="left"/>
+            </w:pPr>
+            <w:r/>
+            <w:r>
+              <w:rPr>
+                <w:rFonts w:ascii="Calibri" w:hAnsi="Calibri"/>
+                <w:b/>
+                <w:i w:val="0"/>
+                <w:color w:val="000000"/>
+                <w:sz w:val="20"/>
+              </w:rPr>
+              <w:t>Мостри: купувач / продавач на мало</w:t>
+            </w:r>
+            <w:r>
+              <w:rPr>
+                <w:rFonts w:ascii="Calibri" w:hAnsi="Calibri"/>
+                <w:b w:val="0"/>
+                <w:i w:val="0"/>
+                <w:color w:val="000000"/>
+                <w:sz w:val="16"/>
+              </w:rPr>
+              <w:t xml:space="preserve"> | </w:t>
+            </w:r>
+            <w:r>
+              <w:rPr>
+                <w:rFonts w:ascii="Calibri" w:hAnsi="Calibri"/>
+                <w:b w:val="0"/>
+                <w:i w:val="0"/>
+                <w:color w:val="000000"/>
+                <w:sz w:val="16"/>
+              </w:rPr>
+              <w:t>Samples: buyer / retailer</w:t>
+            </w:r>
+          </w:p>
+        </w:tc>
+        <w:tc>
+          <w:tcPr>
+            <w:vAlign w:val="center"/>
+            <w:tcW w:type="pct" w:w="983"/>
+          </w:tcPr>
+          <w:p>
+            <w:pPr>
+              <w:keepNext/>
+              <w:spacing w:before="20" w:after="20"/>
+              <w:jc w:val="center"/>
+            </w:pPr>
+            <w:r/>
+            <w:r>
+              <w:rPr>
+                <w:rFonts w:ascii="Calibri" w:hAnsi="Calibri"/>
+                <w:b w:val="0"/>
+                <w:i w:val="0"/>
+                <w:color w:val="000000"/>
+                <w:sz w:val="20"/>
+              </w:rPr>
+              <w:t>___ / ___</w:t>
+            </w:r>
+          </w:p>
+        </w:tc>
+        <w:tc>
+          <w:tcPr>
+            <w:shd w:val="clear" w:color="auto" w:fill="F2F2F2"/>
+            <w:vAlign w:val="center"/>
+            <w:tcW w:type="pct" w:w="1462"/>
+          </w:tcPr>
+          <w:p>
+            <w:pPr>
+              <w:keepNext/>
+              <w:spacing w:before="20" w:after="20"/>
+              <w:jc w:val="left"/>
+            </w:pPr>
+            <w:r/>
+            <w:r>
+              <w:rPr>
+                <w:rFonts w:ascii="Calibri" w:hAnsi="Calibri"/>
+                <w:b/>
+                <w:i w:val="0"/>
+                <w:color w:val="000000"/>
+                <w:sz w:val="20"/>
+              </w:rPr>
+              <w:t>Маса на мострите (g)</w:t>
+            </w:r>
+            <w:r>
+              <w:rPr>
+                <w:rFonts w:ascii="Calibri" w:hAnsi="Calibri"/>
+                <w:b w:val="0"/>
+                <w:i w:val="0"/>
+                <w:color w:val="000000"/>
+                <w:sz w:val="16"/>
+              </w:rPr>
+              <w:t xml:space="preserve"> | </w:t>
+            </w:r>
+            <w:r>
+              <w:rPr>
+                <w:rFonts w:ascii="Calibri" w:hAnsi="Calibri"/>
+                <w:b w:val="0"/>
+                <w:i w:val="0"/>
+                <w:color w:val="000000"/>
+                <w:sz w:val="16"/>
+              </w:rPr>
+              <w:t>Sample mass (g)</w:t>
+            </w:r>
+          </w:p>
+        </w:tc>
+        <w:tc>
+          <w:tcPr>
+            <w:vAlign w:val="center"/>
+            <w:tcW w:type="pct" w:w="983"/>
+          </w:tcPr>
+          <w:p>
+            <w:pPr>
+              <w:keepNext/>
+              <w:spacing w:before="20" w:after="20"/>
+              <w:jc w:val="center"/>
+            </w:pPr>
+            <w:r/>
+          </w:p>
+        </w:tc>
+      </w:tr>
+    </w:tbl>
+    <w:tbl>
+      <w:tblPr>
+        <w:jc w:val="center"/>
+        <w:tblLook w:firstColumn="1" w:firstRow="1" w:lastColumn="0" w:lastRow="0" w:noHBand="0" w:noVBand="1" w:val="04A0"/>
+        <w:tblLayout w:type="fixed"/>
+        <w:tblW w:type="pct" w:w="5000"/>
+        <w:tblInd w:type="dxa" w:w="0"/>
+        <w:tblBorders>
+          <w:top w:val="single" w:sz="4" w:space="0" w:color="2B547E"/>
+          <w:left w:val="single" w:sz="4" w:space="0" w:color="2B547E"/>
+          <w:bottom w:val="single" w:sz="4" w:space="0" w:color="2B547E"/>
+          <w:right w:val="single" w:sz="4" w:space="0" w:color="2B547E"/>
+          <w:insideH w:val="single" w:sz="4" w:space="0" w:color="2B547E"/>
+          <w:insideV w:val="single" w:sz="4" w:space="0" w:color="2B547E"/>
+        </w:tblBorders>
+      </w:tblPr>
+      <w:tblGrid>
+        <w:gridCol w:w="1564"/>
+        <w:gridCol w:w="8901"/>
+      </w:tblGrid>
+      <w:tr>
+        <w:trPr>
+          <w:cantSplit/>
+        </w:trPr>
+        <w:tc>
+          <w:tcPr>
+            <w:shd w:val="clear" w:color="auto" w:fill="F2F2F2"/>
+            <w:vAlign w:val="center"/>
+            <w:tcW w:type="pct" w:w="747"/>
+          </w:tcPr>
+          <w:p>
+            <w:pPr>
+              <w:spacing w:before="20" w:after="20"/>
+              <w:jc w:val="left"/>
+            </w:pPr>
+            <w:r/>
+            <w:r>
+              <w:rPr>
+                <w:rFonts w:ascii="Calibri" w:hAnsi="Calibri"/>
+                <w:b/>
+                <w:i w:val="0"/>
+                <w:color w:val="000000"/>
+                <w:sz w:val="20"/>
+              </w:rPr>
+              <w:t>Лента бр.</w:t>
+            </w:r>
+            <w:r>
+              <w:rPr>
+                <w:rFonts w:ascii="Calibri" w:hAnsi="Calibri"/>
+                <w:b w:val="0"/>
+                <w:i w:val="0"/>
+                <w:color w:val="000000"/>
+                <w:sz w:val="16"/>
+              </w:rPr>
+              <w:t xml:space="preserve"> | </w:t>
+            </w:r>
+            <w:r>
+              <w:rPr>
+                <w:rFonts w:ascii="Calibri" w:hAnsi="Calibri"/>
+                <w:b w:val="0"/>
+                <w:i w:val="0"/>
+                <w:color w:val="000000"/>
+                <w:sz w:val="16"/>
+              </w:rPr>
+              <w:t>Tape No.</w:t>
+            </w:r>
+          </w:p>
+        </w:tc>
+        <w:tc>
+          <w:tcPr>
+            <w:vAlign w:val="center"/>
+            <w:tcW w:type="pct" w:w="4252"/>
+          </w:tcPr>
+          <w:p>
+            <w:pPr>
+              <w:spacing w:before="20" w:after="20"/>
+              <w:jc w:val="center"/>
+            </w:pPr>
+            <w:r/>
+          </w:p>
+        </w:tc>
+      </w:tr>
+    </w:tbl>
+    <w:p>
+      <w:pPr>
+        <w:keepNext w:val="0"/>
+        <w:spacing w:before="0" w:after="0" w:lineRule="exact" w:line="120"/>
+      </w:pPr>
+    </w:p>
+    <w:tbl>
+      <w:tblPr>
         <w:tblLook w:firstColumn="1" w:firstRow="1" w:lastColumn="0" w:lastRow="0" w:noHBand="0" w:noVBand="1" w:val="04A0"/>
         <w:tblLayout w:type="fixed"/>
         <w:tblW w:type="dxa" w:w="10466"/>
@@ -2862,7 +3202,6 @@
           </w:tcPr>
           <w:p>
             <w:pPr>
-              <w:keepNext/>
               <w:spacing w:before="20" w:after="20"/>
               <w:jc w:val="left"/>
             </w:pPr>
@@ -2906,7 +3245,6 @@
           </w:tcPr>
           <w:p>
             <w:pPr>
-              <w:keepNext/>
               <w:spacing w:before="20" w:after="20"/>
               <w:jc w:val="center"/>
             </w:pPr>
@@ -2921,7 +3259,6 @@
           </w:tcPr>
           <w:p>
             <w:pPr>
-              <w:keepNext/>
               <w:spacing w:before="20" w:after="20"/>
               <w:jc w:val="left"/>
             </w:pPr>
@@ -2965,7 +3302,6 @@
           </w:tcPr>
           <w:p>
             <w:pPr>
-              <w:keepNext/>
               <w:spacing w:before="20" w:after="20"/>
               <w:jc w:val="center"/>
             </w:pPr>
@@ -3008,7 +3344,6 @@
           </w:tcPr>
           <w:p>
             <w:pPr>
-              <w:keepNext/>
               <w:spacing w:before="20" w:after="20"/>
               <w:jc w:val="left"/>
             </w:pPr>
@@ -3052,7 +3387,6 @@
           </w:tcPr>
           <w:p>
             <w:pPr>
-              <w:keepNext/>
               <w:spacing w:before="20" w:after="20"/>
               <w:jc w:val="center"/>
             </w:pPr>
@@ -3067,7 +3401,6 @@
           </w:tcPr>
           <w:p>
             <w:pPr>
-              <w:keepNext/>
               <w:spacing w:before="20" w:after="20"/>
               <w:jc w:val="left"/>
             </w:pPr>
@@ -3111,7 +3444,6 @@
           </w:tcPr>
           <w:p>
             <w:pPr>
-              <w:keepNext/>
               <w:spacing w:before="20" w:after="20"/>
               <w:jc w:val="center"/>
             </w:pPr>
@@ -3154,7 +3486,6 @@
           </w:tcPr>
           <w:p>
             <w:pPr>
-              <w:keepNext/>
               <w:spacing w:before="20" w:after="20"/>
               <w:jc w:val="left"/>
             </w:pPr>
@@ -3198,7 +3529,6 @@
           </w:tcPr>
           <w:p>
             <w:pPr>
-              <w:keepNext/>
               <w:spacing w:before="20" w:after="20"/>
               <w:jc w:val="center"/>
             </w:pPr>
@@ -3243,7 +3573,6 @@
           </w:tcPr>
           <w:p>
             <w:pPr>
-              <w:keepNext/>
               <w:spacing w:before="20" w:after="20"/>
               <w:jc w:val="left"/>
             </w:pPr>
@@ -3287,7 +3616,6 @@
           </w:tcPr>
           <w:p>
             <w:pPr>
-              <w:keepNext/>
               <w:spacing w:before="20" w:after="20"/>
               <w:jc w:val="center"/>
             </w:pPr>
@@ -3328,7 +3656,6 @@
           </w:tcPr>
           <w:p>
             <w:pPr>
-              <w:keepNext/>
               <w:spacing w:before="20" w:after="20"/>
               <w:jc w:val="left"/>
             </w:pPr>
@@ -3372,7 +3699,6 @@
           </w:tcPr>
           <w:p>
             <w:pPr>
-              <w:keepNext/>
               <w:spacing w:before="20" w:after="20"/>
               <w:jc w:val="center"/>
             </w:pPr>
@@ -3413,7 +3739,6 @@
           </w:tcPr>
           <w:p>
             <w:pPr>
-              <w:keepNext/>
               <w:spacing w:before="20" w:after="20"/>
               <w:jc w:val="left"/>
             </w:pPr>
@@ -3457,7 +3782,6 @@
           </w:tcPr>
           <w:p>
             <w:pPr>
-              <w:keepNext/>
               <w:spacing w:before="20" w:after="20"/>
               <w:jc w:val="center"/>
             </w:pPr>
@@ -4528,7 +4852,7 @@
                 <w:color w:val="000000"/>
                 <w:sz w:val="18"/>
               </w:rPr>
-              <w:t>Завиткувањето и лентите се цели</w:t>
+              <w:t>Картонот со ретенциони мостри е натоварен, лентата е цела</w:t>
             </w:r>
             <w:r>
               <w:rPr>
@@ -4548,7 +4872,7 @@
                 <w:color w:val="000000"/>
                 <w:sz w:val="14"/>
               </w:rPr>
-              <w:t>Wrapping and tapes intact</w:t>
+              <w:t>Retention-sample carton loaded, tape intact</w:t>
             </w:r>
           </w:p>
         </w:tc>
@@ -4608,7 +4932,7 @@
                 <w:color w:val="000000"/>
                 <w:sz w:val="18"/>
               </w:rPr>
-              <w:t>Пломбата на вратата е поставена и бројот е проверен</w:t>
+              <w:t>Завиткувањето и лентите се цели</w:t>
             </w:r>
             <w:r>
               <w:rPr>
@@ -4628,7 +4952,7 @@
                 <w:color w:val="000000"/>
                 <w:sz w:val="14"/>
               </w:rPr>
-              <w:t>Door seal applied and number verified</w:t>
+              <w:t>Wrapping and tapes intact</w:t>
             </w:r>
           </w:p>
         </w:tc>
@@ -4686,7 +5010,7 @@
                 <w:color w:val="000000"/>
                 <w:sz w:val="18"/>
               </w:rPr>
-              <w:t>Документите се предадени (A04, A05, листи на пакување, картичка за итни случаи)</w:t>
+              <w:t>Пломбата на вратата е поставена и бројот е проверен</w:t>
             </w:r>
             <w:r>
               <w:rPr>
@@ -4706,7 +5030,7 @@
                 <w:color w:val="000000"/>
                 <w:sz w:val="14"/>
               </w:rPr>
-              <w:t>Documents handed over (A04, A05, packing lists, emergency card)</w:t>
+              <w:t>Door seal applied and number verified</w:t>
             </w:r>
           </w:p>
         </w:tc>
@@ -4766,7 +5090,7 @@
                 <w:color w:val="000000"/>
                 <w:sz w:val="18"/>
               </w:rPr>
-              <w:t>Полициското придружување е присутно</w:t>
+              <w:t>Документите се предадени (A04, A05, листи на пакување, картичка за итни случаи)</w:t>
             </w:r>
             <w:r>
               <w:rPr>
@@ -4786,7 +5110,7 @@
                 <w:color w:val="000000"/>
                 <w:sz w:val="14"/>
               </w:rPr>
-              <w:t>Police escort present</w:t>
+              <w:t>Documents handed over (A04, A05, packing lists, emergency card)</w:t>
             </w:r>
           </w:p>
         </w:tc>
@@ -4831,6 +5155,7 @@
           </w:tcPr>
           <w:p>
             <w:pPr>
+              <w:keepNext/>
               <w:spacing w:before="20" w:after="20"/>
               <w:jc w:val="center"/>
             </w:pPr>
@@ -4843,6 +5168,85 @@
                 <w:color w:val="000000"/>
                 <w:sz w:val="18"/>
               </w:rPr>
+              <w:t>Полициското придружување е присутно</w:t>
+            </w:r>
+            <w:r>
+              <w:rPr>
+                <w:rFonts w:ascii="Calibri" w:hAnsi="Calibri"/>
+                <w:b w:val="0"/>
+                <w:i w:val="0"/>
+                <w:color w:val="000000"/>
+                <w:sz w:val="14"/>
+              </w:rPr>
+              <w:t xml:space="preserve"> | </w:t>
+            </w:r>
+            <w:r>
+              <w:rPr>
+                <w:rFonts w:ascii="Calibri" w:hAnsi="Calibri"/>
+                <w:b w:val="0"/>
+                <w:i/>
+                <w:color w:val="000000"/>
+                <w:sz w:val="14"/>
+              </w:rPr>
+              <w:t>Police escort present</w:t>
+            </w:r>
+          </w:p>
+        </w:tc>
+        <w:tc>
+          <w:tcPr>
+            <w:shd w:val="clear" w:color="auto" w:fill="F7FAFC"/>
+            <w:vAlign w:val="center"/>
+            <w:tcW w:type="dxa" w:w="1857"/>
+          </w:tcPr>
+          <w:p>
+            <w:pPr>
+              <w:keepNext/>
+              <w:spacing w:before="20" w:after="20"/>
+              <w:jc w:val="center"/>
+            </w:pPr>
+            <w:r/>
+          </w:p>
+        </w:tc>
+        <w:tc>
+          <w:tcPr>
+            <w:shd w:val="clear" w:color="auto" w:fill="F7FAFC"/>
+            <w:vAlign w:val="center"/>
+            <w:tcW w:type="dxa" w:w="1705"/>
+          </w:tcPr>
+          <w:p>
+            <w:pPr>
+              <w:keepNext/>
+              <w:spacing w:before="20" w:after="20"/>
+              <w:jc w:val="center"/>
+            </w:pPr>
+            <w:r/>
+          </w:p>
+        </w:tc>
+      </w:tr>
+      <w:tr>
+        <w:trPr>
+          <w:cantSplit/>
+        </w:trPr>
+        <w:tc>
+          <w:tcPr>
+            <w:shd w:val="clear" w:color="auto" w:fill="F2F2F2"/>
+            <w:vAlign w:val="center"/>
+            <w:tcW w:type="dxa" w:w="6904"/>
+          </w:tcPr>
+          <w:p>
+            <w:pPr>
+              <w:spacing w:before="20" w:after="20"/>
+              <w:jc w:val="center"/>
+            </w:pPr>
+            <w:r/>
+            <w:r>
+              <w:rPr>
+                <w:rFonts w:ascii="Calibri" w:hAnsi="Calibri"/>
+                <w:b w:val="0"/>
+                <w:i w:val="0"/>
+                <w:color w:val="000000"/>
+                <w:sz w:val="18"/>
+              </w:rPr>
               <w:t>Лицата се брифирани</w:t>
             </w:r>
             <w:r>
@@ -4869,7 +5273,6 @@
         </w:tc>
         <w:tc>
           <w:tcPr>
-            <w:shd w:val="clear" w:color="auto" w:fill="F7FAFC"/>
             <w:vAlign w:val="center"/>
             <w:tcW w:type="dxa" w:w="1857"/>
           </w:tcPr>
@@ -4883,7 +5286,6 @@
         </w:tc>
         <w:tc>
           <w:tcPr>
-            <w:shd w:val="clear" w:color="auto" w:fill="F7FAFC"/>
             <w:vAlign w:val="center"/>
             <w:tcW w:type="dxa" w:w="1705"/>
           </w:tcPr>
